--- a/files/olimpiady/programma-podgotovki-olimpiada-obzr-2026-2027.docx
+++ b/files/olimpiady/programma-podgotovki-olimpiada-obzr-2026-2027.docx
@@ -4,12 +4,7 @@
   <w:body>
     <w:p>
       <w:pPr>
-        <w:spacing w:after="1100"/>
-      </w:pPr>
-    </w:p>
-    <w:p>
-      <w:pPr>
-        <w:spacing w:after="0" w:before="0" w:line="300"/>
+        <w:spacing w:after="0" w:before="0" w:line="264"/>
         <w:jc w:val="center"/>
       </w:pPr>
       <w:r>
@@ -23,7 +18,7 @@
     </w:p>
     <w:p>
       <w:pPr>
-        <w:spacing w:after="800" w:before="0" w:line="300"/>
+        <w:spacing w:after="200" w:before="0" w:line="264"/>
         <w:jc w:val="center"/>
       </w:pPr>
       <w:r>
@@ -37,7 +32,7 @@
     </w:p>
     <w:p>
       <w:pPr>
-        <w:spacing w:after="120" w:before="0" w:line="300"/>
+        <w:spacing w:after="40" w:before="0" w:line="264"/>
         <w:jc w:val="center"/>
       </w:pPr>
       <w:r>
@@ -53,7 +48,7 @@
     </w:p>
     <w:p>
       <w:pPr>
-        <w:spacing w:after="120" w:before="0" w:line="300"/>
+        <w:spacing w:after="40" w:before="0" w:line="264"/>
         <w:jc w:val="center"/>
       </w:pPr>
       <w:r>
@@ -61,104 +56,158 @@
           <w:rFonts w:ascii="Times New Roman" w:cs="Times New Roman" w:eastAsia="Times New Roman" w:hAnsi="Times New Roman"/>
           <w:b/>
           <w:bCs/>
-          <w:sz w:val="28"/>
-          <w:szCs w:val="28"/>
-        </w:rPr>
-        <w:t xml:space="preserve">к всероссийской олимпиаде школьников по основам безопасности и защиты Родины</w:t>
-      </w:r>
-    </w:p>
-    <w:p>
-      <w:pPr>
-        <w:spacing w:after="300" w:before="0" w:line="300"/>
-        <w:jc w:val="center"/>
-      </w:pPr>
-      <w:r>
-        <w:rPr>
-          <w:rFonts w:ascii="Times New Roman" w:cs="Times New Roman" w:eastAsia="Times New Roman" w:hAnsi="Times New Roman"/>
           <w:sz w:val="26"/>
           <w:szCs w:val="26"/>
         </w:rPr>
+        <w:t xml:space="preserve">к всероссийской олимпиаде школьников по основам безопасности и защиты Родины</w:t>
+      </w:r>
+    </w:p>
+    <w:p>
+      <w:pPr>
+        <w:spacing w:after="40" w:before="0" w:line="264"/>
+        <w:jc w:val="center"/>
+      </w:pPr>
+      <w:r>
+        <w:rPr>
+          <w:rFonts w:ascii="Times New Roman" w:cs="Times New Roman" w:eastAsia="Times New Roman" w:hAnsi="Times New Roman"/>
+          <w:sz w:val="24"/>
+          <w:szCs w:val="24"/>
+        </w:rPr>
         <w:t xml:space="preserve">для обучающихся 8–11 классов</w:t>
       </w:r>
     </w:p>
     <w:p>
       <w:pPr>
-        <w:spacing w:after="1500" w:before="0" w:line="300"/>
+        <w:spacing w:after="160" w:before="0" w:line="264"/>
         <w:jc w:val="center"/>
       </w:pPr>
       <w:r>
         <w:rPr>
           <w:rFonts w:ascii="Times New Roman" w:cs="Times New Roman" w:eastAsia="Times New Roman" w:hAnsi="Times New Roman"/>
+          <w:sz w:val="24"/>
+          <w:szCs w:val="24"/>
+        </w:rPr>
+        <w:t xml:space="preserve">2026–2027 учебный год</w:t>
+      </w:r>
+    </w:p>
+    <w:p>
+      <w:pPr>
+        <w:spacing w:after="0" w:before="0" w:line="264"/>
+        <w:jc w:val="right"/>
+      </w:pPr>
+      <w:r>
+        <w:rPr>
+          <w:rFonts w:ascii="Times New Roman" w:cs="Times New Roman" w:eastAsia="Times New Roman" w:hAnsi="Times New Roman"/>
+          <w:i/>
+          <w:iCs/>
+          <w:sz w:val="24"/>
+          <w:szCs w:val="24"/>
+        </w:rPr>
+        <w:t xml:space="preserve">Составитель: Дёмин А. Ю.,</w:t>
+      </w:r>
+    </w:p>
+    <w:p>
+      <w:pPr>
+        <w:spacing w:after="0" w:before="0" w:line="264"/>
+        <w:jc w:val="right"/>
+      </w:pPr>
+      <w:r>
+        <w:rPr>
+          <w:rFonts w:ascii="Times New Roman" w:cs="Times New Roman" w:eastAsia="Times New Roman" w:hAnsi="Times New Roman"/>
+          <w:i/>
+          <w:iCs/>
+          <w:sz w:val="24"/>
+          <w:szCs w:val="24"/>
+        </w:rPr>
+        <w:t xml:space="preserve">преподаватель-организатор ОБЗР</w:t>
+      </w:r>
+    </w:p>
+    <w:p>
+      <w:pPr>
+        <w:spacing w:after="200"/>
+      </w:pPr>
+    </w:p>
+    <w:p>
+      <w:pPr>
+        <w:keepNext/>
+        <w:spacing w:after="120" w:before="240"/>
+        <w:jc w:val="center"/>
+      </w:pPr>
+      <w:r>
+        <w:rPr>
+          <w:rFonts w:ascii="Times New Roman" w:cs="Times New Roman" w:eastAsia="Times New Roman" w:hAnsi="Times New Roman"/>
+          <w:b/>
+          <w:bCs/>
           <w:sz w:val="26"/>
           <w:szCs w:val="26"/>
         </w:rPr>
-        <w:t xml:space="preserve">2026–2027 учебный год</w:t>
-      </w:r>
-    </w:p>
-    <w:p>
-      <w:pPr>
-        <w:spacing w:after="0"/>
-        <w:jc w:val="right"/>
-      </w:pPr>
-      <w:r>
-        <w:rPr>
-          <w:rFonts w:ascii="Times New Roman" w:cs="Times New Roman" w:eastAsia="Times New Roman" w:hAnsi="Times New Roman"/>
-          <w:sz w:val="24"/>
-          <w:szCs w:val="24"/>
-        </w:rPr>
-        <w:t xml:space="preserve">Составитель: </w:t>
-      </w:r>
-      <w:r>
-        <w:rPr>
-          <w:rFonts w:ascii="Times New Roman" w:cs="Times New Roman" w:eastAsia="Times New Roman" w:hAnsi="Times New Roman"/>
-          <w:sz w:val="24"/>
-          <w:szCs w:val="24"/>
-        </w:rPr>
-        <w:t xml:space="preserve">Дёмин А. Ю.</w:t>
-      </w:r>
-      <w:r>
-        <w:rPr>
-          <w:rFonts w:ascii="Times New Roman" w:cs="Times New Roman" w:eastAsia="Times New Roman" w:hAnsi="Times New Roman"/>
-          <w:sz w:val="24"/>
-          <w:szCs w:val="24"/>
-        </w:rPr>
-        <w:t xml:space="preserve">,</w:t>
-      </w:r>
-    </w:p>
-    <w:p>
-      <w:pPr>
-        <w:spacing w:after="1400"/>
-        <w:jc w:val="right"/>
-      </w:pPr>
-      <w:r>
-        <w:rPr>
-          <w:rFonts w:ascii="Times New Roman" w:cs="Times New Roman" w:eastAsia="Times New Roman" w:hAnsi="Times New Roman"/>
-          <w:sz w:val="24"/>
-          <w:szCs w:val="24"/>
-        </w:rPr>
-        <w:t xml:space="preserve">преподаватель-организатор ОБЗР</w:t>
-      </w:r>
-    </w:p>
-    <w:p>
-      <w:pPr>
-        <w:spacing w:after="0" w:before="0" w:line="300"/>
-        <w:jc w:val="center"/>
-      </w:pPr>
-      <w:r>
-        <w:rPr>
-          <w:rFonts w:ascii="Times New Roman" w:cs="Times New Roman" w:eastAsia="Times New Roman" w:hAnsi="Times New Roman"/>
-          <w:sz w:val="24"/>
-          <w:szCs w:val="24"/>
-        </w:rPr>
-        <w:t xml:space="preserve">г. Лысково, 2026 год</w:t>
-      </w:r>
-    </w:p>
-    <w:p>
-      <w:pPr>
-        <w:pStyle w:val="Heading1"/>
+        <w:t xml:space="preserve">1. Пояснительная записка</w:t>
+      </w:r>
+    </w:p>
+    <w:p>
+      <w:pPr>
+        <w:spacing w:after="100" w:before="0" w:line="264"/>
+        <w:ind w:firstLine="567"/>
+        <w:jc w:val="both"/>
+      </w:pPr>
+      <w:r>
+        <w:rPr>
+          <w:rFonts w:ascii="Times New Roman" w:cs="Times New Roman" w:eastAsia="Times New Roman" w:hAnsi="Times New Roman"/>
+          <w:sz w:val="24"/>
+          <w:szCs w:val="24"/>
+        </w:rPr>
+        <w:t xml:space="preserve">Программа рассчитана на обучающихся 8–11 классов МБОУ СШ № 2 г. Лысково, проявляющих интерес к предмету «Основы безопасности и защиты Родины» (ОБЗР) и готовых к систематической подготовке к всероссийской олимпиаде школьников (далее — олимпиада). Она дополняет федеральные рабочие программы ОБЗР и не заменяет их: на уроках обучающиеся осваивают обязательный объём содержания, а в рамках подготовки углубляют знания, отрабатывают практические навыки и учатся решать задания олимпиадного уровня.</w:t>
+      </w:r>
+    </w:p>
+    <w:p>
+      <w:pPr>
+        <w:spacing w:after="100" w:before="0" w:line="264"/>
+        <w:ind w:firstLine="567"/>
+        <w:jc w:val="both"/>
+      </w:pPr>
+      <w:r>
+        <w:rPr>
+          <w:rFonts w:ascii="Times New Roman" w:cs="Times New Roman" w:eastAsia="Times New Roman" w:hAnsi="Times New Roman"/>
+          <w:sz w:val="24"/>
+          <w:szCs w:val="24"/>
+        </w:rPr>
+        <w:t xml:space="preserve">Школьный этап олимпиады проводится для 5–11 классов, муниципальный — для 7–11, региональный и заключительный — для 9–11 классов. Участник выполняет задания своего или более старшего класса. Кружок работает с 8–11 классами; обучающиеся 5–7 классов участвуют в школьном этапе по общим правилам, к подготовке в кружке могут присоединиться по решению руководителя.</w:t>
+      </w:r>
+    </w:p>
+    <w:p>
+      <w:pPr>
+        <w:spacing w:after="100" w:before="0" w:line="264"/>
+        <w:ind w:firstLine="567"/>
+        <w:jc w:val="both"/>
+      </w:pPr>
+      <w:r>
+        <w:rPr>
+          <w:rFonts w:ascii="Times New Roman" w:cs="Times New Roman" w:eastAsia="Times New Roman" w:hAnsi="Times New Roman"/>
+          <w:sz w:val="24"/>
+          <w:szCs w:val="24"/>
+        </w:rPr>
+        <w:t xml:space="preserve">На школьном и муниципальном этапах олимпиада по ОБЗР состоит из теоретического и практического туров. Теория включает тестовые задания закрытого типа и развёрнутые вопросы (ситуационные задачи); практика — первую помощь, выживание в природной среде, безопасность в быту, действия в чрезвычайных ситуациях природного и техногенного характера и элементы военной подготовки. Содержание программы ориентировано на федеральные рабочие программы ОБЗР основного и среднего общего образования, включая военную подготовку.</w:t>
+      </w:r>
+    </w:p>
+    <w:p>
+      <w:pPr>
+        <w:spacing w:after="100" w:before="40" w:line="264"/>
+        <w:ind w:firstLine="567"/>
+        <w:jc w:val="both"/>
+      </w:pPr>
+      <w:r>
+        <w:rPr>
+          <w:rFonts w:ascii="Times New Roman" w:cs="Times New Roman" w:eastAsia="Times New Roman" w:hAnsi="Times New Roman"/>
+          <w:sz w:val="24"/>
+          <w:szCs w:val="24"/>
+        </w:rPr>
+        <w:t xml:space="preserve">Порядок проведения олимпиады — приказ Минпросвещения России от 27.11.2020 № 678 (ред. от 18.08.2025). Параметры туров заданы методическими рекомендациями центральной предметно-методической комиссии (ЦПМК) по ОБЗР и ежегодными приказами организаторов; перед этапами сверяйтесь с актуальными требованиями.</w:t>
+      </w:r>
+    </w:p>
+    <w:p>
+      <w:pPr>
         <w:keepNext/>
-        <w:pageBreakBefore/>
-        <w:spacing w:after="160" w:before="0"/>
+        <w:spacing w:after="120" w:before="240"/>
         <w:jc w:val="center"/>
       </w:pPr>
       <w:r>
@@ -166,16 +215,16 @@
           <w:rFonts w:ascii="Times New Roman" w:cs="Times New Roman" w:eastAsia="Times New Roman" w:hAnsi="Times New Roman"/>
           <w:b/>
           <w:bCs/>
-          <w:sz w:val="28"/>
-          <w:szCs w:val="28"/>
-        </w:rPr>
-        <w:t xml:space="preserve">1. Пояснительная записка</w:t>
-      </w:r>
-    </w:p>
-    <w:p>
-      <w:pPr>
-        <w:spacing w:after="100" w:before="0" w:line="300"/>
-        <w:ind w:left="0" w:firstLine="567"/>
+          <w:sz w:val="26"/>
+          <w:szCs w:val="26"/>
+        </w:rPr>
+        <w:t xml:space="preserve">2. Цель и задачи</w:t>
+      </w:r>
+    </w:p>
+    <w:p>
+      <w:pPr>
+        <w:spacing w:after="100" w:before="0" w:line="264"/>
+        <w:ind w:firstLine="567"/>
         <w:jc w:val="both"/>
       </w:pPr>
       <w:r>
@@ -184,124 +233,13 @@
           <w:sz w:val="24"/>
           <w:szCs w:val="24"/>
         </w:rPr>
-        <w:t xml:space="preserve">Программа рассчитана на обучающихся 8–11 классов МБОУ СШ № 2 г. Лысково, проявляющих интерес к предмету «Основы безопасности и защиты Родины» (ОБЗР) и готовых к систематической подготовке к всероссийской олимпиаде школьников (далее — олимпиада). Она дополняет федеральную рабочую программу по ОБЗР и не заменяет её: на уроках обучающиеся осваивают обязательный объём содержания, а в рамках подготовки углубляют знания, отрабатывают практические навыки и учатся решать задания олимпиадного уровня.</w:t>
-      </w:r>
-    </w:p>
-    <w:p>
-      <w:pPr>
-        <w:spacing w:after="100" w:before="0" w:line="300"/>
-        <w:ind w:left="0" w:firstLine="567"/>
-        <w:jc w:val="both"/>
-      </w:pPr>
-      <w:r>
-        <w:rPr>
-          <w:rFonts w:ascii="Times New Roman" w:cs="Times New Roman" w:eastAsia="Times New Roman" w:hAnsi="Times New Roman"/>
-          <w:sz w:val="24"/>
-          <w:szCs w:val="24"/>
-        </w:rPr>
-        <w:t xml:space="preserve">Олимпиада по ОБЗР состоит из теоретического и практического туров. Теоретический тур включает тестовые задания, ситуационные задачи и кейсы; практический — оказание первой помощи, действия в чрезвычайных ситуациях, ориентирование и военно-прикладные навыки. Содержание ориентировано на одиннадцать модулей курса ОБЗР, включая модуль «Военная подготовка. Основы военных знаний».</w:t>
-      </w:r>
-    </w:p>
-    <w:tbl>
-      <w:tblPr>
-        <w:tblW w:type="dxa" w:w="9638"/>
-        <w:tblBorders>
-          <w:top w:val="single" w:color="auto" w:sz="4"/>
-          <w:left w:val="single" w:color="auto" w:sz="4"/>
-          <w:bottom w:val="single" w:color="auto" w:sz="4"/>
-          <w:right w:val="single" w:color="auto" w:sz="4"/>
-          <w:insideH w:val="single" w:color="auto" w:sz="4"/>
-          <w:insideV w:val="single" w:color="auto" w:sz="4"/>
-        </w:tblBorders>
-      </w:tblPr>
-      <w:tblGrid>
-        <w:gridCol w:w="9638"/>
-      </w:tblGrid>
-      <w:tr>
-        <w:tc>
-          <w:tcPr>
-            <w:tcW w:type="dxa" w:w="9638"/>
-            <w:tcBorders>
-              <w:top w:val="single" w:color="E0A040" w:sz="6"/>
-              <w:left w:val="single" w:color="E0A040" w:sz="6"/>
-              <w:bottom w:val="single" w:color="E0A040" w:sz="6"/>
-              <w:right w:val="single" w:color="E0A040" w:sz="6"/>
-            </w:tcBorders>
-            <w:shd w:fill="FFF6E5" w:color="auto" w:val="clear"/>
-            <w:tcMar>
-              <w:top w:type="dxa" w:w="90"/>
-              <w:left w:type="dxa" w:w="140"/>
-              <w:bottom w:type="dxa" w:w="90"/>
-              <w:right w:type="dxa" w:w="140"/>
-            </w:tcMar>
-          </w:tcPr>
-          <w:p>
-            <w:pPr>
-              <w:spacing w:line="276"/>
-              <w:jc w:val="both"/>
-            </w:pPr>
-            <w:r>
-              <w:rPr>
-                <w:rFonts w:ascii="Times New Roman" w:cs="Times New Roman" w:eastAsia="Times New Roman" w:hAnsi="Times New Roman"/>
-                <w:sz w:val="22"/>
-                <w:szCs w:val="22"/>
-              </w:rPr>
-              <w:t xml:space="preserve">Сроки и требования каждого года определяют Порядок проведения всероссийской олимпиады школьников (приказ Минпросвещения России от 27.11.2020 № 678 в действующей редакции) и ежегодные приказы органов образования. Структура туров и баллы указаны по практике школы; перед этапами сверяйтесь с актуальными требованиями организаторов.</w:t>
-            </w:r>
-          </w:p>
-        </w:tc>
-      </w:tr>
-    </w:tbl>
-    <w:p>
-      <w:pPr>
-        <w:spacing w:after="120"/>
-      </w:pPr>
-    </w:p>
-    <w:p>
-      <w:pPr>
-        <w:pStyle w:val="Heading1"/>
+        <w:t xml:space="preserve">Цель: создание условий для выявления и развития способностей обучающихся в области безопасности жизнедеятельности и обороны, подготовка к успешному выступлению на муниципальном и региональном этапах олимпиады.</w:t>
+      </w:r>
+    </w:p>
+    <w:p>
+      <w:pPr>
         <w:keepNext/>
-        <w:spacing w:after="160" w:before="240"/>
-        <w:jc w:val="center"/>
-      </w:pPr>
-      <w:r>
-        <w:rPr>
-          <w:rFonts w:ascii="Times New Roman" w:cs="Times New Roman" w:eastAsia="Times New Roman" w:hAnsi="Times New Roman"/>
-          <w:b/>
-          <w:bCs/>
-          <w:sz w:val="28"/>
-          <w:szCs w:val="28"/>
-        </w:rPr>
-        <w:t xml:space="preserve">2. Цель и задачи</w:t>
-      </w:r>
-    </w:p>
-    <w:p>
-      <w:pPr>
-        <w:spacing w:after="100" w:before="0" w:line="300"/>
-        <w:ind w:left="0" w:firstLine="567"/>
-        <w:jc w:val="both"/>
-      </w:pPr>
-      <w:r>
-        <w:rPr>
-          <w:rFonts w:ascii="Times New Roman" w:cs="Times New Roman" w:eastAsia="Times New Roman" w:hAnsi="Times New Roman"/>
-          <w:sz w:val="24"/>
-          <w:szCs w:val="24"/>
-        </w:rPr>
-        <w:t xml:space="preserve">Цель:</w:t>
-      </w:r>
-      <w:r>
-        <w:rPr>
-          <w:rFonts w:ascii="Times New Roman" w:cs="Times New Roman" w:eastAsia="Times New Roman" w:hAnsi="Times New Roman"/>
-          <w:sz w:val="24"/>
-          <w:szCs w:val="24"/>
-        </w:rPr>
-        <w:t xml:space="preserve"> создание условий для выявления и развития способностей обучающихся в области безопасности жизнедеятельности и обороны, подготовка к успешному выступлению на муниципальном и региональном этапах олимпиады.</w:t>
-      </w:r>
-    </w:p>
-    <w:p>
-      <w:pPr>
-        <w:spacing w:after="100" w:before="0" w:line="300"/>
-        <w:ind w:left="0" w:firstLine="567"/>
+        <w:spacing w:after="100" w:before="0" w:line="264"/>
         <w:jc w:val="both"/>
       </w:pPr>
       <w:r>
@@ -320,7 +258,7 @@
           <w:ilvl w:val="0"/>
           <w:numId w:val="2"/>
         </w:numPr>
-        <w:spacing w:after="60" w:line="288"/>
+        <w:spacing w:after="60" w:line="258"/>
         <w:jc w:val="both"/>
       </w:pPr>
       <w:r>
@@ -329,7 +267,7 @@
           <w:sz w:val="24"/>
           <w:szCs w:val="24"/>
         </w:rPr>
-        <w:t xml:space="preserve">углубить знания по модулям курса ОБЗР и нормативным основам безопасности (законы и подзаконные акты);</w:t>
+        <w:t xml:space="preserve">углубить знания по содержанию курса ОБЗР и нормативным основам безопасности (законы и подзаконные акты);</w:t>
       </w:r>
     </w:p>
     <w:p>
@@ -339,7 +277,7 @@
           <w:ilvl w:val="0"/>
           <w:numId w:val="2"/>
         </w:numPr>
-        <w:spacing w:after="60" w:line="288"/>
+        <w:spacing w:after="60" w:line="258"/>
         <w:jc w:val="both"/>
       </w:pPr>
       <w:r>
@@ -348,7 +286,7 @@
           <w:sz w:val="24"/>
           <w:szCs w:val="24"/>
         </w:rPr>
-        <w:t xml:space="preserve">сформировать умение решать ситуационные задачи и кейсы, обосновывать выбор решения;</w:t>
+        <w:t xml:space="preserve">сформировать умение решать ситуационные задачи и тесты, обосновывать выбор решения;</w:t>
       </w:r>
     </w:p>
     <w:p>
@@ -358,7 +296,7 @@
           <w:ilvl w:val="0"/>
           <w:numId w:val="2"/>
         </w:numPr>
-        <w:spacing w:after="60" w:line="288"/>
+        <w:spacing w:after="60" w:line="258"/>
         <w:jc w:val="both"/>
       </w:pPr>
       <w:r>
@@ -367,7 +305,7 @@
           <w:sz w:val="24"/>
           <w:szCs w:val="24"/>
         </w:rPr>
-        <w:t xml:space="preserve">отработать практические навыки: первая помощь, действия в чрезвычайных ситуациях, ориентирование, строевая и военно-прикладная подготовка;</w:t>
+        <w:t xml:space="preserve">отработать практические навыки: первая помощь, действия в чрезвычайных ситуациях, ориентирование и выживание, военная подготовка;</w:t>
       </w:r>
     </w:p>
     <w:p>
@@ -377,7 +315,7 @@
           <w:ilvl w:val="0"/>
           <w:numId w:val="2"/>
         </w:numPr>
-        <w:spacing w:after="60" w:line="288"/>
+        <w:spacing w:after="60" w:line="258"/>
         <w:jc w:val="both"/>
       </w:pPr>
       <w:r>
@@ -386,7 +324,7 @@
           <w:sz w:val="24"/>
           <w:szCs w:val="24"/>
         </w:rPr>
-        <w:t xml:space="preserve">развить физическую выносливость и способность работать под давлением времени;</w:t>
+        <w:t xml:space="preserve">научить распределять время тура и работать в условиях его ограничения (теория до 45/90 минут, практика до 15/20 минут);</w:t>
       </w:r>
     </w:p>
     <w:p>
@@ -396,7 +334,7 @@
           <w:ilvl w:val="0"/>
           <w:numId w:val="2"/>
         </w:numPr>
-        <w:spacing w:after="60" w:line="288"/>
+        <w:spacing w:after="60" w:line="258"/>
         <w:jc w:val="both"/>
       </w:pPr>
       <w:r>
@@ -410,9 +348,8 @@
     </w:p>
     <w:p>
       <w:pPr>
-        <w:pStyle w:val="Heading1"/>
         <w:keepNext/>
-        <w:spacing w:after="160" w:before="240"/>
+        <w:spacing w:after="120" w:before="240"/>
         <w:jc w:val="center"/>
       </w:pPr>
       <w:r>
@@ -420,8 +357,8 @@
           <w:rFonts w:ascii="Times New Roman" w:cs="Times New Roman" w:eastAsia="Times New Roman" w:hAnsi="Times New Roman"/>
           <w:b/>
           <w:bCs/>
-          <w:sz w:val="28"/>
-          <w:szCs w:val="28"/>
+          <w:sz w:val="26"/>
+          <w:szCs w:val="26"/>
         </w:rPr>
         <w:t xml:space="preserve">3. Планируемые результаты</w:t>
       </w:r>
@@ -463,20 +400,21 @@
               <w:bottom w:type="dxa" w:w="50"/>
               <w:right w:type="dxa" w:w="90"/>
             </w:tcMar>
-            <w:vAlign w:val="center"/>
-          </w:tcPr>
-          <w:p>
-            <w:pPr>
-              <w:spacing w:after="20" w:line="252"/>
-              <w:jc w:val="center"/>
+            <w:vAlign w:val="top"/>
+          </w:tcPr>
+          <w:p>
+            <w:pPr>
+              <w:keepNext/>
+              <w:spacing w:after="30" w:line="240"/>
+              <w:jc w:val="left"/>
             </w:pPr>
             <w:r>
               <w:rPr>
                 <w:rFonts w:ascii="Times New Roman" w:cs="Times New Roman" w:eastAsia="Times New Roman" w:hAnsi="Times New Roman"/>
                 <w:b/>
                 <w:bCs/>
-                <w:sz w:val="21"/>
-                <w:szCs w:val="21"/>
+                <w:sz w:val="20"/>
+                <w:szCs w:val="20"/>
               </w:rPr>
               <w:t xml:space="preserve">Группа</w:t>
             </w:r>
@@ -498,20 +436,21 @@
               <w:bottom w:type="dxa" w:w="50"/>
               <w:right w:type="dxa" w:w="90"/>
             </w:tcMar>
-            <w:vAlign w:val="center"/>
-          </w:tcPr>
-          <w:p>
-            <w:pPr>
-              <w:spacing w:after="20" w:line="252"/>
-              <w:jc w:val="center"/>
+            <w:vAlign w:val="top"/>
+          </w:tcPr>
+          <w:p>
+            <w:pPr>
+              <w:keepNext/>
+              <w:spacing w:after="30" w:line="240"/>
+              <w:jc w:val="left"/>
             </w:pPr>
             <w:r>
               <w:rPr>
                 <w:rFonts w:ascii="Times New Roman" w:cs="Times New Roman" w:eastAsia="Times New Roman" w:hAnsi="Times New Roman"/>
                 <w:b/>
                 <w:bCs/>
-                <w:sz w:val="21"/>
-                <w:szCs w:val="21"/>
+                <w:sz w:val="20"/>
+                <w:szCs w:val="20"/>
               </w:rPr>
               <w:t xml:space="preserve">Результаты</w:t>
             </w:r>
@@ -537,18 +476,20 @@
               <w:bottom w:type="dxa" w:w="50"/>
               <w:right w:type="dxa" w:w="90"/>
             </w:tcMar>
-            <w:vAlign w:val="center"/>
-          </w:tcPr>
-          <w:p>
-            <w:pPr>
-              <w:spacing w:after="20" w:line="252"/>
-              <w:jc w:val="left"/>
-            </w:pPr>
-            <w:r>
-              <w:rPr>
-                <w:rFonts w:ascii="Times New Roman" w:cs="Times New Roman" w:eastAsia="Times New Roman" w:hAnsi="Times New Roman"/>
-                <w:sz w:val="21"/>
-                <w:szCs w:val="21"/>
+            <w:vAlign w:val="top"/>
+          </w:tcPr>
+          <w:p>
+            <w:pPr>
+              <w:spacing w:after="30" w:line="240"/>
+              <w:jc w:val="left"/>
+            </w:pPr>
+            <w:r>
+              <w:rPr>
+                <w:rFonts w:ascii="Times New Roman" w:cs="Times New Roman" w:eastAsia="Times New Roman" w:hAnsi="Times New Roman"/>
+                <w:b/>
+                <w:bCs/>
+                <w:sz w:val="20"/>
+                <w:szCs w:val="20"/>
               </w:rPr>
               <w:t xml:space="preserve">Предметные</w:t>
             </w:r>
@@ -569,20 +510,22 @@
               <w:bottom w:type="dxa" w:w="50"/>
               <w:right w:type="dxa" w:w="90"/>
             </w:tcMar>
-            <w:vAlign w:val="center"/>
-          </w:tcPr>
-          <w:p>
-            <w:pPr>
-              <w:spacing w:after="20" w:line="252"/>
-              <w:jc w:val="left"/>
-            </w:pPr>
-            <w:r>
-              <w:rPr>
-                <w:rFonts w:ascii="Times New Roman" w:cs="Times New Roman" w:eastAsia="Times New Roman" w:hAnsi="Times New Roman"/>
-                <w:sz w:val="21"/>
-                <w:szCs w:val="21"/>
-              </w:rPr>
-              <w:t xml:space="preserve">знание нормативных основ безопасности и обороны; умение анализировать ситуации и выбирать безопасное решение; владение алгоритмами первой помощи, действий при пожаре, ЧС, радиационной и химической угрозе; умение ориентироваться по карте и компасу</w:t>
+            <w:vAlign w:val="top"/>
+          </w:tcPr>
+          <w:p>
+            <w:pPr>
+              <w:spacing w:after="30" w:line="240"/>
+              <w:jc w:val="left"/>
+            </w:pPr>
+            <w:r>
+              <w:rPr>
+                <w:rFonts w:ascii="Times New Roman" w:cs="Times New Roman" w:eastAsia="Times New Roman" w:hAnsi="Times New Roman"/>
+                <w:b w:val="false"/>
+                <w:bCs w:val="false"/>
+                <w:sz w:val="20"/>
+                <w:szCs w:val="20"/>
+              </w:rPr>
+              <w:t xml:space="preserve">знание нормативных основ безопасности и обороны; умение анализировать ситуации и выбирать безопасное решение; владение алгоритмами первой помощи, действий при пожаре, ЧС, радиационной и химической угрозе; умение ориентироваться по карте и компасу; владение элементами военной подготовки</w:t>
             </w:r>
           </w:p>
         </w:tc>
@@ -606,18 +549,20 @@
               <w:bottom w:type="dxa" w:w="50"/>
               <w:right w:type="dxa" w:w="90"/>
             </w:tcMar>
-            <w:vAlign w:val="center"/>
-          </w:tcPr>
-          <w:p>
-            <w:pPr>
-              <w:spacing w:after="20" w:line="252"/>
-              <w:jc w:val="left"/>
-            </w:pPr>
-            <w:r>
-              <w:rPr>
-                <w:rFonts w:ascii="Times New Roman" w:cs="Times New Roman" w:eastAsia="Times New Roman" w:hAnsi="Times New Roman"/>
-                <w:sz w:val="21"/>
-                <w:szCs w:val="21"/>
+            <w:vAlign w:val="top"/>
+          </w:tcPr>
+          <w:p>
+            <w:pPr>
+              <w:spacing w:after="30" w:line="240"/>
+              <w:jc w:val="left"/>
+            </w:pPr>
+            <w:r>
+              <w:rPr>
+                <w:rFonts w:ascii="Times New Roman" w:cs="Times New Roman" w:eastAsia="Times New Roman" w:hAnsi="Times New Roman"/>
+                <w:b/>
+                <w:bCs/>
+                <w:sz w:val="20"/>
+                <w:szCs w:val="20"/>
               </w:rPr>
               <w:t xml:space="preserve">Метапредметные</w:t>
             </w:r>
@@ -638,18 +583,20 @@
               <w:bottom w:type="dxa" w:w="50"/>
               <w:right w:type="dxa" w:w="90"/>
             </w:tcMar>
-            <w:vAlign w:val="center"/>
-          </w:tcPr>
-          <w:p>
-            <w:pPr>
-              <w:spacing w:after="20" w:line="252"/>
-              <w:jc w:val="left"/>
-            </w:pPr>
-            <w:r>
-              <w:rPr>
-                <w:rFonts w:ascii="Times New Roman" w:cs="Times New Roman" w:eastAsia="Times New Roman" w:hAnsi="Times New Roman"/>
-                <w:sz w:val="21"/>
-                <w:szCs w:val="21"/>
+            <w:vAlign w:val="top"/>
+          </w:tcPr>
+          <w:p>
+            <w:pPr>
+              <w:spacing w:after="30" w:line="240"/>
+              <w:jc w:val="left"/>
+            </w:pPr>
+            <w:r>
+              <w:rPr>
+                <w:rFonts w:ascii="Times New Roman" w:cs="Times New Roman" w:eastAsia="Times New Roman" w:hAnsi="Times New Roman"/>
+                <w:b w:val="false"/>
+                <w:bCs w:val="false"/>
+                <w:sz w:val="20"/>
+                <w:szCs w:val="20"/>
               </w:rPr>
               <w:t xml:space="preserve">умение работать с информацией (законы, схемы, карты), планировать время тура, проверять результат, аргументировать выбор</w:t>
             </w:r>
@@ -675,18 +622,20 @@
               <w:bottom w:type="dxa" w:w="50"/>
               <w:right w:type="dxa" w:w="90"/>
             </w:tcMar>
-            <w:vAlign w:val="center"/>
-          </w:tcPr>
-          <w:p>
-            <w:pPr>
-              <w:spacing w:after="20" w:line="252"/>
-              <w:jc w:val="left"/>
-            </w:pPr>
-            <w:r>
-              <w:rPr>
-                <w:rFonts w:ascii="Times New Roman" w:cs="Times New Roman" w:eastAsia="Times New Roman" w:hAnsi="Times New Roman"/>
-                <w:sz w:val="21"/>
-                <w:szCs w:val="21"/>
+            <w:vAlign w:val="top"/>
+          </w:tcPr>
+          <w:p>
+            <w:pPr>
+              <w:spacing w:after="30" w:line="240"/>
+              <w:jc w:val="left"/>
+            </w:pPr>
+            <w:r>
+              <w:rPr>
+                <w:rFonts w:ascii="Times New Roman" w:cs="Times New Roman" w:eastAsia="Times New Roman" w:hAnsi="Times New Roman"/>
+                <w:b/>
+                <w:bCs/>
+                <w:sz w:val="20"/>
+                <w:szCs w:val="20"/>
               </w:rPr>
               <w:t xml:space="preserve">Личностные</w:t>
             </w:r>
@@ -707,18 +656,20 @@
               <w:bottom w:type="dxa" w:w="50"/>
               <w:right w:type="dxa" w:w="90"/>
             </w:tcMar>
-            <w:vAlign w:val="center"/>
-          </w:tcPr>
-          <w:p>
-            <w:pPr>
-              <w:spacing w:after="20" w:line="252"/>
-              <w:jc w:val="left"/>
-            </w:pPr>
-            <w:r>
-              <w:rPr>
-                <w:rFonts w:ascii="Times New Roman" w:cs="Times New Roman" w:eastAsia="Times New Roman" w:hAnsi="Times New Roman"/>
-                <w:sz w:val="21"/>
-                <w:szCs w:val="21"/>
+            <w:vAlign w:val="top"/>
+          </w:tcPr>
+          <w:p>
+            <w:pPr>
+              <w:spacing w:after="30" w:line="240"/>
+              <w:jc w:val="left"/>
+            </w:pPr>
+            <w:r>
+              <w:rPr>
+                <w:rFonts w:ascii="Times New Roman" w:cs="Times New Roman" w:eastAsia="Times New Roman" w:hAnsi="Times New Roman"/>
+                <w:b w:val="false"/>
+                <w:bCs w:val="false"/>
+                <w:sz w:val="20"/>
+                <w:szCs w:val="20"/>
               </w:rPr>
               <w:t xml:space="preserve">ответственность за свою и чужую безопасность, готовность к действиям в экстремальных ситуациях, патриотизм и уважение к службе в Вооружённых Силах</w:t>
             </w:r>
@@ -744,18 +695,20 @@
               <w:bottom w:type="dxa" w:w="50"/>
               <w:right w:type="dxa" w:w="90"/>
             </w:tcMar>
-            <w:vAlign w:val="center"/>
-          </w:tcPr>
-          <w:p>
-            <w:pPr>
-              <w:spacing w:after="20" w:line="252"/>
-              <w:jc w:val="left"/>
-            </w:pPr>
-            <w:r>
-              <w:rPr>
-                <w:rFonts w:ascii="Times New Roman" w:cs="Times New Roman" w:eastAsia="Times New Roman" w:hAnsi="Times New Roman"/>
-                <w:sz w:val="21"/>
-                <w:szCs w:val="21"/>
+            <w:vAlign w:val="top"/>
+          </w:tcPr>
+          <w:p>
+            <w:pPr>
+              <w:spacing w:after="30" w:line="240"/>
+              <w:jc w:val="left"/>
+            </w:pPr>
+            <w:r>
+              <w:rPr>
+                <w:rFonts w:ascii="Times New Roman" w:cs="Times New Roman" w:eastAsia="Times New Roman" w:hAnsi="Times New Roman"/>
+                <w:b/>
+                <w:bCs/>
+                <w:sz w:val="20"/>
+                <w:szCs w:val="20"/>
               </w:rPr>
               <w:t xml:space="preserve">Достижения</w:t>
             </w:r>
@@ -776,18 +729,20 @@
               <w:bottom w:type="dxa" w:w="50"/>
               <w:right w:type="dxa" w:w="90"/>
             </w:tcMar>
-            <w:vAlign w:val="center"/>
-          </w:tcPr>
-          <w:p>
-            <w:pPr>
-              <w:spacing w:after="20" w:line="252"/>
-              <w:jc w:val="left"/>
-            </w:pPr>
-            <w:r>
-              <w:rPr>
-                <w:rFonts w:ascii="Times New Roman" w:cs="Times New Roman" w:eastAsia="Times New Roman" w:hAnsi="Times New Roman"/>
-                <w:sz w:val="21"/>
-                <w:szCs w:val="21"/>
+            <w:vAlign w:val="top"/>
+          </w:tcPr>
+          <w:p>
+            <w:pPr>
+              <w:spacing w:after="30" w:line="240"/>
+              <w:jc w:val="left"/>
+            </w:pPr>
+            <w:r>
+              <w:rPr>
+                <w:rFonts w:ascii="Times New Roman" w:cs="Times New Roman" w:eastAsia="Times New Roman" w:hAnsi="Times New Roman"/>
+                <w:b w:val="false"/>
+                <w:bCs w:val="false"/>
+                <w:sz w:val="20"/>
+                <w:szCs w:val="20"/>
               </w:rPr>
               <w:t xml:space="preserve">участие в школьном, муниципальном и (при выходе) региональном этапах; результаты фиксируются в портфолио</w:t>
             </w:r>
@@ -797,14 +752,8 @@
     </w:tbl>
     <w:p>
       <w:pPr>
-        <w:spacing w:after="100"/>
-      </w:pPr>
-    </w:p>
-    <w:p>
-      <w:pPr>
-        <w:pStyle w:val="Heading1"/>
         <w:keepNext/>
-        <w:spacing w:after="160" w:before="240"/>
+        <w:spacing w:after="120" w:before="240"/>
         <w:jc w:val="center"/>
       </w:pPr>
       <w:r>
@@ -812,8 +761,8 @@
           <w:rFonts w:ascii="Times New Roman" w:cs="Times New Roman" w:eastAsia="Times New Roman" w:hAnsi="Times New Roman"/>
           <w:b/>
           <w:bCs/>
-          <w:sz w:val="28"/>
-          <w:szCs w:val="28"/>
+          <w:sz w:val="26"/>
+          <w:szCs w:val="26"/>
         </w:rPr>
         <w:t xml:space="preserve">4. Организация обучения</w:t>
       </w:r>
@@ -831,34 +780,36 @@
         </w:tblBorders>
       </w:tblPr>
       <w:tblGrid>
-        <w:gridCol w:w="2800"/>
-        <w:gridCol w:w="6838"/>
+        <w:gridCol w:w="2300"/>
+        <w:gridCol w:w="7338"/>
       </w:tblGrid>
       <w:tr>
         <w:trPr>
           <w:cantSplit/>
+          <w:tblHeader/>
         </w:trPr>
         <w:tc>
           <w:tcPr>
-            <w:tcW w:type="dxa" w:w="2800"/>
-            <w:tcBorders>
-              <w:top w:val="single" w:color="808080" w:sz="4"/>
-              <w:left w:val="single" w:color="808080" w:sz="4"/>
-              <w:bottom w:val="single" w:color="808080" w:sz="4"/>
-              <w:right w:val="single" w:color="808080" w:sz="4"/>
-            </w:tcBorders>
-            <w:shd w:fill="F2F2F2" w:color="auto" w:val="clear"/>
-            <w:tcMar>
-              <w:top w:type="dxa" w:w="50"/>
-              <w:left w:type="dxa" w:w="90"/>
-              <w:bottom w:type="dxa" w:w="50"/>
-              <w:right w:type="dxa" w:w="90"/>
-            </w:tcMar>
-            <w:vAlign w:val="center"/>
-          </w:tcPr>
-          <w:p>
-            <w:pPr>
-              <w:spacing w:after="20" w:line="252"/>
+            <w:tcW w:type="dxa" w:w="2300"/>
+            <w:tcBorders>
+              <w:top w:val="single" w:color="808080" w:sz="4"/>
+              <w:left w:val="single" w:color="808080" w:sz="4"/>
+              <w:bottom w:val="single" w:color="808080" w:sz="4"/>
+              <w:right w:val="single" w:color="808080" w:sz="4"/>
+            </w:tcBorders>
+            <w:shd w:fill="DCE6F2" w:color="auto" w:val="clear"/>
+            <w:tcMar>
+              <w:top w:type="dxa" w:w="50"/>
+              <w:left w:type="dxa" w:w="90"/>
+              <w:bottom w:type="dxa" w:w="50"/>
+              <w:right w:type="dxa" w:w="90"/>
+            </w:tcMar>
+            <w:vAlign w:val="top"/>
+          </w:tcPr>
+          <w:p>
+            <w:pPr>
+              <w:keepNext/>
+              <w:spacing w:after="30" w:line="240"/>
               <w:jc w:val="left"/>
             </w:pPr>
             <w:r>
@@ -866,42 +817,46 @@
                 <w:rFonts w:ascii="Times New Roman" w:cs="Times New Roman" w:eastAsia="Times New Roman" w:hAnsi="Times New Roman"/>
                 <w:b/>
                 <w:bCs/>
-                <w:sz w:val="21"/>
-                <w:szCs w:val="21"/>
-              </w:rPr>
-              <w:t xml:space="preserve">Адресаты</w:t>
-            </w:r>
-          </w:p>
-        </w:tc>
-        <w:tc>
-          <w:tcPr>
-            <w:tcW w:type="dxa" w:w="6838"/>
-            <w:tcBorders>
-              <w:top w:val="single" w:color="808080" w:sz="4"/>
-              <w:left w:val="single" w:color="808080" w:sz="4"/>
-              <w:bottom w:val="single" w:color="808080" w:sz="4"/>
-              <w:right w:val="single" w:color="808080" w:sz="4"/>
-            </w:tcBorders>
-            <w:tcMar>
-              <w:top w:type="dxa" w:w="50"/>
-              <w:left w:type="dxa" w:w="90"/>
-              <w:bottom w:type="dxa" w:w="50"/>
-              <w:right w:type="dxa" w:w="90"/>
-            </w:tcMar>
-            <w:vAlign w:val="center"/>
-          </w:tcPr>
-          <w:p>
-            <w:pPr>
-              <w:spacing w:after="20" w:line="252"/>
-              <w:jc w:val="left"/>
-            </w:pPr>
-            <w:r>
-              <w:rPr>
-                <w:rFonts w:ascii="Times New Roman" w:cs="Times New Roman" w:eastAsia="Times New Roman" w:hAnsi="Times New Roman"/>
-                <w:sz w:val="21"/>
-                <w:szCs w:val="21"/>
-              </w:rPr>
-              <w:t xml:space="preserve">обучающиеся 8–11 классов (14–18 лет); группа разновозрастная, 8–15 человек</w:t>
+                <w:sz w:val="20"/>
+                <w:szCs w:val="20"/>
+              </w:rPr>
+              <w:t xml:space="preserve">Параметр</w:t>
+            </w:r>
+          </w:p>
+        </w:tc>
+        <w:tc>
+          <w:tcPr>
+            <w:tcW w:type="dxa" w:w="7338"/>
+            <w:tcBorders>
+              <w:top w:val="single" w:color="808080" w:sz="4"/>
+              <w:left w:val="single" w:color="808080" w:sz="4"/>
+              <w:bottom w:val="single" w:color="808080" w:sz="4"/>
+              <w:right w:val="single" w:color="808080" w:sz="4"/>
+            </w:tcBorders>
+            <w:shd w:fill="DCE6F2" w:color="auto" w:val="clear"/>
+            <w:tcMar>
+              <w:top w:type="dxa" w:w="50"/>
+              <w:left w:type="dxa" w:w="90"/>
+              <w:bottom w:type="dxa" w:w="50"/>
+              <w:right w:type="dxa" w:w="90"/>
+            </w:tcMar>
+            <w:vAlign w:val="top"/>
+          </w:tcPr>
+          <w:p>
+            <w:pPr>
+              <w:keepNext/>
+              <w:spacing w:after="30" w:line="240"/>
+              <w:jc w:val="left"/>
+            </w:pPr>
+            <w:r>
+              <w:rPr>
+                <w:rFonts w:ascii="Times New Roman" w:cs="Times New Roman" w:eastAsia="Times New Roman" w:hAnsi="Times New Roman"/>
+                <w:b/>
+                <w:bCs/>
+                <w:sz w:val="20"/>
+                <w:szCs w:val="20"/>
+              </w:rPr>
+              <w:t xml:space="preserve">Описание</w:t>
             </w:r>
           </w:p>
         </w:tc>
@@ -912,25 +867,24 @@
         </w:trPr>
         <w:tc>
           <w:tcPr>
-            <w:tcW w:type="dxa" w:w="2800"/>
-            <w:tcBorders>
-              <w:top w:val="single" w:color="808080" w:sz="4"/>
-              <w:left w:val="single" w:color="808080" w:sz="4"/>
-              <w:bottom w:val="single" w:color="808080" w:sz="4"/>
-              <w:right w:val="single" w:color="808080" w:sz="4"/>
-            </w:tcBorders>
-            <w:shd w:fill="F2F2F2" w:color="auto" w:val="clear"/>
-            <w:tcMar>
-              <w:top w:type="dxa" w:w="50"/>
-              <w:left w:type="dxa" w:w="90"/>
-              <w:bottom w:type="dxa" w:w="50"/>
-              <w:right w:type="dxa" w:w="90"/>
-            </w:tcMar>
-            <w:vAlign w:val="center"/>
-          </w:tcPr>
-          <w:p>
-            <w:pPr>
-              <w:spacing w:after="20" w:line="252"/>
+            <w:tcW w:type="dxa" w:w="2300"/>
+            <w:tcBorders>
+              <w:top w:val="single" w:color="808080" w:sz="4"/>
+              <w:left w:val="single" w:color="808080" w:sz="4"/>
+              <w:bottom w:val="single" w:color="808080" w:sz="4"/>
+              <w:right w:val="single" w:color="808080" w:sz="4"/>
+            </w:tcBorders>
+            <w:tcMar>
+              <w:top w:type="dxa" w:w="50"/>
+              <w:left w:type="dxa" w:w="90"/>
+              <w:bottom w:type="dxa" w:w="50"/>
+              <w:right w:type="dxa" w:w="90"/>
+            </w:tcMar>
+            <w:vAlign w:val="top"/>
+          </w:tcPr>
+          <w:p>
+            <w:pPr>
+              <w:spacing w:after="30" w:line="240"/>
               <w:jc w:val="left"/>
             </w:pPr>
             <w:r>
@@ -938,42 +892,44 @@
                 <w:rFonts w:ascii="Times New Roman" w:cs="Times New Roman" w:eastAsia="Times New Roman" w:hAnsi="Times New Roman"/>
                 <w:b/>
                 <w:bCs/>
-                <w:sz w:val="21"/>
-                <w:szCs w:val="21"/>
-              </w:rPr>
-              <w:t xml:space="preserve">Срок и объём</w:t>
-            </w:r>
-          </w:p>
-        </w:tc>
-        <w:tc>
-          <w:tcPr>
-            <w:tcW w:type="dxa" w:w="6838"/>
-            <w:tcBorders>
-              <w:top w:val="single" w:color="808080" w:sz="4"/>
-              <w:left w:val="single" w:color="808080" w:sz="4"/>
-              <w:bottom w:val="single" w:color="808080" w:sz="4"/>
-              <w:right w:val="single" w:color="808080" w:sz="4"/>
-            </w:tcBorders>
-            <w:tcMar>
-              <w:top w:type="dxa" w:w="50"/>
-              <w:left w:type="dxa" w:w="90"/>
-              <w:bottom w:type="dxa" w:w="50"/>
-              <w:right w:type="dxa" w:w="90"/>
-            </w:tcMar>
-            <w:vAlign w:val="center"/>
-          </w:tcPr>
-          <w:p>
-            <w:pPr>
-              <w:spacing w:after="20" w:line="252"/>
-              <w:jc w:val="left"/>
-            </w:pPr>
-            <w:r>
-              <w:rPr>
-                <w:rFonts w:ascii="Times New Roman" w:cs="Times New Roman" w:eastAsia="Times New Roman" w:hAnsi="Times New Roman"/>
-                <w:sz w:val="21"/>
-                <w:szCs w:val="21"/>
-              </w:rPr>
-              <w:t xml:space="preserve">1 год, 68 часов (2 часа в неделю); дополнительно — самостоятельная работа и тренировки до 3–4 раз в неделю в период перед этапами</w:t>
+                <w:sz w:val="20"/>
+                <w:szCs w:val="20"/>
+              </w:rPr>
+              <w:t xml:space="preserve">Адресаты</w:t>
+            </w:r>
+          </w:p>
+        </w:tc>
+        <w:tc>
+          <w:tcPr>
+            <w:tcW w:type="dxa" w:w="7338"/>
+            <w:tcBorders>
+              <w:top w:val="single" w:color="808080" w:sz="4"/>
+              <w:left w:val="single" w:color="808080" w:sz="4"/>
+              <w:bottom w:val="single" w:color="808080" w:sz="4"/>
+              <w:right w:val="single" w:color="808080" w:sz="4"/>
+            </w:tcBorders>
+            <w:tcMar>
+              <w:top w:type="dxa" w:w="50"/>
+              <w:left w:type="dxa" w:w="90"/>
+              <w:bottom w:type="dxa" w:w="50"/>
+              <w:right w:type="dxa" w:w="90"/>
+            </w:tcMar>
+            <w:vAlign w:val="top"/>
+          </w:tcPr>
+          <w:p>
+            <w:pPr>
+              <w:spacing w:after="30" w:line="240"/>
+              <w:jc w:val="left"/>
+            </w:pPr>
+            <w:r>
+              <w:rPr>
+                <w:rFonts w:ascii="Times New Roman" w:cs="Times New Roman" w:eastAsia="Times New Roman" w:hAnsi="Times New Roman"/>
+                <w:b w:val="false"/>
+                <w:bCs w:val="false"/>
+                <w:sz w:val="20"/>
+                <w:szCs w:val="20"/>
+              </w:rPr>
+              <w:t xml:space="preserve">обучающиеся 8–11 классов; группа разновозрастная, 8–15 человек</w:t>
             </w:r>
           </w:p>
         </w:tc>
@@ -984,25 +940,24 @@
         </w:trPr>
         <w:tc>
           <w:tcPr>
-            <w:tcW w:type="dxa" w:w="2800"/>
-            <w:tcBorders>
-              <w:top w:val="single" w:color="808080" w:sz="4"/>
-              <w:left w:val="single" w:color="808080" w:sz="4"/>
-              <w:bottom w:val="single" w:color="808080" w:sz="4"/>
-              <w:right w:val="single" w:color="808080" w:sz="4"/>
-            </w:tcBorders>
-            <w:shd w:fill="F2F2F2" w:color="auto" w:val="clear"/>
-            <w:tcMar>
-              <w:top w:type="dxa" w:w="50"/>
-              <w:left w:type="dxa" w:w="90"/>
-              <w:bottom w:type="dxa" w:w="50"/>
-              <w:right w:type="dxa" w:w="90"/>
-            </w:tcMar>
-            <w:vAlign w:val="center"/>
-          </w:tcPr>
-          <w:p>
-            <w:pPr>
-              <w:spacing w:after="20" w:line="252"/>
+            <w:tcW w:type="dxa" w:w="2300"/>
+            <w:tcBorders>
+              <w:top w:val="single" w:color="808080" w:sz="4"/>
+              <w:left w:val="single" w:color="808080" w:sz="4"/>
+              <w:bottom w:val="single" w:color="808080" w:sz="4"/>
+              <w:right w:val="single" w:color="808080" w:sz="4"/>
+            </w:tcBorders>
+            <w:tcMar>
+              <w:top w:type="dxa" w:w="50"/>
+              <w:left w:type="dxa" w:w="90"/>
+              <w:bottom w:type="dxa" w:w="50"/>
+              <w:right w:type="dxa" w:w="90"/>
+            </w:tcMar>
+            <w:vAlign w:val="top"/>
+          </w:tcPr>
+          <w:p>
+            <w:pPr>
+              <w:spacing w:after="30" w:line="240"/>
               <w:jc w:val="left"/>
             </w:pPr>
             <w:r>
@@ -1010,42 +965,44 @@
                 <w:rFonts w:ascii="Times New Roman" w:cs="Times New Roman" w:eastAsia="Times New Roman" w:hAnsi="Times New Roman"/>
                 <w:b/>
                 <w:bCs/>
-                <w:sz w:val="21"/>
-                <w:szCs w:val="21"/>
-              </w:rPr>
-              <w:t xml:space="preserve">Формы занятий</w:t>
-            </w:r>
-          </w:p>
-        </w:tc>
-        <w:tc>
-          <w:tcPr>
-            <w:tcW w:type="dxa" w:w="6838"/>
-            <w:tcBorders>
-              <w:top w:val="single" w:color="808080" w:sz="4"/>
-              <w:left w:val="single" w:color="808080" w:sz="4"/>
-              <w:bottom w:val="single" w:color="808080" w:sz="4"/>
-              <w:right w:val="single" w:color="808080" w:sz="4"/>
-            </w:tcBorders>
-            <w:tcMar>
-              <w:top w:type="dxa" w:w="50"/>
-              <w:left w:type="dxa" w:w="90"/>
-              <w:bottom w:type="dxa" w:w="50"/>
-              <w:right w:type="dxa" w:w="90"/>
-            </w:tcMar>
-            <w:vAlign w:val="center"/>
-          </w:tcPr>
-          <w:p>
-            <w:pPr>
-              <w:spacing w:after="20" w:line="252"/>
-              <w:jc w:val="left"/>
-            </w:pPr>
-            <w:r>
-              <w:rPr>
-                <w:rFonts w:ascii="Times New Roman" w:cs="Times New Roman" w:eastAsia="Times New Roman" w:hAnsi="Times New Roman"/>
-                <w:sz w:val="21"/>
-                <w:szCs w:val="21"/>
-              </w:rPr>
-              <w:t xml:space="preserve">лекции-беседы, разбор заданий прошлых лет, практикумы, тренинги с манекенами и макетами, пробные туры, консультации</w:t>
+                <w:sz w:val="20"/>
+                <w:szCs w:val="20"/>
+              </w:rPr>
+              <w:t xml:space="preserve">Срок и объём</w:t>
+            </w:r>
+          </w:p>
+        </w:tc>
+        <w:tc>
+          <w:tcPr>
+            <w:tcW w:type="dxa" w:w="7338"/>
+            <w:tcBorders>
+              <w:top w:val="single" w:color="808080" w:sz="4"/>
+              <w:left w:val="single" w:color="808080" w:sz="4"/>
+              <w:bottom w:val="single" w:color="808080" w:sz="4"/>
+              <w:right w:val="single" w:color="808080" w:sz="4"/>
+            </w:tcBorders>
+            <w:tcMar>
+              <w:top w:type="dxa" w:w="50"/>
+              <w:left w:type="dxa" w:w="90"/>
+              <w:bottom w:type="dxa" w:w="50"/>
+              <w:right w:type="dxa" w:w="90"/>
+            </w:tcMar>
+            <w:vAlign w:val="top"/>
+          </w:tcPr>
+          <w:p>
+            <w:pPr>
+              <w:spacing w:after="30" w:line="240"/>
+              <w:jc w:val="left"/>
+            </w:pPr>
+            <w:r>
+              <w:rPr>
+                <w:rFonts w:ascii="Times New Roman" w:cs="Times New Roman" w:eastAsia="Times New Roman" w:hAnsi="Times New Roman"/>
+                <w:b w:val="false"/>
+                <w:bCs w:val="false"/>
+                <w:sz w:val="20"/>
+                <w:szCs w:val="20"/>
+              </w:rPr>
+              <w:t xml:space="preserve">1 год, 68 часов (2 занятия в неделю по 40 минут); дополнительно — самостоятельная работа и тренировки перед этапами</w:t>
             </w:r>
           </w:p>
         </w:tc>
@@ -1056,25 +1013,24 @@
         </w:trPr>
         <w:tc>
           <w:tcPr>
-            <w:tcW w:type="dxa" w:w="2800"/>
-            <w:tcBorders>
-              <w:top w:val="single" w:color="808080" w:sz="4"/>
-              <w:left w:val="single" w:color="808080" w:sz="4"/>
-              <w:bottom w:val="single" w:color="808080" w:sz="4"/>
-              <w:right w:val="single" w:color="808080" w:sz="4"/>
-            </w:tcBorders>
-            <w:shd w:fill="F2F2F2" w:color="auto" w:val="clear"/>
-            <w:tcMar>
-              <w:top w:type="dxa" w:w="50"/>
-              <w:left w:type="dxa" w:w="90"/>
-              <w:bottom w:type="dxa" w:w="50"/>
-              <w:right w:type="dxa" w:w="90"/>
-            </w:tcMar>
-            <w:vAlign w:val="center"/>
-          </w:tcPr>
-          <w:p>
-            <w:pPr>
-              <w:spacing w:after="20" w:line="252"/>
+            <w:tcW w:type="dxa" w:w="2300"/>
+            <w:tcBorders>
+              <w:top w:val="single" w:color="808080" w:sz="4"/>
+              <w:left w:val="single" w:color="808080" w:sz="4"/>
+              <w:bottom w:val="single" w:color="808080" w:sz="4"/>
+              <w:right w:val="single" w:color="808080" w:sz="4"/>
+            </w:tcBorders>
+            <w:tcMar>
+              <w:top w:type="dxa" w:w="50"/>
+              <w:left w:type="dxa" w:w="90"/>
+              <w:bottom w:type="dxa" w:w="50"/>
+              <w:right w:type="dxa" w:w="90"/>
+            </w:tcMar>
+            <w:vAlign w:val="top"/>
+          </w:tcPr>
+          <w:p>
+            <w:pPr>
+              <w:spacing w:after="30" w:line="240"/>
               <w:jc w:val="left"/>
             </w:pPr>
             <w:r>
@@ -1082,42 +1038,44 @@
                 <w:rFonts w:ascii="Times New Roman" w:cs="Times New Roman" w:eastAsia="Times New Roman" w:hAnsi="Times New Roman"/>
                 <w:b/>
                 <w:bCs/>
-                <w:sz w:val="21"/>
-                <w:szCs w:val="21"/>
-              </w:rPr>
-              <w:t xml:space="preserve">Место проведения</w:t>
-            </w:r>
-          </w:p>
-        </w:tc>
-        <w:tc>
-          <w:tcPr>
-            <w:tcW w:type="dxa" w:w="6838"/>
-            <w:tcBorders>
-              <w:top w:val="single" w:color="808080" w:sz="4"/>
-              <w:left w:val="single" w:color="808080" w:sz="4"/>
-              <w:bottom w:val="single" w:color="808080" w:sz="4"/>
-              <w:right w:val="single" w:color="808080" w:sz="4"/>
-            </w:tcBorders>
-            <w:tcMar>
-              <w:top w:type="dxa" w:w="50"/>
-              <w:left w:type="dxa" w:w="90"/>
-              <w:bottom w:type="dxa" w:w="50"/>
-              <w:right w:type="dxa" w:w="90"/>
-            </w:tcMar>
-            <w:vAlign w:val="center"/>
-          </w:tcPr>
-          <w:p>
-            <w:pPr>
-              <w:spacing w:after="20" w:line="252"/>
-              <w:jc w:val="left"/>
-            </w:pPr>
-            <w:r>
-              <w:rPr>
-                <w:rFonts w:ascii="Times New Roman" w:cs="Times New Roman" w:eastAsia="Times New Roman" w:hAnsi="Times New Roman"/>
-                <w:sz w:val="21"/>
-                <w:szCs w:val="21"/>
-              </w:rPr>
-              <w:t xml:space="preserve">кабинет ОБЗР (каб. № 210), спортивный зал, пришкольная площадка</w:t>
+                <w:sz w:val="20"/>
+                <w:szCs w:val="20"/>
+              </w:rPr>
+              <w:t xml:space="preserve">Формы занятий</w:t>
+            </w:r>
+          </w:p>
+        </w:tc>
+        <w:tc>
+          <w:tcPr>
+            <w:tcW w:type="dxa" w:w="7338"/>
+            <w:tcBorders>
+              <w:top w:val="single" w:color="808080" w:sz="4"/>
+              <w:left w:val="single" w:color="808080" w:sz="4"/>
+              <w:bottom w:val="single" w:color="808080" w:sz="4"/>
+              <w:right w:val="single" w:color="808080" w:sz="4"/>
+            </w:tcBorders>
+            <w:tcMar>
+              <w:top w:type="dxa" w:w="50"/>
+              <w:left w:type="dxa" w:w="90"/>
+              <w:bottom w:type="dxa" w:w="50"/>
+              <w:right w:type="dxa" w:w="90"/>
+            </w:tcMar>
+            <w:vAlign w:val="top"/>
+          </w:tcPr>
+          <w:p>
+            <w:pPr>
+              <w:spacing w:after="30" w:line="240"/>
+              <w:jc w:val="left"/>
+            </w:pPr>
+            <w:r>
+              <w:rPr>
+                <w:rFonts w:ascii="Times New Roman" w:cs="Times New Roman" w:eastAsia="Times New Roman" w:hAnsi="Times New Roman"/>
+                <w:b w:val="false"/>
+                <w:bCs w:val="false"/>
+                <w:sz w:val="20"/>
+                <w:szCs w:val="20"/>
+              </w:rPr>
+              <w:t xml:space="preserve">лекции-беседы, разбор заданий прошлых лет, практикумы, тренинги с манекенами и макетами, пробные туры (в формате этапа, при необходимости — в субботу), консультации</w:t>
             </w:r>
           </w:p>
         </w:tc>
@@ -1128,25 +1086,24 @@
         </w:trPr>
         <w:tc>
           <w:tcPr>
-            <w:tcW w:type="dxa" w:w="2800"/>
-            <w:tcBorders>
-              <w:top w:val="single" w:color="808080" w:sz="4"/>
-              <w:left w:val="single" w:color="808080" w:sz="4"/>
-              <w:bottom w:val="single" w:color="808080" w:sz="4"/>
-              <w:right w:val="single" w:color="808080" w:sz="4"/>
-            </w:tcBorders>
-            <w:shd w:fill="F2F2F2" w:color="auto" w:val="clear"/>
-            <w:tcMar>
-              <w:top w:type="dxa" w:w="50"/>
-              <w:left w:type="dxa" w:w="90"/>
-              <w:bottom w:type="dxa" w:w="50"/>
-              <w:right w:type="dxa" w:w="90"/>
-            </w:tcMar>
-            <w:vAlign w:val="center"/>
-          </w:tcPr>
-          <w:p>
-            <w:pPr>
-              <w:spacing w:after="20" w:line="252"/>
+            <w:tcW w:type="dxa" w:w="2300"/>
+            <w:tcBorders>
+              <w:top w:val="single" w:color="808080" w:sz="4"/>
+              <w:left w:val="single" w:color="808080" w:sz="4"/>
+              <w:bottom w:val="single" w:color="808080" w:sz="4"/>
+              <w:right w:val="single" w:color="808080" w:sz="4"/>
+            </w:tcBorders>
+            <w:tcMar>
+              <w:top w:type="dxa" w:w="50"/>
+              <w:left w:type="dxa" w:w="90"/>
+              <w:bottom w:type="dxa" w:w="50"/>
+              <w:right w:type="dxa" w:w="90"/>
+            </w:tcMar>
+            <w:vAlign w:val="top"/>
+          </w:tcPr>
+          <w:p>
+            <w:pPr>
+              <w:spacing w:after="30" w:line="240"/>
               <w:jc w:val="left"/>
             </w:pPr>
             <w:r>
@@ -1154,42 +1111,44 @@
                 <w:rFonts w:ascii="Times New Roman" w:cs="Times New Roman" w:eastAsia="Times New Roman" w:hAnsi="Times New Roman"/>
                 <w:b/>
                 <w:bCs/>
-                <w:sz w:val="21"/>
-                <w:szCs w:val="21"/>
-              </w:rPr>
-              <w:t xml:space="preserve">Оборудование</w:t>
-            </w:r>
-          </w:p>
-        </w:tc>
-        <w:tc>
-          <w:tcPr>
-            <w:tcW w:type="dxa" w:w="6838"/>
-            <w:tcBorders>
-              <w:top w:val="single" w:color="808080" w:sz="4"/>
-              <w:left w:val="single" w:color="808080" w:sz="4"/>
-              <w:bottom w:val="single" w:color="808080" w:sz="4"/>
-              <w:right w:val="single" w:color="808080" w:sz="4"/>
-            </w:tcBorders>
-            <w:tcMar>
-              <w:top w:type="dxa" w:w="50"/>
-              <w:left w:type="dxa" w:w="90"/>
-              <w:bottom w:type="dxa" w:w="50"/>
-              <w:right w:type="dxa" w:w="90"/>
-            </w:tcMar>
-            <w:vAlign w:val="center"/>
-          </w:tcPr>
-          <w:p>
-            <w:pPr>
-              <w:spacing w:after="20" w:line="252"/>
-              <w:jc w:val="left"/>
-            </w:pPr>
-            <w:r>
-              <w:rPr>
-                <w:rFonts w:ascii="Times New Roman" w:cs="Times New Roman" w:eastAsia="Times New Roman" w:hAnsi="Times New Roman"/>
-                <w:sz w:val="21"/>
-                <w:szCs w:val="21"/>
-              </w:rPr>
-              <w:t xml:space="preserve">тренажёры-манекены, средства для оказания первой помощи, противогазы и ОЗК, макеты и учебное оружие, карты, компасы, комплекты заданий прошлых лет</w:t>
+                <w:sz w:val="20"/>
+                <w:szCs w:val="20"/>
+              </w:rPr>
+              <w:t xml:space="preserve">Место проведения</w:t>
+            </w:r>
+          </w:p>
+        </w:tc>
+        <w:tc>
+          <w:tcPr>
+            <w:tcW w:type="dxa" w:w="7338"/>
+            <w:tcBorders>
+              <w:top w:val="single" w:color="808080" w:sz="4"/>
+              <w:left w:val="single" w:color="808080" w:sz="4"/>
+              <w:bottom w:val="single" w:color="808080" w:sz="4"/>
+              <w:right w:val="single" w:color="808080" w:sz="4"/>
+            </w:tcBorders>
+            <w:tcMar>
+              <w:top w:type="dxa" w:w="50"/>
+              <w:left w:type="dxa" w:w="90"/>
+              <w:bottom w:type="dxa" w:w="50"/>
+              <w:right w:type="dxa" w:w="90"/>
+            </w:tcMar>
+            <w:vAlign w:val="top"/>
+          </w:tcPr>
+          <w:p>
+            <w:pPr>
+              <w:spacing w:after="30" w:line="240"/>
+              <w:jc w:val="left"/>
+            </w:pPr>
+            <w:r>
+              <w:rPr>
+                <w:rFonts w:ascii="Times New Roman" w:cs="Times New Roman" w:eastAsia="Times New Roman" w:hAnsi="Times New Roman"/>
+                <w:b w:val="false"/>
+                <w:bCs w:val="false"/>
+                <w:sz w:val="20"/>
+                <w:szCs w:val="20"/>
+              </w:rPr>
+              <w:t xml:space="preserve">кабинет ОБЗР (каб. № 210), спортивный зал, пришкольная площадка</w:t>
             </w:r>
           </w:p>
         </w:tc>
@@ -1200,25 +1159,24 @@
         </w:trPr>
         <w:tc>
           <w:tcPr>
-            <w:tcW w:type="dxa" w:w="2800"/>
-            <w:tcBorders>
-              <w:top w:val="single" w:color="808080" w:sz="4"/>
-              <w:left w:val="single" w:color="808080" w:sz="4"/>
-              <w:bottom w:val="single" w:color="808080" w:sz="4"/>
-              <w:right w:val="single" w:color="808080" w:sz="4"/>
-            </w:tcBorders>
-            <w:shd w:fill="F2F2F2" w:color="auto" w:val="clear"/>
-            <w:tcMar>
-              <w:top w:type="dxa" w:w="50"/>
-              <w:left w:type="dxa" w:w="90"/>
-              <w:bottom w:type="dxa" w:w="50"/>
-              <w:right w:type="dxa" w:w="90"/>
-            </w:tcMar>
-            <w:vAlign w:val="center"/>
-          </w:tcPr>
-          <w:p>
-            <w:pPr>
-              <w:spacing w:after="20" w:line="252"/>
+            <w:tcW w:type="dxa" w:w="2300"/>
+            <w:tcBorders>
+              <w:top w:val="single" w:color="808080" w:sz="4"/>
+              <w:left w:val="single" w:color="808080" w:sz="4"/>
+              <w:bottom w:val="single" w:color="808080" w:sz="4"/>
+              <w:right w:val="single" w:color="808080" w:sz="4"/>
+            </w:tcBorders>
+            <w:tcMar>
+              <w:top w:type="dxa" w:w="50"/>
+              <w:left w:type="dxa" w:w="90"/>
+              <w:bottom w:type="dxa" w:w="50"/>
+              <w:right w:type="dxa" w:w="90"/>
+            </w:tcMar>
+            <w:vAlign w:val="top"/>
+          </w:tcPr>
+          <w:p>
+            <w:pPr>
+              <w:spacing w:after="30" w:line="240"/>
               <w:jc w:val="left"/>
             </w:pPr>
             <w:r>
@@ -1226,8 +1184,81 @@
                 <w:rFonts w:ascii="Times New Roman" w:cs="Times New Roman" w:eastAsia="Times New Roman" w:hAnsi="Times New Roman"/>
                 <w:b/>
                 <w:bCs/>
-                <w:sz w:val="21"/>
-                <w:szCs w:val="21"/>
+                <w:sz w:val="20"/>
+                <w:szCs w:val="20"/>
+              </w:rPr>
+              <w:t xml:space="preserve">Оборудование</w:t>
+            </w:r>
+          </w:p>
+        </w:tc>
+        <w:tc>
+          <w:tcPr>
+            <w:tcW w:type="dxa" w:w="7338"/>
+            <w:tcBorders>
+              <w:top w:val="single" w:color="808080" w:sz="4"/>
+              <w:left w:val="single" w:color="808080" w:sz="4"/>
+              <w:bottom w:val="single" w:color="808080" w:sz="4"/>
+              <w:right w:val="single" w:color="808080" w:sz="4"/>
+            </w:tcBorders>
+            <w:tcMar>
+              <w:top w:type="dxa" w:w="50"/>
+              <w:left w:type="dxa" w:w="90"/>
+              <w:bottom w:type="dxa" w:w="50"/>
+              <w:right w:type="dxa" w:w="90"/>
+            </w:tcMar>
+            <w:vAlign w:val="top"/>
+          </w:tcPr>
+          <w:p>
+            <w:pPr>
+              <w:spacing w:after="30" w:line="240"/>
+              <w:jc w:val="left"/>
+            </w:pPr>
+            <w:r>
+              <w:rPr>
+                <w:rFonts w:ascii="Times New Roman" w:cs="Times New Roman" w:eastAsia="Times New Roman" w:hAnsi="Times New Roman"/>
+                <w:b w:val="false"/>
+                <w:bCs w:val="false"/>
+                <w:sz w:val="20"/>
+                <w:szCs w:val="20"/>
+              </w:rPr>
+              <w:t xml:space="preserve">тренажёры-манекены, средства для оказания первой помощи (жгуты, бинты, шины), противогазы ГП-7, ОЗК и Л-1, массогабаритные макеты автомата (АК), компасы, линейки, транспортиры, карты, секундомеры, комплекты заданий прошлых лет</w:t>
+            </w:r>
+          </w:p>
+        </w:tc>
+      </w:tr>
+      <w:tr>
+        <w:trPr>
+          <w:cantSplit/>
+        </w:trPr>
+        <w:tc>
+          <w:tcPr>
+            <w:tcW w:type="dxa" w:w="2300"/>
+            <w:tcBorders>
+              <w:top w:val="single" w:color="808080" w:sz="4"/>
+              <w:left w:val="single" w:color="808080" w:sz="4"/>
+              <w:bottom w:val="single" w:color="808080" w:sz="4"/>
+              <w:right w:val="single" w:color="808080" w:sz="4"/>
+            </w:tcBorders>
+            <w:tcMar>
+              <w:top w:type="dxa" w:w="50"/>
+              <w:left w:type="dxa" w:w="90"/>
+              <w:bottom w:type="dxa" w:w="50"/>
+              <w:right w:type="dxa" w:w="90"/>
+            </w:tcMar>
+            <w:vAlign w:val="top"/>
+          </w:tcPr>
+          <w:p>
+            <w:pPr>
+              <w:spacing w:after="30" w:line="240"/>
+              <w:jc w:val="left"/>
+            </w:pPr>
+            <w:r>
+              <w:rPr>
+                <w:rFonts w:ascii="Times New Roman" w:cs="Times New Roman" w:eastAsia="Times New Roman" w:hAnsi="Times New Roman"/>
+                <w:b/>
+                <w:bCs/>
+                <w:sz w:val="20"/>
+                <w:szCs w:val="20"/>
               </w:rPr>
               <w:t xml:space="preserve">Условия приёма</w:t>
             </w:r>
@@ -1235,31 +1266,33 @@
         </w:tc>
         <w:tc>
           <w:tcPr>
-            <w:tcW w:type="dxa" w:w="6838"/>
-            <w:tcBorders>
-              <w:top w:val="single" w:color="808080" w:sz="4"/>
-              <w:left w:val="single" w:color="808080" w:sz="4"/>
-              <w:bottom w:val="single" w:color="808080" w:sz="4"/>
-              <w:right w:val="single" w:color="808080" w:sz="4"/>
-            </w:tcBorders>
-            <w:tcMar>
-              <w:top w:type="dxa" w:w="50"/>
-              <w:left w:type="dxa" w:w="90"/>
-              <w:bottom w:type="dxa" w:w="50"/>
-              <w:right w:type="dxa" w:w="90"/>
-            </w:tcMar>
-            <w:vAlign w:val="center"/>
-          </w:tcPr>
-          <w:p>
-            <w:pPr>
-              <w:spacing w:after="20" w:line="252"/>
-              <w:jc w:val="left"/>
-            </w:pPr>
-            <w:r>
-              <w:rPr>
-                <w:rFonts w:ascii="Times New Roman" w:cs="Times New Roman" w:eastAsia="Times New Roman" w:hAnsi="Times New Roman"/>
-                <w:sz w:val="21"/>
-                <w:szCs w:val="21"/>
+            <w:tcW w:type="dxa" w:w="7338"/>
+            <w:tcBorders>
+              <w:top w:val="single" w:color="808080" w:sz="4"/>
+              <w:left w:val="single" w:color="808080" w:sz="4"/>
+              <w:bottom w:val="single" w:color="808080" w:sz="4"/>
+              <w:right w:val="single" w:color="808080" w:sz="4"/>
+            </w:tcBorders>
+            <w:tcMar>
+              <w:top w:type="dxa" w:w="50"/>
+              <w:left w:type="dxa" w:w="90"/>
+              <w:bottom w:type="dxa" w:w="50"/>
+              <w:right w:type="dxa" w:w="90"/>
+            </w:tcMar>
+            <w:vAlign w:val="top"/>
+          </w:tcPr>
+          <w:p>
+            <w:pPr>
+              <w:spacing w:after="30" w:line="240"/>
+              <w:jc w:val="left"/>
+            </w:pPr>
+            <w:r>
+              <w:rPr>
+                <w:rFonts w:ascii="Times New Roman" w:cs="Times New Roman" w:eastAsia="Times New Roman" w:hAnsi="Times New Roman"/>
+                <w:b w:val="false"/>
+                <w:bCs w:val="false"/>
+                <w:sz w:val="20"/>
+                <w:szCs w:val="20"/>
               </w:rPr>
               <w:t xml:space="preserve">заявление родителей, медицинский допуск для практических занятий, мотивация; зачисление в течение года при наличии мест</w:t>
             </w:r>
@@ -1269,14 +1302,8 @@
     </w:tbl>
     <w:p>
       <w:pPr>
-        <w:spacing w:after="100"/>
-      </w:pPr>
-    </w:p>
-    <w:p>
-      <w:pPr>
-        <w:pStyle w:val="Heading1"/>
         <w:keepNext/>
-        <w:spacing w:after="160" w:before="240"/>
+        <w:spacing w:after="120" w:before="240"/>
         <w:jc w:val="center"/>
       </w:pPr>
       <w:r>
@@ -1284,8 +1311,8 @@
           <w:rFonts w:ascii="Times New Roman" w:cs="Times New Roman" w:eastAsia="Times New Roman" w:hAnsi="Times New Roman"/>
           <w:b/>
           <w:bCs/>
-          <w:sz w:val="28"/>
-          <w:szCs w:val="28"/>
+          <w:sz w:val="26"/>
+          <w:szCs w:val="26"/>
         </w:rPr>
         <w:t xml:space="preserve">5. Учебно-тематический план</w:t>
       </w:r>
@@ -1303,10 +1330,10 @@
         </w:tblBorders>
       </w:tblPr>
       <w:tblGrid>
-        <w:gridCol w:w="4400"/>
-        <w:gridCol w:w="1000"/>
-        <w:gridCol w:w="1250"/>
-        <w:gridCol w:w="2988"/>
+        <w:gridCol w:w="4200"/>
+        <w:gridCol w:w="800"/>
+        <w:gridCol w:w="1100"/>
+        <w:gridCol w:w="3538"/>
       </w:tblGrid>
       <w:tr>
         <w:trPr>
@@ -1315,7 +1342,7 @@
         </w:trPr>
         <w:tc>
           <w:tcPr>
-            <w:tcW w:type="dxa" w:w="4400"/>
+            <w:tcW w:type="dxa" w:w="4200"/>
             <w:tcBorders>
               <w:top w:val="single" w:color="808080" w:sz="4"/>
               <w:left w:val="single" w:color="808080" w:sz="4"/>
@@ -1329,12 +1356,13 @@
               <w:bottom w:type="dxa" w:w="50"/>
               <w:right w:type="dxa" w:w="90"/>
             </w:tcMar>
-            <w:vAlign w:val="center"/>
-          </w:tcPr>
-          <w:p>
-            <w:pPr>
-              <w:spacing w:after="20" w:line="252"/>
-              <w:jc w:val="center"/>
+            <w:vAlign w:val="top"/>
+          </w:tcPr>
+          <w:p>
+            <w:pPr>
+              <w:keepNext/>
+              <w:spacing w:after="30" w:line="240"/>
+              <w:jc w:val="left"/>
             </w:pPr>
             <w:r>
               <w:rPr>
@@ -1350,7 +1378,7 @@
         </w:tc>
         <w:tc>
           <w:tcPr>
-            <w:tcW w:type="dxa" w:w="1000"/>
+            <w:tcW w:type="dxa" w:w="800"/>
             <w:tcBorders>
               <w:top w:val="single" w:color="808080" w:sz="4"/>
               <w:left w:val="single" w:color="808080" w:sz="4"/>
@@ -1364,12 +1392,13 @@
               <w:bottom w:type="dxa" w:w="50"/>
               <w:right w:type="dxa" w:w="90"/>
             </w:tcMar>
-            <w:vAlign w:val="center"/>
-          </w:tcPr>
-          <w:p>
-            <w:pPr>
-              <w:spacing w:after="20" w:line="252"/>
-              <w:jc w:val="center"/>
+            <w:vAlign w:val="top"/>
+          </w:tcPr>
+          <w:p>
+            <w:pPr>
+              <w:keepNext/>
+              <w:spacing w:after="30" w:line="240"/>
+              <w:jc w:val="left"/>
             </w:pPr>
             <w:r>
               <w:rPr>
@@ -1385,7 +1414,7 @@
         </w:tc>
         <w:tc>
           <w:tcPr>
-            <w:tcW w:type="dxa" w:w="1250"/>
+            <w:tcW w:type="dxa" w:w="1100"/>
             <w:tcBorders>
               <w:top w:val="single" w:color="808080" w:sz="4"/>
               <w:left w:val="single" w:color="808080" w:sz="4"/>
@@ -1399,12 +1428,13 @@
               <w:bottom w:type="dxa" w:w="50"/>
               <w:right w:type="dxa" w:w="90"/>
             </w:tcMar>
-            <w:vAlign w:val="center"/>
-          </w:tcPr>
-          <w:p>
-            <w:pPr>
-              <w:spacing w:after="20" w:line="252"/>
-              <w:jc w:val="center"/>
+            <w:vAlign w:val="top"/>
+          </w:tcPr>
+          <w:p>
+            <w:pPr>
+              <w:keepNext/>
+              <w:spacing w:after="30" w:line="240"/>
+              <w:jc w:val="left"/>
             </w:pPr>
             <w:r>
               <w:rPr>
@@ -1420,7 +1450,7 @@
         </w:tc>
         <w:tc>
           <w:tcPr>
-            <w:tcW w:type="dxa" w:w="2988"/>
+            <w:tcW w:type="dxa" w:w="3538"/>
             <w:tcBorders>
               <w:top w:val="single" w:color="808080" w:sz="4"/>
               <w:left w:val="single" w:color="808080" w:sz="4"/>
@@ -1434,12 +1464,13 @@
               <w:bottom w:type="dxa" w:w="50"/>
               <w:right w:type="dxa" w:w="90"/>
             </w:tcMar>
-            <w:vAlign w:val="center"/>
-          </w:tcPr>
-          <w:p>
-            <w:pPr>
-              <w:spacing w:after="20" w:line="252"/>
-              <w:jc w:val="center"/>
+            <w:vAlign w:val="top"/>
+          </w:tcPr>
+          <w:p>
+            <w:pPr>
+              <w:keepNext/>
+              <w:spacing w:after="30" w:line="240"/>
+              <w:jc w:val="left"/>
             </w:pPr>
             <w:r>
               <w:rPr>
@@ -1460,24 +1491,24 @@
         </w:trPr>
         <w:tc>
           <w:tcPr>
-            <w:tcW w:type="dxa" w:w="4400"/>
-            <w:tcBorders>
-              <w:top w:val="single" w:color="808080" w:sz="4"/>
-              <w:left w:val="single" w:color="808080" w:sz="4"/>
-              <w:bottom w:val="single" w:color="808080" w:sz="4"/>
-              <w:right w:val="single" w:color="808080" w:sz="4"/>
-            </w:tcBorders>
-            <w:tcMar>
-              <w:top w:type="dxa" w:w="50"/>
-              <w:left w:type="dxa" w:w="90"/>
-              <w:bottom w:type="dxa" w:w="50"/>
-              <w:right w:type="dxa" w:w="90"/>
-            </w:tcMar>
-            <w:vAlign w:val="center"/>
-          </w:tcPr>
-          <w:p>
-            <w:pPr>
-              <w:spacing w:after="20" w:line="252"/>
+            <w:tcW w:type="dxa" w:w="4200"/>
+            <w:tcBorders>
+              <w:top w:val="single" w:color="808080" w:sz="4"/>
+              <w:left w:val="single" w:color="808080" w:sz="4"/>
+              <w:bottom w:val="single" w:color="808080" w:sz="4"/>
+              <w:right w:val="single" w:color="808080" w:sz="4"/>
+            </w:tcBorders>
+            <w:tcMar>
+              <w:top w:type="dxa" w:w="50"/>
+              <w:left w:type="dxa" w:w="90"/>
+              <w:bottom w:type="dxa" w:w="50"/>
+              <w:right w:type="dxa" w:w="90"/>
+            </w:tcMar>
+            <w:vAlign w:val="top"/>
+          </w:tcPr>
+          <w:p>
+            <w:pPr>
+              <w:spacing w:after="30" w:line="240"/>
               <w:jc w:val="left"/>
             </w:pPr>
             <w:r>
@@ -1492,25 +1523,25 @@
         </w:tc>
         <w:tc>
           <w:tcPr>
-            <w:tcW w:type="dxa" w:w="1000"/>
-            <w:tcBorders>
-              <w:top w:val="single" w:color="808080" w:sz="4"/>
-              <w:left w:val="single" w:color="808080" w:sz="4"/>
-              <w:bottom w:val="single" w:color="808080" w:sz="4"/>
-              <w:right w:val="single" w:color="808080" w:sz="4"/>
-            </w:tcBorders>
-            <w:tcMar>
-              <w:top w:type="dxa" w:w="50"/>
-              <w:left w:type="dxa" w:w="90"/>
-              <w:bottom w:type="dxa" w:w="50"/>
-              <w:right w:type="dxa" w:w="90"/>
-            </w:tcMar>
-            <w:vAlign w:val="center"/>
-          </w:tcPr>
-          <w:p>
-            <w:pPr>
-              <w:spacing w:after="20" w:line="252"/>
-              <w:jc w:val="1"/>
+            <w:tcW w:type="dxa" w:w="800"/>
+            <w:tcBorders>
+              <w:top w:val="single" w:color="808080" w:sz="4"/>
+              <w:left w:val="single" w:color="808080" w:sz="4"/>
+              <w:bottom w:val="single" w:color="808080" w:sz="4"/>
+              <w:right w:val="single" w:color="808080" w:sz="4"/>
+            </w:tcBorders>
+            <w:tcMar>
+              <w:top w:type="dxa" w:w="50"/>
+              <w:left w:type="dxa" w:w="90"/>
+              <w:bottom w:type="dxa" w:w="50"/>
+              <w:right w:type="dxa" w:w="90"/>
+            </w:tcMar>
+            <w:vAlign w:val="top"/>
+          </w:tcPr>
+          <w:p>
+            <w:pPr>
+              <w:spacing w:after="30" w:line="240"/>
+              <w:jc w:val="left"/>
             </w:pPr>
             <w:r>
               <w:rPr>
@@ -1524,25 +1555,25 @@
         </w:tc>
         <w:tc>
           <w:tcPr>
-            <w:tcW w:type="dxa" w:w="1250"/>
-            <w:tcBorders>
-              <w:top w:val="single" w:color="808080" w:sz="4"/>
-              <w:left w:val="single" w:color="808080" w:sz="4"/>
-              <w:bottom w:val="single" w:color="808080" w:sz="4"/>
-              <w:right w:val="single" w:color="808080" w:sz="4"/>
-            </w:tcBorders>
-            <w:tcMar>
-              <w:top w:type="dxa" w:w="50"/>
-              <w:left w:type="dxa" w:w="90"/>
-              <w:bottom w:type="dxa" w:w="50"/>
-              <w:right w:type="dxa" w:w="90"/>
-            </w:tcMar>
-            <w:vAlign w:val="center"/>
-          </w:tcPr>
-          <w:p>
-            <w:pPr>
-              <w:spacing w:after="20" w:line="252"/>
-              <w:jc w:val="1"/>
+            <w:tcW w:type="dxa" w:w="1100"/>
+            <w:tcBorders>
+              <w:top w:val="single" w:color="808080" w:sz="4"/>
+              <w:left w:val="single" w:color="808080" w:sz="4"/>
+              <w:bottom w:val="single" w:color="808080" w:sz="4"/>
+              <w:right w:val="single" w:color="808080" w:sz="4"/>
+            </w:tcBorders>
+            <w:tcMar>
+              <w:top w:type="dxa" w:w="50"/>
+              <w:left w:type="dxa" w:w="90"/>
+              <w:bottom w:type="dxa" w:w="50"/>
+              <w:right w:type="dxa" w:w="90"/>
+            </w:tcMar>
+            <w:vAlign w:val="top"/>
+          </w:tcPr>
+          <w:p>
+            <w:pPr>
+              <w:spacing w:after="30" w:line="240"/>
+              <w:jc w:val="left"/>
             </w:pPr>
             <w:r>
               <w:rPr>
@@ -1556,24 +1587,24 @@
         </w:tc>
         <w:tc>
           <w:tcPr>
-            <w:tcW w:type="dxa" w:w="2988"/>
-            <w:tcBorders>
-              <w:top w:val="single" w:color="808080" w:sz="4"/>
-              <w:left w:val="single" w:color="808080" w:sz="4"/>
-              <w:bottom w:val="single" w:color="808080" w:sz="4"/>
-              <w:right w:val="single" w:color="808080" w:sz="4"/>
-            </w:tcBorders>
-            <w:tcMar>
-              <w:top w:type="dxa" w:w="50"/>
-              <w:left w:type="dxa" w:w="90"/>
-              <w:bottom w:type="dxa" w:w="50"/>
-              <w:right w:type="dxa" w:w="90"/>
-            </w:tcMar>
-            <w:vAlign w:val="center"/>
-          </w:tcPr>
-          <w:p>
-            <w:pPr>
-              <w:spacing w:after="20" w:line="252"/>
+            <w:tcW w:type="dxa" w:w="3538"/>
+            <w:tcBorders>
+              <w:top w:val="single" w:color="808080" w:sz="4"/>
+              <w:left w:val="single" w:color="808080" w:sz="4"/>
+              <w:bottom w:val="single" w:color="808080" w:sz="4"/>
+              <w:right w:val="single" w:color="808080" w:sz="4"/>
+            </w:tcBorders>
+            <w:tcMar>
+              <w:top w:type="dxa" w:w="50"/>
+              <w:left w:type="dxa" w:w="90"/>
+              <w:bottom w:type="dxa" w:w="50"/>
+              <w:right w:type="dxa" w:w="90"/>
+            </w:tcMar>
+            <w:vAlign w:val="top"/>
+          </w:tcPr>
+          <w:p>
+            <w:pPr>
+              <w:spacing w:after="30" w:line="240"/>
               <w:jc w:val="left"/>
             </w:pPr>
             <w:r>
@@ -1593,24 +1624,24 @@
         </w:trPr>
         <w:tc>
           <w:tcPr>
-            <w:tcW w:type="dxa" w:w="4400"/>
-            <w:tcBorders>
-              <w:top w:val="single" w:color="808080" w:sz="4"/>
-              <w:left w:val="single" w:color="808080" w:sz="4"/>
-              <w:bottom w:val="single" w:color="808080" w:sz="4"/>
-              <w:right w:val="single" w:color="808080" w:sz="4"/>
-            </w:tcBorders>
-            <w:tcMar>
-              <w:top w:type="dxa" w:w="50"/>
-              <w:left w:type="dxa" w:w="90"/>
-              <w:bottom w:type="dxa" w:w="50"/>
-              <w:right w:type="dxa" w:w="90"/>
-            </w:tcMar>
-            <w:vAlign w:val="center"/>
-          </w:tcPr>
-          <w:p>
-            <w:pPr>
-              <w:spacing w:after="20" w:line="252"/>
+            <w:tcW w:type="dxa" w:w="4200"/>
+            <w:tcBorders>
+              <w:top w:val="single" w:color="808080" w:sz="4"/>
+              <w:left w:val="single" w:color="808080" w:sz="4"/>
+              <w:bottom w:val="single" w:color="808080" w:sz="4"/>
+              <w:right w:val="single" w:color="808080" w:sz="4"/>
+            </w:tcBorders>
+            <w:tcMar>
+              <w:top w:type="dxa" w:w="50"/>
+              <w:left w:type="dxa" w:w="90"/>
+              <w:bottom w:type="dxa" w:w="50"/>
+              <w:right w:type="dxa" w:w="90"/>
+            </w:tcMar>
+            <w:vAlign w:val="top"/>
+          </w:tcPr>
+          <w:p>
+            <w:pPr>
+              <w:spacing w:after="30" w:line="240"/>
               <w:jc w:val="left"/>
             </w:pPr>
             <w:r>
@@ -1625,25 +1656,25 @@
         </w:tc>
         <w:tc>
           <w:tcPr>
-            <w:tcW w:type="dxa" w:w="1000"/>
-            <w:tcBorders>
-              <w:top w:val="single" w:color="808080" w:sz="4"/>
-              <w:left w:val="single" w:color="808080" w:sz="4"/>
-              <w:bottom w:val="single" w:color="808080" w:sz="4"/>
-              <w:right w:val="single" w:color="808080" w:sz="4"/>
-            </w:tcBorders>
-            <w:tcMar>
-              <w:top w:type="dxa" w:w="50"/>
-              <w:left w:type="dxa" w:w="90"/>
-              <w:bottom w:type="dxa" w:w="50"/>
-              <w:right w:type="dxa" w:w="90"/>
-            </w:tcMar>
-            <w:vAlign w:val="center"/>
-          </w:tcPr>
-          <w:p>
-            <w:pPr>
-              <w:spacing w:after="20" w:line="252"/>
-              <w:jc w:val="1"/>
+            <w:tcW w:type="dxa" w:w="800"/>
+            <w:tcBorders>
+              <w:top w:val="single" w:color="808080" w:sz="4"/>
+              <w:left w:val="single" w:color="808080" w:sz="4"/>
+              <w:bottom w:val="single" w:color="808080" w:sz="4"/>
+              <w:right w:val="single" w:color="808080" w:sz="4"/>
+            </w:tcBorders>
+            <w:tcMar>
+              <w:top w:type="dxa" w:w="50"/>
+              <w:left w:type="dxa" w:w="90"/>
+              <w:bottom w:type="dxa" w:w="50"/>
+              <w:right w:type="dxa" w:w="90"/>
+            </w:tcMar>
+            <w:vAlign w:val="top"/>
+          </w:tcPr>
+          <w:p>
+            <w:pPr>
+              <w:spacing w:after="30" w:line="240"/>
+              <w:jc w:val="left"/>
             </w:pPr>
             <w:r>
               <w:rPr>
@@ -1657,25 +1688,25 @@
         </w:tc>
         <w:tc>
           <w:tcPr>
-            <w:tcW w:type="dxa" w:w="1250"/>
-            <w:tcBorders>
-              <w:top w:val="single" w:color="808080" w:sz="4"/>
-              <w:left w:val="single" w:color="808080" w:sz="4"/>
-              <w:bottom w:val="single" w:color="808080" w:sz="4"/>
-              <w:right w:val="single" w:color="808080" w:sz="4"/>
-            </w:tcBorders>
-            <w:tcMar>
-              <w:top w:type="dxa" w:w="50"/>
-              <w:left w:type="dxa" w:w="90"/>
-              <w:bottom w:type="dxa" w:w="50"/>
-              <w:right w:type="dxa" w:w="90"/>
-            </w:tcMar>
-            <w:vAlign w:val="center"/>
-          </w:tcPr>
-          <w:p>
-            <w:pPr>
-              <w:spacing w:after="20" w:line="252"/>
-              <w:jc w:val="1"/>
+            <w:tcW w:type="dxa" w:w="1100"/>
+            <w:tcBorders>
+              <w:top w:val="single" w:color="808080" w:sz="4"/>
+              <w:left w:val="single" w:color="808080" w:sz="4"/>
+              <w:bottom w:val="single" w:color="808080" w:sz="4"/>
+              <w:right w:val="single" w:color="808080" w:sz="4"/>
+            </w:tcBorders>
+            <w:tcMar>
+              <w:top w:type="dxa" w:w="50"/>
+              <w:left w:type="dxa" w:w="90"/>
+              <w:bottom w:type="dxa" w:w="50"/>
+              <w:right w:type="dxa" w:w="90"/>
+            </w:tcMar>
+            <w:vAlign w:val="top"/>
+          </w:tcPr>
+          <w:p>
+            <w:pPr>
+              <w:spacing w:after="30" w:line="240"/>
+              <w:jc w:val="left"/>
             </w:pPr>
             <w:r>
               <w:rPr>
@@ -1689,24 +1720,24 @@
         </w:tc>
         <w:tc>
           <w:tcPr>
-            <w:tcW w:type="dxa" w:w="2988"/>
-            <w:tcBorders>
-              <w:top w:val="single" w:color="808080" w:sz="4"/>
-              <w:left w:val="single" w:color="808080" w:sz="4"/>
-              <w:bottom w:val="single" w:color="808080" w:sz="4"/>
-              <w:right w:val="single" w:color="808080" w:sz="4"/>
-            </w:tcBorders>
-            <w:tcMar>
-              <w:top w:type="dxa" w:w="50"/>
-              <w:left w:type="dxa" w:w="90"/>
-              <w:bottom w:type="dxa" w:w="50"/>
-              <w:right w:type="dxa" w:w="90"/>
-            </w:tcMar>
-            <w:vAlign w:val="center"/>
-          </w:tcPr>
-          <w:p>
-            <w:pPr>
-              <w:spacing w:after="20" w:line="252"/>
+            <w:tcW w:type="dxa" w:w="3538"/>
+            <w:tcBorders>
+              <w:top w:val="single" w:color="808080" w:sz="4"/>
+              <w:left w:val="single" w:color="808080" w:sz="4"/>
+              <w:bottom w:val="single" w:color="808080" w:sz="4"/>
+              <w:right w:val="single" w:color="808080" w:sz="4"/>
+            </w:tcBorders>
+            <w:tcMar>
+              <w:top w:type="dxa" w:w="50"/>
+              <w:left w:type="dxa" w:w="90"/>
+              <w:bottom w:type="dxa" w:w="50"/>
+              <w:right w:type="dxa" w:w="90"/>
+            </w:tcMar>
+            <w:vAlign w:val="top"/>
+          </w:tcPr>
+          <w:p>
+            <w:pPr>
+              <w:spacing w:after="30" w:line="240"/>
               <w:jc w:val="left"/>
             </w:pPr>
             <w:r>
@@ -1726,24 +1757,24 @@
         </w:trPr>
         <w:tc>
           <w:tcPr>
-            <w:tcW w:type="dxa" w:w="4400"/>
-            <w:tcBorders>
-              <w:top w:val="single" w:color="808080" w:sz="4"/>
-              <w:left w:val="single" w:color="808080" w:sz="4"/>
-              <w:bottom w:val="single" w:color="808080" w:sz="4"/>
-              <w:right w:val="single" w:color="808080" w:sz="4"/>
-            </w:tcBorders>
-            <w:tcMar>
-              <w:top w:type="dxa" w:w="50"/>
-              <w:left w:type="dxa" w:w="90"/>
-              <w:bottom w:type="dxa" w:w="50"/>
-              <w:right w:type="dxa" w:w="90"/>
-            </w:tcMar>
-            <w:vAlign w:val="center"/>
-          </w:tcPr>
-          <w:p>
-            <w:pPr>
-              <w:spacing w:after="20" w:line="252"/>
+            <w:tcW w:type="dxa" w:w="4200"/>
+            <w:tcBorders>
+              <w:top w:val="single" w:color="808080" w:sz="4"/>
+              <w:left w:val="single" w:color="808080" w:sz="4"/>
+              <w:bottom w:val="single" w:color="808080" w:sz="4"/>
+              <w:right w:val="single" w:color="808080" w:sz="4"/>
+            </w:tcBorders>
+            <w:tcMar>
+              <w:top w:type="dxa" w:w="50"/>
+              <w:left w:type="dxa" w:w="90"/>
+              <w:bottom w:type="dxa" w:w="50"/>
+              <w:right w:type="dxa" w:w="90"/>
+            </w:tcMar>
+            <w:vAlign w:val="top"/>
+          </w:tcPr>
+          <w:p>
+            <w:pPr>
+              <w:spacing w:after="30" w:line="240"/>
               <w:jc w:val="left"/>
             </w:pPr>
             <w:r>
@@ -1758,25 +1789,25 @@
         </w:tc>
         <w:tc>
           <w:tcPr>
-            <w:tcW w:type="dxa" w:w="1000"/>
-            <w:tcBorders>
-              <w:top w:val="single" w:color="808080" w:sz="4"/>
-              <w:left w:val="single" w:color="808080" w:sz="4"/>
-              <w:bottom w:val="single" w:color="808080" w:sz="4"/>
-              <w:right w:val="single" w:color="808080" w:sz="4"/>
-            </w:tcBorders>
-            <w:tcMar>
-              <w:top w:type="dxa" w:w="50"/>
-              <w:left w:type="dxa" w:w="90"/>
-              <w:bottom w:type="dxa" w:w="50"/>
-              <w:right w:type="dxa" w:w="90"/>
-            </w:tcMar>
-            <w:vAlign w:val="center"/>
-          </w:tcPr>
-          <w:p>
-            <w:pPr>
-              <w:spacing w:after="20" w:line="252"/>
-              <w:jc w:val="1"/>
+            <w:tcW w:type="dxa" w:w="800"/>
+            <w:tcBorders>
+              <w:top w:val="single" w:color="808080" w:sz="4"/>
+              <w:left w:val="single" w:color="808080" w:sz="4"/>
+              <w:bottom w:val="single" w:color="808080" w:sz="4"/>
+              <w:right w:val="single" w:color="808080" w:sz="4"/>
+            </w:tcBorders>
+            <w:tcMar>
+              <w:top w:type="dxa" w:w="50"/>
+              <w:left w:type="dxa" w:w="90"/>
+              <w:bottom w:type="dxa" w:w="50"/>
+              <w:right w:type="dxa" w:w="90"/>
+            </w:tcMar>
+            <w:vAlign w:val="top"/>
+          </w:tcPr>
+          <w:p>
+            <w:pPr>
+              <w:spacing w:after="30" w:line="240"/>
+              <w:jc w:val="left"/>
             </w:pPr>
             <w:r>
               <w:rPr>
@@ -1790,25 +1821,25 @@
         </w:tc>
         <w:tc>
           <w:tcPr>
-            <w:tcW w:type="dxa" w:w="1250"/>
-            <w:tcBorders>
-              <w:top w:val="single" w:color="808080" w:sz="4"/>
-              <w:left w:val="single" w:color="808080" w:sz="4"/>
-              <w:bottom w:val="single" w:color="808080" w:sz="4"/>
-              <w:right w:val="single" w:color="808080" w:sz="4"/>
-            </w:tcBorders>
-            <w:tcMar>
-              <w:top w:type="dxa" w:w="50"/>
-              <w:left w:type="dxa" w:w="90"/>
-              <w:bottom w:type="dxa" w:w="50"/>
-              <w:right w:type="dxa" w:w="90"/>
-            </w:tcMar>
-            <w:vAlign w:val="center"/>
-          </w:tcPr>
-          <w:p>
-            <w:pPr>
-              <w:spacing w:after="20" w:line="252"/>
-              <w:jc w:val="1"/>
+            <w:tcW w:type="dxa" w:w="1100"/>
+            <w:tcBorders>
+              <w:top w:val="single" w:color="808080" w:sz="4"/>
+              <w:left w:val="single" w:color="808080" w:sz="4"/>
+              <w:bottom w:val="single" w:color="808080" w:sz="4"/>
+              <w:right w:val="single" w:color="808080" w:sz="4"/>
+            </w:tcBorders>
+            <w:tcMar>
+              <w:top w:type="dxa" w:w="50"/>
+              <w:left w:type="dxa" w:w="90"/>
+              <w:bottom w:type="dxa" w:w="50"/>
+              <w:right w:type="dxa" w:w="90"/>
+            </w:tcMar>
+            <w:vAlign w:val="top"/>
+          </w:tcPr>
+          <w:p>
+            <w:pPr>
+              <w:spacing w:after="30" w:line="240"/>
+              <w:jc w:val="left"/>
             </w:pPr>
             <w:r>
               <w:rPr>
@@ -1822,24 +1853,24 @@
         </w:tc>
         <w:tc>
           <w:tcPr>
-            <w:tcW w:type="dxa" w:w="2988"/>
-            <w:tcBorders>
-              <w:top w:val="single" w:color="808080" w:sz="4"/>
-              <w:left w:val="single" w:color="808080" w:sz="4"/>
-              <w:bottom w:val="single" w:color="808080" w:sz="4"/>
-              <w:right w:val="single" w:color="808080" w:sz="4"/>
-            </w:tcBorders>
-            <w:tcMar>
-              <w:top w:type="dxa" w:w="50"/>
-              <w:left w:type="dxa" w:w="90"/>
-              <w:bottom w:type="dxa" w:w="50"/>
-              <w:right w:type="dxa" w:w="90"/>
-            </w:tcMar>
-            <w:vAlign w:val="center"/>
-          </w:tcPr>
-          <w:p>
-            <w:pPr>
-              <w:spacing w:after="20" w:line="252"/>
+            <w:tcW w:type="dxa" w:w="3538"/>
+            <w:tcBorders>
+              <w:top w:val="single" w:color="808080" w:sz="4"/>
+              <w:left w:val="single" w:color="808080" w:sz="4"/>
+              <w:bottom w:val="single" w:color="808080" w:sz="4"/>
+              <w:right w:val="single" w:color="808080" w:sz="4"/>
+            </w:tcBorders>
+            <w:tcMar>
+              <w:top w:type="dxa" w:w="50"/>
+              <w:left w:type="dxa" w:w="90"/>
+              <w:bottom w:type="dxa" w:w="50"/>
+              <w:right w:type="dxa" w:w="90"/>
+            </w:tcMar>
+            <w:vAlign w:val="top"/>
+          </w:tcPr>
+          <w:p>
+            <w:pPr>
+              <w:spacing w:after="30" w:line="240"/>
               <w:jc w:val="left"/>
             </w:pPr>
             <w:r>
@@ -1859,24 +1890,24 @@
         </w:trPr>
         <w:tc>
           <w:tcPr>
-            <w:tcW w:type="dxa" w:w="4400"/>
-            <w:tcBorders>
-              <w:top w:val="single" w:color="808080" w:sz="4"/>
-              <w:left w:val="single" w:color="808080" w:sz="4"/>
-              <w:bottom w:val="single" w:color="808080" w:sz="4"/>
-              <w:right w:val="single" w:color="808080" w:sz="4"/>
-            </w:tcBorders>
-            <w:tcMar>
-              <w:top w:type="dxa" w:w="50"/>
-              <w:left w:type="dxa" w:w="90"/>
-              <w:bottom w:type="dxa" w:w="50"/>
-              <w:right w:type="dxa" w:w="90"/>
-            </w:tcMar>
-            <w:vAlign w:val="center"/>
-          </w:tcPr>
-          <w:p>
-            <w:pPr>
-              <w:spacing w:after="20" w:line="252"/>
+            <w:tcW w:type="dxa" w:w="4200"/>
+            <w:tcBorders>
+              <w:top w:val="single" w:color="808080" w:sz="4"/>
+              <w:left w:val="single" w:color="808080" w:sz="4"/>
+              <w:bottom w:val="single" w:color="808080" w:sz="4"/>
+              <w:right w:val="single" w:color="808080" w:sz="4"/>
+            </w:tcBorders>
+            <w:tcMar>
+              <w:top w:type="dxa" w:w="50"/>
+              <w:left w:type="dxa" w:w="90"/>
+              <w:bottom w:type="dxa" w:w="50"/>
+              <w:right w:type="dxa" w:w="90"/>
+            </w:tcMar>
+            <w:vAlign w:val="top"/>
+          </w:tcPr>
+          <w:p>
+            <w:pPr>
+              <w:spacing w:after="30" w:line="240"/>
               <w:jc w:val="left"/>
             </w:pPr>
             <w:r>
@@ -1891,25 +1922,25 @@
         </w:tc>
         <w:tc>
           <w:tcPr>
-            <w:tcW w:type="dxa" w:w="1000"/>
-            <w:tcBorders>
-              <w:top w:val="single" w:color="808080" w:sz="4"/>
-              <w:left w:val="single" w:color="808080" w:sz="4"/>
-              <w:bottom w:val="single" w:color="808080" w:sz="4"/>
-              <w:right w:val="single" w:color="808080" w:sz="4"/>
-            </w:tcBorders>
-            <w:tcMar>
-              <w:top w:type="dxa" w:w="50"/>
-              <w:left w:type="dxa" w:w="90"/>
-              <w:bottom w:type="dxa" w:w="50"/>
-              <w:right w:type="dxa" w:w="90"/>
-            </w:tcMar>
-            <w:vAlign w:val="center"/>
-          </w:tcPr>
-          <w:p>
-            <w:pPr>
-              <w:spacing w:after="20" w:line="252"/>
-              <w:jc w:val="1"/>
+            <w:tcW w:type="dxa" w:w="800"/>
+            <w:tcBorders>
+              <w:top w:val="single" w:color="808080" w:sz="4"/>
+              <w:left w:val="single" w:color="808080" w:sz="4"/>
+              <w:bottom w:val="single" w:color="808080" w:sz="4"/>
+              <w:right w:val="single" w:color="808080" w:sz="4"/>
+            </w:tcBorders>
+            <w:tcMar>
+              <w:top w:type="dxa" w:w="50"/>
+              <w:left w:type="dxa" w:w="90"/>
+              <w:bottom w:type="dxa" w:w="50"/>
+              <w:right w:type="dxa" w:w="90"/>
+            </w:tcMar>
+            <w:vAlign w:val="top"/>
+          </w:tcPr>
+          <w:p>
+            <w:pPr>
+              <w:spacing w:after="30" w:line="240"/>
+              <w:jc w:val="left"/>
             </w:pPr>
             <w:r>
               <w:rPr>
@@ -1923,25 +1954,25 @@
         </w:tc>
         <w:tc>
           <w:tcPr>
-            <w:tcW w:type="dxa" w:w="1250"/>
-            <w:tcBorders>
-              <w:top w:val="single" w:color="808080" w:sz="4"/>
-              <w:left w:val="single" w:color="808080" w:sz="4"/>
-              <w:bottom w:val="single" w:color="808080" w:sz="4"/>
-              <w:right w:val="single" w:color="808080" w:sz="4"/>
-            </w:tcBorders>
-            <w:tcMar>
-              <w:top w:type="dxa" w:w="50"/>
-              <w:left w:type="dxa" w:w="90"/>
-              <w:bottom w:type="dxa" w:w="50"/>
-              <w:right w:type="dxa" w:w="90"/>
-            </w:tcMar>
-            <w:vAlign w:val="center"/>
-          </w:tcPr>
-          <w:p>
-            <w:pPr>
-              <w:spacing w:after="20" w:line="252"/>
-              <w:jc w:val="1"/>
+            <w:tcW w:type="dxa" w:w="1100"/>
+            <w:tcBorders>
+              <w:top w:val="single" w:color="808080" w:sz="4"/>
+              <w:left w:val="single" w:color="808080" w:sz="4"/>
+              <w:bottom w:val="single" w:color="808080" w:sz="4"/>
+              <w:right w:val="single" w:color="808080" w:sz="4"/>
+            </w:tcBorders>
+            <w:tcMar>
+              <w:top w:type="dxa" w:w="50"/>
+              <w:left w:type="dxa" w:w="90"/>
+              <w:bottom w:type="dxa" w:w="50"/>
+              <w:right w:type="dxa" w:w="90"/>
+            </w:tcMar>
+            <w:vAlign w:val="top"/>
+          </w:tcPr>
+          <w:p>
+            <w:pPr>
+              <w:spacing w:after="30" w:line="240"/>
+              <w:jc w:val="left"/>
             </w:pPr>
             <w:r>
               <w:rPr>
@@ -1955,33 +1986,33 @@
         </w:tc>
         <w:tc>
           <w:tcPr>
-            <w:tcW w:type="dxa" w:w="2988"/>
-            <w:tcBorders>
-              <w:top w:val="single" w:color="808080" w:sz="4"/>
-              <w:left w:val="single" w:color="808080" w:sz="4"/>
-              <w:bottom w:val="single" w:color="808080" w:sz="4"/>
-              <w:right w:val="single" w:color="808080" w:sz="4"/>
-            </w:tcBorders>
-            <w:tcMar>
-              <w:top w:type="dxa" w:w="50"/>
-              <w:left w:type="dxa" w:w="90"/>
-              <w:bottom w:type="dxa" w:w="50"/>
-              <w:right w:type="dxa" w:w="90"/>
-            </w:tcMar>
-            <w:vAlign w:val="center"/>
-          </w:tcPr>
-          <w:p>
-            <w:pPr>
-              <w:spacing w:after="20" w:line="252"/>
-              <w:jc w:val="left"/>
-            </w:pPr>
-            <w:r>
-              <w:rPr>
-                <w:rFonts w:ascii="Times New Roman" w:cs="Times New Roman" w:eastAsia="Times New Roman" w:hAnsi="Times New Roman"/>
-                <w:sz w:val="20"/>
-                <w:szCs w:val="20"/>
-              </w:rPr>
-              <w:t xml:space="preserve">карта и компас, костёр, сигналы бедствия</w:t>
+            <w:tcW w:type="dxa" w:w="3538"/>
+            <w:tcBorders>
+              <w:top w:val="single" w:color="808080" w:sz="4"/>
+              <w:left w:val="single" w:color="808080" w:sz="4"/>
+              <w:bottom w:val="single" w:color="808080" w:sz="4"/>
+              <w:right w:val="single" w:color="808080" w:sz="4"/>
+            </w:tcBorders>
+            <w:tcMar>
+              <w:top w:type="dxa" w:w="50"/>
+              <w:left w:type="dxa" w:w="90"/>
+              <w:bottom w:type="dxa" w:w="50"/>
+              <w:right w:type="dxa" w:w="90"/>
+            </w:tcMar>
+            <w:vAlign w:val="top"/>
+          </w:tcPr>
+          <w:p>
+            <w:pPr>
+              <w:spacing w:after="30" w:line="240"/>
+              <w:jc w:val="left"/>
+            </w:pPr>
+            <w:r>
+              <w:rPr>
+                <w:rFonts w:ascii="Times New Roman" w:cs="Times New Roman" w:eastAsia="Times New Roman" w:hAnsi="Times New Roman"/>
+                <w:sz w:val="20"/>
+                <w:szCs w:val="20"/>
+              </w:rPr>
+              <w:t xml:space="preserve">карта и компас, костёр, сигналы бедствия, препятствия</w:t>
             </w:r>
           </w:p>
         </w:tc>
@@ -1992,24 +2023,24 @@
         </w:trPr>
         <w:tc>
           <w:tcPr>
-            <w:tcW w:type="dxa" w:w="4400"/>
-            <w:tcBorders>
-              <w:top w:val="single" w:color="808080" w:sz="4"/>
-              <w:left w:val="single" w:color="808080" w:sz="4"/>
-              <w:bottom w:val="single" w:color="808080" w:sz="4"/>
-              <w:right w:val="single" w:color="808080" w:sz="4"/>
-            </w:tcBorders>
-            <w:tcMar>
-              <w:top w:type="dxa" w:w="50"/>
-              <w:left w:type="dxa" w:w="90"/>
-              <w:bottom w:type="dxa" w:w="50"/>
-              <w:right w:type="dxa" w:w="90"/>
-            </w:tcMar>
-            <w:vAlign w:val="center"/>
-          </w:tcPr>
-          <w:p>
-            <w:pPr>
-              <w:spacing w:after="20" w:line="252"/>
+            <w:tcW w:type="dxa" w:w="4200"/>
+            <w:tcBorders>
+              <w:top w:val="single" w:color="808080" w:sz="4"/>
+              <w:left w:val="single" w:color="808080" w:sz="4"/>
+              <w:bottom w:val="single" w:color="808080" w:sz="4"/>
+              <w:right w:val="single" w:color="808080" w:sz="4"/>
+            </w:tcBorders>
+            <w:tcMar>
+              <w:top w:type="dxa" w:w="50"/>
+              <w:left w:type="dxa" w:w="90"/>
+              <w:bottom w:type="dxa" w:w="50"/>
+              <w:right w:type="dxa" w:w="90"/>
+            </w:tcMar>
+            <w:vAlign w:val="top"/>
+          </w:tcPr>
+          <w:p>
+            <w:pPr>
+              <w:spacing w:after="30" w:line="240"/>
               <w:jc w:val="left"/>
             </w:pPr>
             <w:r>
@@ -2024,25 +2055,25 @@
         </w:tc>
         <w:tc>
           <w:tcPr>
-            <w:tcW w:type="dxa" w:w="1000"/>
-            <w:tcBorders>
-              <w:top w:val="single" w:color="808080" w:sz="4"/>
-              <w:left w:val="single" w:color="808080" w:sz="4"/>
-              <w:bottom w:val="single" w:color="808080" w:sz="4"/>
-              <w:right w:val="single" w:color="808080" w:sz="4"/>
-            </w:tcBorders>
-            <w:tcMar>
-              <w:top w:type="dxa" w:w="50"/>
-              <w:left w:type="dxa" w:w="90"/>
-              <w:bottom w:type="dxa" w:w="50"/>
-              <w:right w:type="dxa" w:w="90"/>
-            </w:tcMar>
-            <w:vAlign w:val="center"/>
-          </w:tcPr>
-          <w:p>
-            <w:pPr>
-              <w:spacing w:after="20" w:line="252"/>
-              <w:jc w:val="1"/>
+            <w:tcW w:type="dxa" w:w="800"/>
+            <w:tcBorders>
+              <w:top w:val="single" w:color="808080" w:sz="4"/>
+              <w:left w:val="single" w:color="808080" w:sz="4"/>
+              <w:bottom w:val="single" w:color="808080" w:sz="4"/>
+              <w:right w:val="single" w:color="808080" w:sz="4"/>
+            </w:tcBorders>
+            <w:tcMar>
+              <w:top w:type="dxa" w:w="50"/>
+              <w:left w:type="dxa" w:w="90"/>
+              <w:bottom w:type="dxa" w:w="50"/>
+              <w:right w:type="dxa" w:w="90"/>
+            </w:tcMar>
+            <w:vAlign w:val="top"/>
+          </w:tcPr>
+          <w:p>
+            <w:pPr>
+              <w:spacing w:after="30" w:line="240"/>
+              <w:jc w:val="left"/>
             </w:pPr>
             <w:r>
               <w:rPr>
@@ -2056,25 +2087,25 @@
         </w:tc>
         <w:tc>
           <w:tcPr>
-            <w:tcW w:type="dxa" w:w="1250"/>
-            <w:tcBorders>
-              <w:top w:val="single" w:color="808080" w:sz="4"/>
-              <w:left w:val="single" w:color="808080" w:sz="4"/>
-              <w:bottom w:val="single" w:color="808080" w:sz="4"/>
-              <w:right w:val="single" w:color="808080" w:sz="4"/>
-            </w:tcBorders>
-            <w:tcMar>
-              <w:top w:type="dxa" w:w="50"/>
-              <w:left w:type="dxa" w:w="90"/>
-              <w:bottom w:type="dxa" w:w="50"/>
-              <w:right w:type="dxa" w:w="90"/>
-            </w:tcMar>
-            <w:vAlign w:val="center"/>
-          </w:tcPr>
-          <w:p>
-            <w:pPr>
-              <w:spacing w:after="20" w:line="252"/>
-              <w:jc w:val="1"/>
+            <w:tcW w:type="dxa" w:w="1100"/>
+            <w:tcBorders>
+              <w:top w:val="single" w:color="808080" w:sz="4"/>
+              <w:left w:val="single" w:color="808080" w:sz="4"/>
+              <w:bottom w:val="single" w:color="808080" w:sz="4"/>
+              <w:right w:val="single" w:color="808080" w:sz="4"/>
+            </w:tcBorders>
+            <w:tcMar>
+              <w:top w:type="dxa" w:w="50"/>
+              <w:left w:type="dxa" w:w="90"/>
+              <w:bottom w:type="dxa" w:w="50"/>
+              <w:right w:type="dxa" w:w="90"/>
+            </w:tcMar>
+            <w:vAlign w:val="top"/>
+          </w:tcPr>
+          <w:p>
+            <w:pPr>
+              <w:spacing w:after="30" w:line="240"/>
+              <w:jc w:val="left"/>
             </w:pPr>
             <w:r>
               <w:rPr>
@@ -2088,33 +2119,33 @@
         </w:tc>
         <w:tc>
           <w:tcPr>
-            <w:tcW w:type="dxa" w:w="2988"/>
-            <w:tcBorders>
-              <w:top w:val="single" w:color="808080" w:sz="4"/>
-              <w:left w:val="single" w:color="808080" w:sz="4"/>
-              <w:bottom w:val="single" w:color="808080" w:sz="4"/>
-              <w:right w:val="single" w:color="808080" w:sz="4"/>
-            </w:tcBorders>
-            <w:tcMar>
-              <w:top w:type="dxa" w:w="50"/>
-              <w:left w:type="dxa" w:w="90"/>
-              <w:bottom w:type="dxa" w:w="50"/>
-              <w:right w:type="dxa" w:w="90"/>
-            </w:tcMar>
-            <w:vAlign w:val="center"/>
-          </w:tcPr>
-          <w:p>
-            <w:pPr>
-              <w:spacing w:after="20" w:line="252"/>
-              <w:jc w:val="left"/>
-            </w:pPr>
-            <w:r>
-              <w:rPr>
-                <w:rFonts w:ascii="Times New Roman" w:cs="Times New Roman" w:eastAsia="Times New Roman" w:hAnsi="Times New Roman"/>
-                <w:sz w:val="20"/>
-                <w:szCs w:val="20"/>
-              </w:rPr>
-              <w:t xml:space="preserve">строевая подготовка, учебное оружие, воинские звания</w:t>
+            <w:tcW w:type="dxa" w:w="3538"/>
+            <w:tcBorders>
+              <w:top w:val="single" w:color="808080" w:sz="4"/>
+              <w:left w:val="single" w:color="808080" w:sz="4"/>
+              <w:bottom w:val="single" w:color="808080" w:sz="4"/>
+              <w:right w:val="single" w:color="808080" w:sz="4"/>
+            </w:tcBorders>
+            <w:tcMar>
+              <w:top w:type="dxa" w:w="50"/>
+              <w:left w:type="dxa" w:w="90"/>
+              <w:bottom w:type="dxa" w:w="50"/>
+              <w:right w:type="dxa" w:w="90"/>
+            </w:tcMar>
+            <w:vAlign w:val="top"/>
+          </w:tcPr>
+          <w:p>
+            <w:pPr>
+              <w:spacing w:after="30" w:line="240"/>
+              <w:jc w:val="left"/>
+            </w:pPr>
+            <w:r>
+              <w:rPr>
+                <w:rFonts w:ascii="Times New Roman" w:cs="Times New Roman" w:eastAsia="Times New Roman" w:hAnsi="Times New Roman"/>
+                <w:sz w:val="20"/>
+                <w:szCs w:val="20"/>
+              </w:rPr>
+              <w:t xml:space="preserve">строевая подготовка, макет АК, воинские звания</w:t>
             </w:r>
           </w:p>
         </w:tc>
@@ -2125,57 +2156,57 @@
         </w:trPr>
         <w:tc>
           <w:tcPr>
-            <w:tcW w:type="dxa" w:w="4400"/>
-            <w:tcBorders>
-              <w:top w:val="single" w:color="808080" w:sz="4"/>
-              <w:left w:val="single" w:color="808080" w:sz="4"/>
-              <w:bottom w:val="single" w:color="808080" w:sz="4"/>
-              <w:right w:val="single" w:color="808080" w:sz="4"/>
-            </w:tcBorders>
-            <w:tcMar>
-              <w:top w:type="dxa" w:w="50"/>
-              <w:left w:type="dxa" w:w="90"/>
-              <w:bottom w:type="dxa" w:w="50"/>
-              <w:right w:type="dxa" w:w="90"/>
-            </w:tcMar>
-            <w:vAlign w:val="center"/>
-          </w:tcPr>
-          <w:p>
-            <w:pPr>
-              <w:spacing w:after="20" w:line="252"/>
-              <w:jc w:val="left"/>
-            </w:pPr>
-            <w:r>
-              <w:rPr>
-                <w:rFonts w:ascii="Times New Roman" w:cs="Times New Roman" w:eastAsia="Times New Roman" w:hAnsi="Times New Roman"/>
-                <w:sz w:val="20"/>
-                <w:szCs w:val="20"/>
-              </w:rPr>
-              <w:t xml:space="preserve">6. Ситуационные задачи и кейсы</w:t>
-            </w:r>
-          </w:p>
-        </w:tc>
-        <w:tc>
-          <w:tcPr>
-            <w:tcW w:type="dxa" w:w="1000"/>
-            <w:tcBorders>
-              <w:top w:val="single" w:color="808080" w:sz="4"/>
-              <w:left w:val="single" w:color="808080" w:sz="4"/>
-              <w:bottom w:val="single" w:color="808080" w:sz="4"/>
-              <w:right w:val="single" w:color="808080" w:sz="4"/>
-            </w:tcBorders>
-            <w:tcMar>
-              <w:top w:type="dxa" w:w="50"/>
-              <w:left w:type="dxa" w:w="90"/>
-              <w:bottom w:type="dxa" w:w="50"/>
-              <w:right w:type="dxa" w:w="90"/>
-            </w:tcMar>
-            <w:vAlign w:val="center"/>
-          </w:tcPr>
-          <w:p>
-            <w:pPr>
-              <w:spacing w:after="20" w:line="252"/>
-              <w:jc w:val="1"/>
+            <w:tcW w:type="dxa" w:w="4200"/>
+            <w:tcBorders>
+              <w:top w:val="single" w:color="808080" w:sz="4"/>
+              <w:left w:val="single" w:color="808080" w:sz="4"/>
+              <w:bottom w:val="single" w:color="808080" w:sz="4"/>
+              <w:right w:val="single" w:color="808080" w:sz="4"/>
+            </w:tcBorders>
+            <w:tcMar>
+              <w:top w:type="dxa" w:w="50"/>
+              <w:left w:type="dxa" w:w="90"/>
+              <w:bottom w:type="dxa" w:w="50"/>
+              <w:right w:type="dxa" w:w="90"/>
+            </w:tcMar>
+            <w:vAlign w:val="top"/>
+          </w:tcPr>
+          <w:p>
+            <w:pPr>
+              <w:spacing w:after="30" w:line="240"/>
+              <w:jc w:val="left"/>
+            </w:pPr>
+            <w:r>
+              <w:rPr>
+                <w:rFonts w:ascii="Times New Roman" w:cs="Times New Roman" w:eastAsia="Times New Roman" w:hAnsi="Times New Roman"/>
+                <w:sz w:val="20"/>
+                <w:szCs w:val="20"/>
+              </w:rPr>
+              <w:t xml:space="preserve">6. Ситуационные задачи и тесты</w:t>
+            </w:r>
+          </w:p>
+        </w:tc>
+        <w:tc>
+          <w:tcPr>
+            <w:tcW w:type="dxa" w:w="800"/>
+            <w:tcBorders>
+              <w:top w:val="single" w:color="808080" w:sz="4"/>
+              <w:left w:val="single" w:color="808080" w:sz="4"/>
+              <w:bottom w:val="single" w:color="808080" w:sz="4"/>
+              <w:right w:val="single" w:color="808080" w:sz="4"/>
+            </w:tcBorders>
+            <w:tcMar>
+              <w:top w:type="dxa" w:w="50"/>
+              <w:left w:type="dxa" w:w="90"/>
+              <w:bottom w:type="dxa" w:w="50"/>
+              <w:right w:type="dxa" w:w="90"/>
+            </w:tcMar>
+            <w:vAlign w:val="top"/>
+          </w:tcPr>
+          <w:p>
+            <w:pPr>
+              <w:spacing w:after="30" w:line="240"/>
+              <w:jc w:val="left"/>
             </w:pPr>
             <w:r>
               <w:rPr>
@@ -2189,25 +2220,25 @@
         </w:tc>
         <w:tc>
           <w:tcPr>
-            <w:tcW w:type="dxa" w:w="1250"/>
-            <w:tcBorders>
-              <w:top w:val="single" w:color="808080" w:sz="4"/>
-              <w:left w:val="single" w:color="808080" w:sz="4"/>
-              <w:bottom w:val="single" w:color="808080" w:sz="4"/>
-              <w:right w:val="single" w:color="808080" w:sz="4"/>
-            </w:tcBorders>
-            <w:tcMar>
-              <w:top w:type="dxa" w:w="50"/>
-              <w:left w:type="dxa" w:w="90"/>
-              <w:bottom w:type="dxa" w:w="50"/>
-              <w:right w:type="dxa" w:w="90"/>
-            </w:tcMar>
-            <w:vAlign w:val="center"/>
-          </w:tcPr>
-          <w:p>
-            <w:pPr>
-              <w:spacing w:after="20" w:line="252"/>
-              <w:jc w:val="1"/>
+            <w:tcW w:type="dxa" w:w="1100"/>
+            <w:tcBorders>
+              <w:top w:val="single" w:color="808080" w:sz="4"/>
+              <w:left w:val="single" w:color="808080" w:sz="4"/>
+              <w:bottom w:val="single" w:color="808080" w:sz="4"/>
+              <w:right w:val="single" w:color="808080" w:sz="4"/>
+            </w:tcBorders>
+            <w:tcMar>
+              <w:top w:type="dxa" w:w="50"/>
+              <w:left w:type="dxa" w:w="90"/>
+              <w:bottom w:type="dxa" w:w="50"/>
+              <w:right w:type="dxa" w:w="90"/>
+            </w:tcMar>
+            <w:vAlign w:val="top"/>
+          </w:tcPr>
+          <w:p>
+            <w:pPr>
+              <w:spacing w:after="30" w:line="240"/>
+              <w:jc w:val="left"/>
             </w:pPr>
             <w:r>
               <w:rPr>
@@ -2221,24 +2252,24 @@
         </w:tc>
         <w:tc>
           <w:tcPr>
-            <w:tcW w:type="dxa" w:w="2988"/>
-            <w:tcBorders>
-              <w:top w:val="single" w:color="808080" w:sz="4"/>
-              <w:left w:val="single" w:color="808080" w:sz="4"/>
-              <w:bottom w:val="single" w:color="808080" w:sz="4"/>
-              <w:right w:val="single" w:color="808080" w:sz="4"/>
-            </w:tcBorders>
-            <w:tcMar>
-              <w:top w:type="dxa" w:w="50"/>
-              <w:left w:type="dxa" w:w="90"/>
-              <w:bottom w:type="dxa" w:w="50"/>
-              <w:right w:type="dxa" w:w="90"/>
-            </w:tcMar>
-            <w:vAlign w:val="center"/>
-          </w:tcPr>
-          <w:p>
-            <w:pPr>
-              <w:spacing w:after="20" w:line="252"/>
+            <w:tcW w:type="dxa" w:w="3538"/>
+            <w:tcBorders>
+              <w:top w:val="single" w:color="808080" w:sz="4"/>
+              <w:left w:val="single" w:color="808080" w:sz="4"/>
+              <w:bottom w:val="single" w:color="808080" w:sz="4"/>
+              <w:right w:val="single" w:color="808080" w:sz="4"/>
+            </w:tcBorders>
+            <w:tcMar>
+              <w:top w:type="dxa" w:w="50"/>
+              <w:left w:type="dxa" w:w="90"/>
+              <w:bottom w:type="dxa" w:w="50"/>
+              <w:right w:type="dxa" w:w="90"/>
+            </w:tcMar>
+            <w:vAlign w:val="top"/>
+          </w:tcPr>
+          <w:p>
+            <w:pPr>
+              <w:spacing w:after="30" w:line="240"/>
               <w:jc w:val="left"/>
             </w:pPr>
             <w:r>
@@ -2258,24 +2289,24 @@
         </w:trPr>
         <w:tc>
           <w:tcPr>
-            <w:tcW w:type="dxa" w:w="4400"/>
-            <w:tcBorders>
-              <w:top w:val="single" w:color="808080" w:sz="4"/>
-              <w:left w:val="single" w:color="808080" w:sz="4"/>
-              <w:bottom w:val="single" w:color="808080" w:sz="4"/>
-              <w:right w:val="single" w:color="808080" w:sz="4"/>
-            </w:tcBorders>
-            <w:tcMar>
-              <w:top w:type="dxa" w:w="50"/>
-              <w:left w:type="dxa" w:w="90"/>
-              <w:bottom w:type="dxa" w:w="50"/>
-              <w:right w:type="dxa" w:w="90"/>
-            </w:tcMar>
-            <w:vAlign w:val="center"/>
-          </w:tcPr>
-          <w:p>
-            <w:pPr>
-              <w:spacing w:after="20" w:line="252"/>
+            <w:tcW w:type="dxa" w:w="4200"/>
+            <w:tcBorders>
+              <w:top w:val="single" w:color="808080" w:sz="4"/>
+              <w:left w:val="single" w:color="808080" w:sz="4"/>
+              <w:bottom w:val="single" w:color="808080" w:sz="4"/>
+              <w:right w:val="single" w:color="808080" w:sz="4"/>
+            </w:tcBorders>
+            <w:tcMar>
+              <w:top w:type="dxa" w:w="50"/>
+              <w:left w:type="dxa" w:w="90"/>
+              <w:bottom w:type="dxa" w:w="50"/>
+              <w:right w:type="dxa" w:w="90"/>
+            </w:tcMar>
+            <w:vAlign w:val="top"/>
+          </w:tcPr>
+          <w:p>
+            <w:pPr>
+              <w:spacing w:after="30" w:line="240"/>
               <w:jc w:val="left"/>
             </w:pPr>
             <w:r>
@@ -2290,25 +2321,25 @@
         </w:tc>
         <w:tc>
           <w:tcPr>
-            <w:tcW w:type="dxa" w:w="1000"/>
-            <w:tcBorders>
-              <w:top w:val="single" w:color="808080" w:sz="4"/>
-              <w:left w:val="single" w:color="808080" w:sz="4"/>
-              <w:bottom w:val="single" w:color="808080" w:sz="4"/>
-              <w:right w:val="single" w:color="808080" w:sz="4"/>
-            </w:tcBorders>
-            <w:tcMar>
-              <w:top w:type="dxa" w:w="50"/>
-              <w:left w:type="dxa" w:w="90"/>
-              <w:bottom w:type="dxa" w:w="50"/>
-              <w:right w:type="dxa" w:w="90"/>
-            </w:tcMar>
-            <w:vAlign w:val="center"/>
-          </w:tcPr>
-          <w:p>
-            <w:pPr>
-              <w:spacing w:after="20" w:line="252"/>
-              <w:jc w:val="1"/>
+            <w:tcW w:type="dxa" w:w="800"/>
+            <w:tcBorders>
+              <w:top w:val="single" w:color="808080" w:sz="4"/>
+              <w:left w:val="single" w:color="808080" w:sz="4"/>
+              <w:bottom w:val="single" w:color="808080" w:sz="4"/>
+              <w:right w:val="single" w:color="808080" w:sz="4"/>
+            </w:tcBorders>
+            <w:tcMar>
+              <w:top w:type="dxa" w:w="50"/>
+              <w:left w:type="dxa" w:w="90"/>
+              <w:bottom w:type="dxa" w:w="50"/>
+              <w:right w:type="dxa" w:w="90"/>
+            </w:tcMar>
+            <w:vAlign w:val="top"/>
+          </w:tcPr>
+          <w:p>
+            <w:pPr>
+              <w:spacing w:after="30" w:line="240"/>
+              <w:jc w:val="left"/>
             </w:pPr>
             <w:r>
               <w:rPr>
@@ -2322,25 +2353,25 @@
         </w:tc>
         <w:tc>
           <w:tcPr>
-            <w:tcW w:type="dxa" w:w="1250"/>
-            <w:tcBorders>
-              <w:top w:val="single" w:color="808080" w:sz="4"/>
-              <w:left w:val="single" w:color="808080" w:sz="4"/>
-              <w:bottom w:val="single" w:color="808080" w:sz="4"/>
-              <w:right w:val="single" w:color="808080" w:sz="4"/>
-            </w:tcBorders>
-            <w:tcMar>
-              <w:top w:type="dxa" w:w="50"/>
-              <w:left w:type="dxa" w:w="90"/>
-              <w:bottom w:type="dxa" w:w="50"/>
-              <w:right w:type="dxa" w:w="90"/>
-            </w:tcMar>
-            <w:vAlign w:val="center"/>
-          </w:tcPr>
-          <w:p>
-            <w:pPr>
-              <w:spacing w:after="20" w:line="252"/>
-              <w:jc w:val="1"/>
+            <w:tcW w:type="dxa" w:w="1100"/>
+            <w:tcBorders>
+              <w:top w:val="single" w:color="808080" w:sz="4"/>
+              <w:left w:val="single" w:color="808080" w:sz="4"/>
+              <w:bottom w:val="single" w:color="808080" w:sz="4"/>
+              <w:right w:val="single" w:color="808080" w:sz="4"/>
+            </w:tcBorders>
+            <w:tcMar>
+              <w:top w:type="dxa" w:w="50"/>
+              <w:left w:type="dxa" w:w="90"/>
+              <w:bottom w:type="dxa" w:w="50"/>
+              <w:right w:type="dxa" w:w="90"/>
+            </w:tcMar>
+            <w:vAlign w:val="top"/>
+          </w:tcPr>
+          <w:p>
+            <w:pPr>
+              <w:spacing w:after="30" w:line="240"/>
+              <w:jc w:val="left"/>
             </w:pPr>
             <w:r>
               <w:rPr>
@@ -2354,24 +2385,24 @@
         </w:tc>
         <w:tc>
           <w:tcPr>
-            <w:tcW w:type="dxa" w:w="2988"/>
-            <w:tcBorders>
-              <w:top w:val="single" w:color="808080" w:sz="4"/>
-              <w:left w:val="single" w:color="808080" w:sz="4"/>
-              <w:bottom w:val="single" w:color="808080" w:sz="4"/>
-              <w:right w:val="single" w:color="808080" w:sz="4"/>
-            </w:tcBorders>
-            <w:tcMar>
-              <w:top w:type="dxa" w:w="50"/>
-              <w:left w:type="dxa" w:w="90"/>
-              <w:bottom w:type="dxa" w:w="50"/>
-              <w:right w:type="dxa" w:w="90"/>
-            </w:tcMar>
-            <w:vAlign w:val="center"/>
-          </w:tcPr>
-          <w:p>
-            <w:pPr>
-              <w:spacing w:after="20" w:line="252"/>
+            <w:tcW w:type="dxa" w:w="3538"/>
+            <w:tcBorders>
+              <w:top w:val="single" w:color="808080" w:sz="4"/>
+              <w:left w:val="single" w:color="808080" w:sz="4"/>
+              <w:bottom w:val="single" w:color="808080" w:sz="4"/>
+              <w:right w:val="single" w:color="808080" w:sz="4"/>
+            </w:tcBorders>
+            <w:tcMar>
+              <w:top w:type="dxa" w:w="50"/>
+              <w:left w:type="dxa" w:w="90"/>
+              <w:bottom w:type="dxa" w:w="50"/>
+              <w:right w:type="dxa" w:w="90"/>
+            </w:tcMar>
+            <w:vAlign w:val="top"/>
+          </w:tcPr>
+          <w:p>
+            <w:pPr>
+              <w:spacing w:after="30" w:line="240"/>
               <w:jc w:val="left"/>
             </w:pPr>
             <w:r>
@@ -2391,24 +2422,25 @@
         </w:trPr>
         <w:tc>
           <w:tcPr>
-            <w:tcW w:type="dxa" w:w="4400"/>
-            <w:tcBorders>
-              <w:top w:val="single" w:color="808080" w:sz="4"/>
-              <w:left w:val="single" w:color="808080" w:sz="4"/>
-              <w:bottom w:val="single" w:color="808080" w:sz="4"/>
-              <w:right w:val="single" w:color="808080" w:sz="4"/>
-            </w:tcBorders>
-            <w:tcMar>
-              <w:top w:type="dxa" w:w="50"/>
-              <w:left w:type="dxa" w:w="90"/>
-              <w:bottom w:type="dxa" w:w="50"/>
-              <w:right w:type="dxa" w:w="90"/>
-            </w:tcMar>
-            <w:vAlign w:val="center"/>
-          </w:tcPr>
-          <w:p>
-            <w:pPr>
-              <w:spacing w:after="20" w:line="252"/>
+            <w:tcW w:type="dxa" w:w="4200"/>
+            <w:tcBorders>
+              <w:top w:val="single" w:color="808080" w:sz="4"/>
+              <w:left w:val="single" w:color="808080" w:sz="4"/>
+              <w:bottom w:val="single" w:color="808080" w:sz="4"/>
+              <w:right w:val="single" w:color="808080" w:sz="4"/>
+            </w:tcBorders>
+            <w:shd w:fill="F2F2F2" w:color="auto" w:val="clear"/>
+            <w:tcMar>
+              <w:top w:type="dxa" w:w="50"/>
+              <w:left w:type="dxa" w:w="90"/>
+              <w:bottom w:type="dxa" w:w="50"/>
+              <w:right w:type="dxa" w:w="90"/>
+            </w:tcMar>
+            <w:vAlign w:val="top"/>
+          </w:tcPr>
+          <w:p>
+            <w:pPr>
+              <w:spacing w:after="30" w:line="240"/>
               <w:jc w:val="left"/>
             </w:pPr>
             <w:r>
@@ -2425,25 +2457,26 @@
         </w:tc>
         <w:tc>
           <w:tcPr>
-            <w:tcW w:type="dxa" w:w="1000"/>
-            <w:tcBorders>
-              <w:top w:val="single" w:color="808080" w:sz="4"/>
-              <w:left w:val="single" w:color="808080" w:sz="4"/>
-              <w:bottom w:val="single" w:color="808080" w:sz="4"/>
-              <w:right w:val="single" w:color="808080" w:sz="4"/>
-            </w:tcBorders>
-            <w:tcMar>
-              <w:top w:type="dxa" w:w="50"/>
-              <w:left w:type="dxa" w:w="90"/>
-              <w:bottom w:type="dxa" w:w="50"/>
-              <w:right w:type="dxa" w:w="90"/>
-            </w:tcMar>
-            <w:vAlign w:val="center"/>
-          </w:tcPr>
-          <w:p>
-            <w:pPr>
-              <w:spacing w:after="20" w:line="252"/>
-              <w:jc w:val="1"/>
+            <w:tcW w:type="dxa" w:w="800"/>
+            <w:tcBorders>
+              <w:top w:val="single" w:color="808080" w:sz="4"/>
+              <w:left w:val="single" w:color="808080" w:sz="4"/>
+              <w:bottom w:val="single" w:color="808080" w:sz="4"/>
+              <w:right w:val="single" w:color="808080" w:sz="4"/>
+            </w:tcBorders>
+            <w:shd w:fill="F2F2F2" w:color="auto" w:val="clear"/>
+            <w:tcMar>
+              <w:top w:type="dxa" w:w="50"/>
+              <w:left w:type="dxa" w:w="90"/>
+              <w:bottom w:type="dxa" w:w="50"/>
+              <w:right w:type="dxa" w:w="90"/>
+            </w:tcMar>
+            <w:vAlign w:val="top"/>
+          </w:tcPr>
+          <w:p>
+            <w:pPr>
+              <w:spacing w:after="30" w:line="240"/>
+              <w:jc w:val="left"/>
             </w:pPr>
             <w:r>
               <w:rPr>
@@ -2459,25 +2492,26 @@
         </w:tc>
         <w:tc>
           <w:tcPr>
-            <w:tcW w:type="dxa" w:w="1250"/>
-            <w:tcBorders>
-              <w:top w:val="single" w:color="808080" w:sz="4"/>
-              <w:left w:val="single" w:color="808080" w:sz="4"/>
-              <w:bottom w:val="single" w:color="808080" w:sz="4"/>
-              <w:right w:val="single" w:color="808080" w:sz="4"/>
-            </w:tcBorders>
-            <w:tcMar>
-              <w:top w:type="dxa" w:w="50"/>
-              <w:left w:type="dxa" w:w="90"/>
-              <w:bottom w:type="dxa" w:w="50"/>
-              <w:right w:type="dxa" w:w="90"/>
-            </w:tcMar>
-            <w:vAlign w:val="center"/>
-          </w:tcPr>
-          <w:p>
-            <w:pPr>
-              <w:spacing w:after="20" w:line="252"/>
-              <w:jc w:val="1"/>
+            <w:tcW w:type="dxa" w:w="1100"/>
+            <w:tcBorders>
+              <w:top w:val="single" w:color="808080" w:sz="4"/>
+              <w:left w:val="single" w:color="808080" w:sz="4"/>
+              <w:bottom w:val="single" w:color="808080" w:sz="4"/>
+              <w:right w:val="single" w:color="808080" w:sz="4"/>
+            </w:tcBorders>
+            <w:shd w:fill="F2F2F2" w:color="auto" w:val="clear"/>
+            <w:tcMar>
+              <w:top w:type="dxa" w:w="50"/>
+              <w:left w:type="dxa" w:w="90"/>
+              <w:bottom w:type="dxa" w:w="50"/>
+              <w:right w:type="dxa" w:w="90"/>
+            </w:tcMar>
+            <w:vAlign w:val="top"/>
+          </w:tcPr>
+          <w:p>
+            <w:pPr>
+              <w:spacing w:after="30" w:line="240"/>
+              <w:jc w:val="left"/>
             </w:pPr>
             <w:r>
               <w:rPr>
@@ -2493,59 +2527,44 @@
         </w:tc>
         <w:tc>
           <w:tcPr>
-            <w:tcW w:type="dxa" w:w="2988"/>
-            <w:tcBorders>
-              <w:top w:val="single" w:color="808080" w:sz="4"/>
-              <w:left w:val="single" w:color="808080" w:sz="4"/>
-              <w:bottom w:val="single" w:color="808080" w:sz="4"/>
-              <w:right w:val="single" w:color="808080" w:sz="4"/>
-            </w:tcBorders>
-            <w:tcMar>
-              <w:top w:type="dxa" w:w="50"/>
-              <w:left w:type="dxa" w:w="90"/>
-              <w:bottom w:type="dxa" w:w="50"/>
-              <w:right w:type="dxa" w:w="90"/>
-            </w:tcMar>
-            <w:vAlign w:val="center"/>
-          </w:tcPr>
-          <w:p>
-            <w:pPr>
-              <w:spacing w:after="20" w:line="252"/>
-              <w:jc w:val="left"/>
-            </w:pPr>
+            <w:tcW w:type="dxa" w:w="3538"/>
+            <w:tcBorders>
+              <w:top w:val="single" w:color="808080" w:sz="4"/>
+              <w:left w:val="single" w:color="808080" w:sz="4"/>
+              <w:bottom w:val="single" w:color="808080" w:sz="4"/>
+              <w:right w:val="single" w:color="808080" w:sz="4"/>
+            </w:tcBorders>
+            <w:shd w:fill="F2F2F2" w:color="auto" w:val="clear"/>
+            <w:tcMar>
+              <w:top w:type="dxa" w:w="50"/>
+              <w:left w:type="dxa" w:w="90"/>
+              <w:bottom w:type="dxa" w:w="50"/>
+              <w:right w:type="dxa" w:w="90"/>
+            </w:tcMar>
+            <w:vAlign w:val="top"/>
+          </w:tcPr>
+          <w:p>
+            <w:pPr>
+              <w:spacing w:after="30" w:line="240"/>
+              <w:jc w:val="left"/>
+            </w:pPr>
+            <w:r>
+              <w:rPr>
+                <w:rFonts w:ascii="Times New Roman" w:cs="Times New Roman" w:eastAsia="Times New Roman" w:hAnsi="Times New Roman"/>
+                <w:sz w:val="20"/>
+                <w:szCs w:val="20"/>
+              </w:rPr>
+              <w:t xml:space="preserve"/>
+            </w:r>
           </w:p>
         </w:tc>
       </w:tr>
     </w:tbl>
     <w:p>
       <w:pPr>
-        <w:spacing w:after="100"/>
-      </w:pPr>
-    </w:p>
-    <w:p>
-      <w:pPr>
-        <w:pStyle w:val="Heading1"/>
         <w:keepNext/>
-        <w:spacing w:after="160" w:before="240"/>
+        <w:spacing w:after="120" w:before="240"/>
         <w:jc w:val="center"/>
-      </w:pPr>
-      <w:r>
-        <w:rPr>
-          <w:rFonts w:ascii="Times New Roman" w:cs="Times New Roman" w:eastAsia="Times New Roman" w:hAnsi="Times New Roman"/>
-          <w:b/>
-          <w:bCs/>
-          <w:sz w:val="28"/>
-          <w:szCs w:val="28"/>
-        </w:rPr>
-        <w:t xml:space="preserve">6. Содержание программы</w:t>
-      </w:r>
-    </w:p>
-    <w:p>
-      <w:pPr>
-        <w:pStyle w:val="Heading2"/>
-        <w:keepNext/>
-        <w:spacing w:after="100" w:before="200"/>
-        <w:jc w:val="left"/>
       </w:pPr>
       <w:r>
         <w:rPr>
@@ -2554,6 +2573,23 @@
           <w:bCs/>
           <w:sz w:val="26"/>
           <w:szCs w:val="26"/>
+        </w:rPr>
+        <w:t xml:space="preserve">6. Содержание программы</w:t>
+      </w:r>
+    </w:p>
+    <w:p>
+      <w:pPr>
+        <w:keepNext/>
+        <w:spacing w:after="80" w:before="160"/>
+        <w:jc w:val="left"/>
+      </w:pPr>
+      <w:r>
+        <w:rPr>
+          <w:rFonts w:ascii="Times New Roman" w:cs="Times New Roman" w:eastAsia="Times New Roman" w:hAnsi="Times New Roman"/>
+          <w:b/>
+          <w:bCs/>
+          <w:sz w:val="24"/>
+          <w:szCs w:val="24"/>
         </w:rPr>
         <w:t xml:space="preserve">Раздел 1. Теория и нормативные основы ОБЗР (14 ч)</w:t>
       </w:r>
@@ -2565,7 +2601,7 @@
           <w:ilvl w:val="0"/>
           <w:numId w:val="2"/>
         </w:numPr>
-        <w:spacing w:after="60" w:line="288"/>
+        <w:spacing w:after="60" w:line="258"/>
         <w:jc w:val="both"/>
       </w:pPr>
       <w:r>
@@ -2574,7 +2610,7 @@
           <w:sz w:val="24"/>
           <w:szCs w:val="24"/>
         </w:rPr>
-        <w:t xml:space="preserve">Структура курса: 11 модулей, ключевые понятия и классификации.</w:t>
+        <w:t xml:space="preserve">Содержание федеральных рабочих программ ОБЗР: ключевые понятия и классификации.</w:t>
       </w:r>
     </w:p>
     <w:p>
@@ -2584,7 +2620,7 @@
           <w:ilvl w:val="0"/>
           <w:numId w:val="2"/>
         </w:numPr>
-        <w:spacing w:after="60" w:line="288"/>
+        <w:spacing w:after="60" w:line="258"/>
         <w:jc w:val="both"/>
       </w:pPr>
       <w:r>
@@ -2603,7 +2639,7 @@
           <w:ilvl w:val="0"/>
           <w:numId w:val="2"/>
         </w:numPr>
-        <w:spacing w:after="60" w:line="288"/>
+        <w:spacing w:after="60" w:line="258"/>
         <w:jc w:val="both"/>
       </w:pPr>
       <w:r>
@@ -2622,7 +2658,7 @@
           <w:ilvl w:val="0"/>
           <w:numId w:val="2"/>
         </w:numPr>
-        <w:spacing w:after="60" w:line="288"/>
+        <w:spacing w:after="60" w:line="258"/>
         <w:jc w:val="both"/>
       </w:pPr>
       <w:r>
@@ -2631,14 +2667,13 @@
           <w:sz w:val="24"/>
           <w:szCs w:val="24"/>
         </w:rPr>
-        <w:t xml:space="preserve">Работа с заданиями прошлых лет: структура, типичные формулировки, критерии оценивания.</w:t>
-      </w:r>
-    </w:p>
-    <w:p>
-      <w:pPr>
-        <w:pStyle w:val="Heading2"/>
+        <w:t xml:space="preserve">Работа с заданиями прошлых лет: структура, типичные формулировки, критерии оценивания, тесты закрытого типа.</w:t>
+      </w:r>
+    </w:p>
+    <w:p>
+      <w:pPr>
         <w:keepNext/>
-        <w:spacing w:after="100" w:before="200"/>
+        <w:spacing w:after="80" w:before="160"/>
         <w:jc w:val="left"/>
       </w:pPr>
       <w:r>
@@ -2646,8 +2681,8 @@
           <w:rFonts w:ascii="Times New Roman" w:cs="Times New Roman" w:eastAsia="Times New Roman" w:hAnsi="Times New Roman"/>
           <w:b/>
           <w:bCs/>
-          <w:sz w:val="26"/>
-          <w:szCs w:val="26"/>
+          <w:sz w:val="24"/>
+          <w:szCs w:val="24"/>
         </w:rPr>
         <w:t xml:space="preserve">Раздел 2. Первая помощь (12 ч)</w:t>
       </w:r>
@@ -2659,7 +2694,7 @@
           <w:ilvl w:val="0"/>
           <w:numId w:val="2"/>
         </w:numPr>
-        <w:spacing w:after="60" w:line="288"/>
+        <w:spacing w:after="60" w:line="258"/>
         <w:jc w:val="both"/>
       </w:pPr>
       <w:r>
@@ -2678,7 +2713,7 @@
           <w:ilvl w:val="0"/>
           <w:numId w:val="2"/>
         </w:numPr>
-        <w:spacing w:after="60" w:line="288"/>
+        <w:spacing w:after="60" w:line="258"/>
         <w:jc w:val="both"/>
       </w:pPr>
       <w:r>
@@ -2687,7 +2722,7 @@
           <w:sz w:val="24"/>
           <w:szCs w:val="24"/>
         </w:rPr>
-        <w:t xml:space="preserve">Сердечно-лёгочная реанимация: оценка состояния, надавливания на грудную клетку и искусственная вентиляция (соотношение 30 : 2), использование автоматического наружного дефибриллятора.</w:t>
+        <w:t xml:space="preserve">Пострадавший без сознания: проверка дыхания, устойчивое боковое положение; сердечно-лёгочная реанимация (30 надавливаний : 2 вдоха, частота 100–120 в минуту), использование автоматического наружного дефибриллятора.</w:t>
       </w:r>
     </w:p>
     <w:p>
@@ -2697,7 +2732,7 @@
           <w:ilvl w:val="0"/>
           <w:numId w:val="2"/>
         </w:numPr>
-        <w:spacing w:after="60" w:line="288"/>
+        <w:spacing w:after="60" w:line="258"/>
         <w:jc w:val="both"/>
       </w:pPr>
       <w:r>
@@ -2716,7 +2751,7 @@
           <w:ilvl w:val="0"/>
           <w:numId w:val="2"/>
         </w:numPr>
-        <w:spacing w:after="60" w:line="288"/>
+        <w:spacing w:after="60" w:line="258"/>
         <w:jc w:val="both"/>
       </w:pPr>
       <w:r>
@@ -2725,14 +2760,13 @@
           <w:sz w:val="24"/>
           <w:szCs w:val="24"/>
         </w:rPr>
-        <w:t xml:space="preserve">Раны, ожоги, обморожения, травмы, переломы; иммобилизация подручными средствами; транспортировка; помощь при отравлениях, удушье, поражении электрическим током.</w:t>
-      </w:r>
-    </w:p>
-    <w:p>
-      <w:pPr>
-        <w:pStyle w:val="Heading2"/>
+        <w:t xml:space="preserve">Инородное тело в дыхательных путях; раны, ожоги, обморожения, травмы, переломы; иммобилизация подручными средствами; транспортировка; помощь при отравлениях, поражении электрическим током.</w:t>
+      </w:r>
+    </w:p>
+    <w:p>
+      <w:pPr>
         <w:keepNext/>
-        <w:spacing w:after="100" w:before="200"/>
+        <w:spacing w:after="80" w:before="160"/>
         <w:jc w:val="left"/>
       </w:pPr>
       <w:r>
@@ -2740,8 +2774,8 @@
           <w:rFonts w:ascii="Times New Roman" w:cs="Times New Roman" w:eastAsia="Times New Roman" w:hAnsi="Times New Roman"/>
           <w:b/>
           <w:bCs/>
-          <w:sz w:val="26"/>
-          <w:szCs w:val="26"/>
+          <w:sz w:val="24"/>
+          <w:szCs w:val="24"/>
         </w:rPr>
         <w:t xml:space="preserve">Раздел 3. Действия в ЧС и гражданская оборона (10 ч)</w:t>
       </w:r>
@@ -2753,7 +2787,7 @@
           <w:ilvl w:val="0"/>
           <w:numId w:val="2"/>
         </w:numPr>
-        <w:spacing w:after="60" w:line="288"/>
+        <w:spacing w:after="60" w:line="258"/>
         <w:jc w:val="both"/>
       </w:pPr>
       <w:r>
@@ -2772,7 +2806,7 @@
           <w:ilvl w:val="0"/>
           <w:numId w:val="2"/>
         </w:numPr>
-        <w:spacing w:after="60" w:line="288"/>
+        <w:spacing w:after="60" w:line="258"/>
         <w:jc w:val="both"/>
       </w:pPr>
       <w:r>
@@ -2781,7 +2815,7 @@
           <w:sz w:val="24"/>
           <w:szCs w:val="24"/>
         </w:rPr>
-        <w:t xml:space="preserve">Сигналы оповещения гражданской обороны; порядок действий при угрозе и в условиях ЧС, укрытие, эвакуация.</w:t>
+        <w:t xml:space="preserve">Сигналы оповещения гражданской обороны; порядок действий при угрозе и в условиях ЧС природного и техногенного характера, укрытие, эвакуация.</w:t>
       </w:r>
     </w:p>
     <w:p>
@@ -2791,7 +2825,7 @@
           <w:ilvl w:val="0"/>
           <w:numId w:val="2"/>
         </w:numPr>
-        <w:spacing w:after="60" w:line="288"/>
+        <w:spacing w:after="60" w:line="258"/>
         <w:jc w:val="both"/>
       </w:pPr>
       <w:r>
@@ -2800,7 +2834,7 @@
           <w:sz w:val="24"/>
           <w:szCs w:val="24"/>
         </w:rPr>
-        <w:t xml:space="preserve">Средства индивидуальной защиты: противогаз, респиратор, ОЗК — надевание на скорость и проверка.</w:t>
+        <w:t xml:space="preserve">Средства индивидуальной защиты: гражданский противогаз ГП-7, респиратор, общевойсковой защитный комплект (ОЗК), лёгкий защитный костюм Л-1 — надевание на скорость и проверка.</w:t>
       </w:r>
     </w:p>
     <w:p>
@@ -2810,7 +2844,7 @@
           <w:ilvl w:val="0"/>
           <w:numId w:val="2"/>
         </w:numPr>
-        <w:spacing w:after="60" w:line="288"/>
+        <w:spacing w:after="60" w:line="258"/>
         <w:jc w:val="both"/>
       </w:pPr>
       <w:r>
@@ -2824,9 +2858,8 @@
     </w:p>
     <w:p>
       <w:pPr>
-        <w:pStyle w:val="Heading2"/>
         <w:keepNext/>
-        <w:spacing w:after="100" w:before="200"/>
+        <w:spacing w:after="80" w:before="160"/>
         <w:jc w:val="left"/>
       </w:pPr>
       <w:r>
@@ -2834,8 +2867,8 @@
           <w:rFonts w:ascii="Times New Roman" w:cs="Times New Roman" w:eastAsia="Times New Roman" w:hAnsi="Times New Roman"/>
           <w:b/>
           <w:bCs/>
-          <w:sz w:val="26"/>
-          <w:szCs w:val="26"/>
+          <w:sz w:val="24"/>
+          <w:szCs w:val="24"/>
         </w:rPr>
         <w:t xml:space="preserve">Раздел 4. Выживание в природной среде и ориентирование (8 ч)</w:t>
       </w:r>
@@ -2847,7 +2880,7 @@
           <w:ilvl w:val="0"/>
           <w:numId w:val="2"/>
         </w:numPr>
-        <w:spacing w:after="60" w:line="288"/>
+        <w:spacing w:after="60" w:line="258"/>
         <w:jc w:val="both"/>
       </w:pPr>
       <w:r>
@@ -2866,7 +2899,7 @@
           <w:ilvl w:val="0"/>
           <w:numId w:val="2"/>
         </w:numPr>
-        <w:spacing w:after="60" w:line="288"/>
+        <w:spacing w:after="60" w:line="258"/>
         <w:jc w:val="both"/>
       </w:pPr>
       <w:r>
@@ -2885,7 +2918,7 @@
           <w:ilvl w:val="0"/>
           <w:numId w:val="2"/>
         </w:numPr>
-        <w:spacing w:after="60" w:line="288"/>
+        <w:spacing w:after="60" w:line="258"/>
         <w:jc w:val="both"/>
       </w:pPr>
       <w:r>
@@ -2894,25 +2927,7 @@
           <w:sz w:val="24"/>
           <w:szCs w:val="24"/>
         </w:rPr>
-        <w:t xml:space="preserve">Опасности природной среды, правила поведения при стихийных бедствиях.</w:t>
-      </w:r>
-    </w:p>
-    <w:p>
-      <w:pPr>
-        <w:pStyle w:val="Heading2"/>
-        <w:keepNext/>
-        <w:spacing w:after="100" w:before="200"/>
-        <w:jc w:val="left"/>
-      </w:pPr>
-      <w:r>
-        <w:rPr>
-          <w:rFonts w:ascii="Times New Roman" w:cs="Times New Roman" w:eastAsia="Times New Roman" w:hAnsi="Times New Roman"/>
-          <w:b/>
-          <w:bCs/>
-          <w:sz w:val="26"/>
-          <w:szCs w:val="26"/>
-        </w:rPr>
-        <w:t xml:space="preserve">Раздел 5. Военная подготовка (10 ч)</w:t>
+        <w:t xml:space="preserve">Преодоление препятствий с использованием верёвок и подручных средств; разметка и работа в ограниченное время.</w:t>
       </w:r>
     </w:p>
     <w:p>
@@ -2922,7 +2937,7 @@
           <w:ilvl w:val="0"/>
           <w:numId w:val="2"/>
         </w:numPr>
-        <w:spacing w:after="60" w:line="288"/>
+        <w:spacing w:after="60" w:line="258"/>
         <w:jc w:val="both"/>
       </w:pPr>
       <w:r>
@@ -2931,7 +2946,24 @@
           <w:sz w:val="24"/>
           <w:szCs w:val="24"/>
         </w:rPr>
-        <w:t xml:space="preserve">Основы военных знаний: структура Вооружённых Сил РФ, воинские звания и знаки различия, символика.</w:t>
+        <w:t xml:space="preserve">Опасности природной среды, правила поведения при стихийных бедствиях.</w:t>
+      </w:r>
+    </w:p>
+    <w:p>
+      <w:pPr>
+        <w:keepNext/>
+        <w:spacing w:after="80" w:before="160"/>
+        <w:jc w:val="left"/>
+      </w:pPr>
+      <w:r>
+        <w:rPr>
+          <w:rFonts w:ascii="Times New Roman" w:cs="Times New Roman" w:eastAsia="Times New Roman" w:hAnsi="Times New Roman"/>
+          <w:b/>
+          <w:bCs/>
+          <w:sz w:val="24"/>
+          <w:szCs w:val="24"/>
+        </w:rPr>
+        <w:t xml:space="preserve">Раздел 5. Военная подготовка (10 ч)</w:t>
       </w:r>
     </w:p>
     <w:p>
@@ -2941,7 +2973,7 @@
           <w:ilvl w:val="0"/>
           <w:numId w:val="2"/>
         </w:numPr>
-        <w:spacing w:after="60" w:line="288"/>
+        <w:spacing w:after="60" w:line="258"/>
         <w:jc w:val="both"/>
       </w:pPr>
       <w:r>
@@ -2950,7 +2982,7 @@
           <w:sz w:val="24"/>
           <w:szCs w:val="24"/>
         </w:rPr>
-        <w:t xml:space="preserve">Строевая подготовка: приёмы на месте и в движении, перестроения.</w:t>
+        <w:t xml:space="preserve">Основы военных знаний: структура Вооружённых Сил РФ, воинские звания и знаки различия, символика.</w:t>
       </w:r>
     </w:p>
     <w:p>
@@ -2960,7 +2992,7 @@
           <w:ilvl w:val="0"/>
           <w:numId w:val="2"/>
         </w:numPr>
-        <w:spacing w:after="60" w:line="288"/>
+        <w:spacing w:after="60" w:line="258"/>
         <w:jc w:val="both"/>
       </w:pPr>
       <w:r>
@@ -2969,7 +3001,7 @@
           <w:sz w:val="24"/>
           <w:szCs w:val="24"/>
         </w:rPr>
-        <w:t xml:space="preserve">Огневая подготовка (учебная): неполная разборка и сборка АК, меры безопасности при обращении с оружием.</w:t>
+        <w:t xml:space="preserve">Строевая подготовка: приёмы на месте и в движении, перестроения.</w:t>
       </w:r>
     </w:p>
     <w:p>
@@ -2979,7 +3011,7 @@
           <w:ilvl w:val="0"/>
           <w:numId w:val="2"/>
         </w:numPr>
-        <w:spacing w:after="60" w:line="288"/>
+        <w:spacing w:after="60" w:line="258"/>
         <w:jc w:val="both"/>
       </w:pPr>
       <w:r>
@@ -2988,25 +3020,7 @@
           <w:sz w:val="24"/>
           <w:szCs w:val="24"/>
         </w:rPr>
-        <w:t xml:space="preserve">Военно-профессиональная ориентация, порядок поступления в военные вузы.</w:t>
-      </w:r>
-    </w:p>
-    <w:p>
-      <w:pPr>
-        <w:pStyle w:val="Heading2"/>
-        <w:keepNext/>
-        <w:spacing w:after="100" w:before="200"/>
-        <w:jc w:val="left"/>
-      </w:pPr>
-      <w:r>
-        <w:rPr>
-          <w:rFonts w:ascii="Times New Roman" w:cs="Times New Roman" w:eastAsia="Times New Roman" w:hAnsi="Times New Roman"/>
-          <w:b/>
-          <w:bCs/>
-          <w:sz w:val="26"/>
-          <w:szCs w:val="26"/>
-        </w:rPr>
-        <w:t xml:space="preserve">Раздел 6. Ситуационные задачи и кейсы (8 ч)</w:t>
+        <w:t xml:space="preserve">Учебная огневая подготовка: неполная разборка и сборка массогабаритного макета АК, снаряжение магазина учебными патронами, меры безопасности при обращении с оружием; (при наличии оборудования) стрельба из пневматической винтовки или на лазерном/электронном тире.</w:t>
       </w:r>
     </w:p>
     <w:p>
@@ -3016,7 +3030,7 @@
           <w:ilvl w:val="0"/>
           <w:numId w:val="2"/>
         </w:numPr>
-        <w:spacing w:after="60" w:line="288"/>
+        <w:spacing w:after="60" w:line="258"/>
         <w:jc w:val="both"/>
       </w:pPr>
       <w:r>
@@ -3025,7 +3039,24 @@
           <w:sz w:val="24"/>
           <w:szCs w:val="24"/>
         </w:rPr>
-        <w:t xml:space="preserve">Алгоритм решения: понять условие, определить угрозы, выбрать действия, обосновать выбор и указать нормативное основание.</w:t>
+        <w:t xml:space="preserve">Военно-профессиональная ориентация, порядок поступления в военные вузы.</w:t>
+      </w:r>
+    </w:p>
+    <w:p>
+      <w:pPr>
+        <w:keepNext/>
+        <w:spacing w:after="80" w:before="160"/>
+        <w:jc w:val="left"/>
+      </w:pPr>
+      <w:r>
+        <w:rPr>
+          <w:rFonts w:ascii="Times New Roman" w:cs="Times New Roman" w:eastAsia="Times New Roman" w:hAnsi="Times New Roman"/>
+          <w:b/>
+          <w:bCs/>
+          <w:sz w:val="24"/>
+          <w:szCs w:val="24"/>
+        </w:rPr>
+        <w:t xml:space="preserve">Раздел 6. Ситуационные задачи и тесты (8 ч)</w:t>
       </w:r>
     </w:p>
     <w:p>
@@ -3035,7 +3066,7 @@
           <w:ilvl w:val="0"/>
           <w:numId w:val="2"/>
         </w:numPr>
-        <w:spacing w:after="60" w:line="288"/>
+        <w:spacing w:after="60" w:line="258"/>
         <w:jc w:val="both"/>
       </w:pPr>
       <w:r>
@@ -3044,25 +3075,7 @@
           <w:sz w:val="24"/>
           <w:szCs w:val="24"/>
         </w:rPr>
-        <w:t xml:space="preserve">Решение кейсов по бытовой, дорожной, информационной и социальной безопасности; письменная аргументация.</w:t>
-      </w:r>
-    </w:p>
-    <w:p>
-      <w:pPr>
-        <w:pStyle w:val="Heading2"/>
-        <w:keepNext/>
-        <w:spacing w:after="100" w:before="200"/>
-        <w:jc w:val="left"/>
-      </w:pPr>
-      <w:r>
-        <w:rPr>
-          <w:rFonts w:ascii="Times New Roman" w:cs="Times New Roman" w:eastAsia="Times New Roman" w:hAnsi="Times New Roman"/>
-          <w:b/>
-          <w:bCs/>
-          <w:sz w:val="26"/>
-          <w:szCs w:val="26"/>
-        </w:rPr>
-        <w:t xml:space="preserve">Раздел 7. Пробные туры и анализ (6 ч)</w:t>
+        <w:t xml:space="preserve">Алгоритм решения: понять условие, определить угрозы, выбрать действия, обосновать выбор и указать нормативное основание.</w:t>
       </w:r>
     </w:p>
     <w:p>
@@ -3072,7 +3085,7 @@
           <w:ilvl w:val="0"/>
           <w:numId w:val="2"/>
         </w:numPr>
-        <w:spacing w:after="60" w:line="288"/>
+        <w:spacing w:after="60" w:line="258"/>
         <w:jc w:val="both"/>
       </w:pPr>
       <w:r>
@@ -3081,7 +3094,24 @@
           <w:sz w:val="24"/>
           <w:szCs w:val="24"/>
         </w:rPr>
-        <w:t xml:space="preserve">Пробные теоретический и практический туры «как на олимпиаде»: время, правила, оценивание.</w:t>
+        <w:t xml:space="preserve">Решение кейсов по бытовой, дорожной, информационной и социальной безопасности; письменная аргументация; приёмы работы с тестами закрытого типа.</w:t>
+      </w:r>
+    </w:p>
+    <w:p>
+      <w:pPr>
+        <w:keepNext/>
+        <w:spacing w:after="80" w:before="160"/>
+        <w:jc w:val="left"/>
+      </w:pPr>
+      <w:r>
+        <w:rPr>
+          <w:rFonts w:ascii="Times New Roman" w:cs="Times New Roman" w:eastAsia="Times New Roman" w:hAnsi="Times New Roman"/>
+          <w:b/>
+          <w:bCs/>
+          <w:sz w:val="24"/>
+          <w:szCs w:val="24"/>
+        </w:rPr>
+        <w:t xml:space="preserve">Раздел 7. Пробные туры и анализ (6 ч)</w:t>
       </w:r>
     </w:p>
     <w:p>
@@ -3091,7 +3121,7 @@
           <w:ilvl w:val="0"/>
           <w:numId w:val="2"/>
         </w:numPr>
-        <w:spacing w:after="60" w:line="288"/>
+        <w:spacing w:after="60" w:line="258"/>
         <w:jc w:val="both"/>
       </w:pPr>
       <w:r>
@@ -3100,25 +3130,7 @@
           <w:sz w:val="24"/>
           <w:szCs w:val="24"/>
         </w:rPr>
-        <w:t xml:space="preserve">Разбор ошибок, индивидуальный план доработки, психологическая подготовка (концентрация, управление временем и волнением).</w:t>
-      </w:r>
-    </w:p>
-    <w:p>
-      <w:pPr>
-        <w:pStyle w:val="Heading1"/>
-        <w:keepNext/>
-        <w:spacing w:after="160" w:before="240"/>
-        <w:jc w:val="center"/>
-      </w:pPr>
-      <w:r>
-        <w:rPr>
-          <w:rFonts w:ascii="Times New Roman" w:cs="Times New Roman" w:eastAsia="Times New Roman" w:hAnsi="Times New Roman"/>
-          <w:b/>
-          <w:bCs/>
-          <w:sz w:val="28"/>
-          <w:szCs w:val="28"/>
-        </w:rPr>
-        <w:t xml:space="preserve">7. Контроль и оценивание</w:t>
+        <w:t xml:space="preserve">Пробные теоретический и практический туры «как на олимпиаде»: в формате школьного (теория 45 минут, практика 15) или муниципального (теория 90 минут, практика 20) этапа, в разные дни, с секундомером.</w:t>
       </w:r>
     </w:p>
     <w:p>
@@ -3128,26 +3140,33 @@
           <w:ilvl w:val="0"/>
           <w:numId w:val="2"/>
         </w:numPr>
-        <w:spacing w:after="60" w:line="288"/>
+        <w:spacing w:after="60" w:line="258"/>
         <w:jc w:val="both"/>
+      </w:pPr>
+      <w:r>
+        <w:rPr>
+          <w:rFonts w:ascii="Times New Roman" w:cs="Times New Roman" w:eastAsia="Times New Roman" w:hAnsi="Times New Roman"/>
+          <w:sz w:val="24"/>
+          <w:szCs w:val="24"/>
+        </w:rPr>
+        <w:t xml:space="preserve">Разбор ошибок, индивидуальный план доработки, психологическая подготовка (концентрация, управление временем и волнением).</w:t>
+      </w:r>
+    </w:p>
+    <w:p>
+      <w:pPr>
+        <w:keepNext/>
+        <w:spacing w:after="120" w:before="240"/>
+        <w:jc w:val="center"/>
       </w:pPr>
       <w:r>
         <w:rPr>
           <w:rFonts w:ascii="Times New Roman" w:cs="Times New Roman" w:eastAsia="Times New Roman" w:hAnsi="Times New Roman"/>
           <w:b/>
           <w:bCs/>
-          <w:sz w:val="24"/>
-          <w:szCs w:val="24"/>
-        </w:rPr>
-        <w:t xml:space="preserve">Входной контроль</w:t>
-      </w:r>
-      <w:r>
-        <w:rPr>
-          <w:rFonts w:ascii="Times New Roman" w:cs="Times New Roman" w:eastAsia="Times New Roman" w:hAnsi="Times New Roman"/>
-          <w:sz w:val="24"/>
-          <w:szCs w:val="24"/>
-        </w:rPr>
-        <w:t xml:space="preserve"> (сентябрь): тест по основам курса и нормативам первой помощи.</w:t>
+          <w:sz w:val="26"/>
+          <w:szCs w:val="26"/>
+        </w:rPr>
+        <w:t xml:space="preserve">7. Контроль и оценивание</w:t>
       </w:r>
     </w:p>
     <w:p>
@@ -3157,26 +3176,16 @@
           <w:ilvl w:val="0"/>
           <w:numId w:val="2"/>
         </w:numPr>
-        <w:spacing w:after="60" w:line="288"/>
+        <w:spacing w:after="60" w:line="258"/>
         <w:jc w:val="both"/>
       </w:pPr>
       <w:r>
         <w:rPr>
           <w:rFonts w:ascii="Times New Roman" w:cs="Times New Roman" w:eastAsia="Times New Roman" w:hAnsi="Times New Roman"/>
-          <w:b/>
-          <w:bCs/>
-          <w:sz w:val="24"/>
-          <w:szCs w:val="24"/>
-        </w:rPr>
-        <w:t xml:space="preserve">Текущий контроль:</w:t>
-      </w:r>
-      <w:r>
-        <w:rPr>
-          <w:rFonts w:ascii="Times New Roman" w:cs="Times New Roman" w:eastAsia="Times New Roman" w:hAnsi="Times New Roman"/>
-          <w:sz w:val="24"/>
-          <w:szCs w:val="24"/>
-        </w:rPr>
-        <w:t xml:space="preserve"> мини-тесты, практические зачёты (СЛР, кровотечение, шина, СИЗ), решение кейсов.</w:t>
+          <w:sz w:val="24"/>
+          <w:szCs w:val="24"/>
+        </w:rPr>
+        <w:t xml:space="preserve">Входной контроль (сентябрь): тест по основам курса и нормативам первой помощи.</w:t>
       </w:r>
     </w:p>
     <w:p>
@@ -3186,26 +3195,16 @@
           <w:ilvl w:val="0"/>
           <w:numId w:val="2"/>
         </w:numPr>
-        <w:spacing w:after="60" w:line="288"/>
+        <w:spacing w:after="60" w:line="258"/>
         <w:jc w:val="both"/>
       </w:pPr>
       <w:r>
         <w:rPr>
           <w:rFonts w:ascii="Times New Roman" w:cs="Times New Roman" w:eastAsia="Times New Roman" w:hAnsi="Times New Roman"/>
-          <w:b/>
-          <w:bCs/>
-          <w:sz w:val="24"/>
-          <w:szCs w:val="24"/>
-        </w:rPr>
-        <w:t xml:space="preserve">Промежуточный контроль:</w:t>
-      </w:r>
-      <w:r>
-        <w:rPr>
-          <w:rFonts w:ascii="Times New Roman" w:cs="Times New Roman" w:eastAsia="Times New Roman" w:hAnsi="Times New Roman"/>
-          <w:sz w:val="24"/>
-          <w:szCs w:val="24"/>
-        </w:rPr>
-        <w:t xml:space="preserve"> пробные туры в ноябре–декабре и феврале–марте; результаты сравниваются с «проходным» ориентиром (более половины максимального балла).</w:t>
+          <w:sz w:val="24"/>
+          <w:szCs w:val="24"/>
+        </w:rPr>
+        <w:t xml:space="preserve">Текущий контроль: мини-тесты, практические зачёты (СЛР, кровотечение, шина, СИЗ), решение кейсов.</w:t>
       </w:r>
     </w:p>
     <w:p>
@@ -3215,57 +3214,65 @@
           <w:ilvl w:val="0"/>
           <w:numId w:val="2"/>
         </w:numPr>
-        <w:spacing w:after="60" w:line="288"/>
+        <w:spacing w:after="60" w:line="258"/>
         <w:jc w:val="both"/>
+      </w:pPr>
+      <w:r>
+        <w:rPr>
+          <w:rFonts w:ascii="Times New Roman" w:cs="Times New Roman" w:eastAsia="Times New Roman" w:hAnsi="Times New Roman"/>
+          <w:sz w:val="24"/>
+          <w:szCs w:val="24"/>
+        </w:rPr>
+        <w:t xml:space="preserve">Промежуточный контроль: пробные туры в ноябре–декабре и феврале–марте; результаты сравниваются с ориентиром — более половины максимального балла.</w:t>
+      </w:r>
+    </w:p>
+    <w:p>
+      <w:pPr>
+        <w:pStyle w:val="ListParagraph"/>
+        <w:numPr>
+          <w:ilvl w:val="0"/>
+          <w:numId w:val="2"/>
+        </w:numPr>
+        <w:spacing w:after="60" w:line="258"/>
+        <w:jc w:val="both"/>
+      </w:pPr>
+      <w:r>
+        <w:rPr>
+          <w:rFonts w:ascii="Times New Roman" w:cs="Times New Roman" w:eastAsia="Times New Roman" w:hAnsi="Times New Roman"/>
+          <w:sz w:val="24"/>
+          <w:szCs w:val="24"/>
+        </w:rPr>
+        <w:t xml:space="preserve">Итог: динамика результатов, участие в этапах олимпиады, портфолио участника.</w:t>
+      </w:r>
+    </w:p>
+    <w:p>
+      <w:pPr>
+        <w:spacing w:after="100" w:before="60" w:line="264"/>
+        <w:ind w:firstLine="567"/>
+        <w:jc w:val="both"/>
+      </w:pPr>
+      <w:r>
+        <w:rPr>
+          <w:rFonts w:ascii="Times New Roman" w:cs="Times New Roman" w:eastAsia="Times New Roman" w:hAnsi="Times New Roman"/>
+          <w:sz w:val="24"/>
+          <w:szCs w:val="24"/>
+        </w:rPr>
+        <w:t xml:space="preserve">Оценивание пробных туров приближено к олимпиадному: за каждое задание — целое число баллов; итог — сумма баллов двух туров, приведённая к 100: 100 ÷ (сумма максимумов) × (сумма набранных баллов). Максимум за тур в пробных комплектах — 100 баллов.</w:t>
+      </w:r>
+    </w:p>
+    <w:p>
+      <w:pPr>
+        <w:keepNext/>
+        <w:spacing w:after="120" w:before="240"/>
+        <w:jc w:val="center"/>
       </w:pPr>
       <w:r>
         <w:rPr>
           <w:rFonts w:ascii="Times New Roman" w:cs="Times New Roman" w:eastAsia="Times New Roman" w:hAnsi="Times New Roman"/>
           <w:b/>
           <w:bCs/>
-          <w:sz w:val="24"/>
-          <w:szCs w:val="24"/>
-        </w:rPr>
-        <w:t xml:space="preserve">Итог:</w:t>
-      </w:r>
-      <w:r>
-        <w:rPr>
-          <w:rFonts w:ascii="Times New Roman" w:cs="Times New Roman" w:eastAsia="Times New Roman" w:hAnsi="Times New Roman"/>
-          <w:sz w:val="24"/>
-          <w:szCs w:val="24"/>
-        </w:rPr>
-        <w:t xml:space="preserve"> динамика результатов, участие в этапах олимпиады, портфолио участника.</w:t>
-      </w:r>
-    </w:p>
-    <w:p>
-      <w:pPr>
-        <w:spacing w:after="100" w:before="0" w:line="300"/>
-        <w:ind w:left="0" w:firstLine="567"/>
-        <w:jc w:val="both"/>
-      </w:pPr>
-      <w:r>
-        <w:rPr>
-          <w:rFonts w:ascii="Times New Roman" w:cs="Times New Roman" w:eastAsia="Times New Roman" w:hAnsi="Times New Roman"/>
-          <w:sz w:val="24"/>
-          <w:szCs w:val="24"/>
-        </w:rPr>
-        <w:t xml:space="preserve">Критерии оценивания пробных туров приближены к олимпиадным: теория — до 100 баллов (тесты, задачи, кейсы с обоснованием), практика — до 100 баллов (техника выполнения, скорость, правильность алгоритма). Итоговый рейтинг — сумма баллов двух туров.</w:t>
-      </w:r>
-    </w:p>
-    <w:p>
-      <w:pPr>
-        <w:pStyle w:val="Heading1"/>
-        <w:keepNext/>
-        <w:spacing w:after="160" w:before="240"/>
-        <w:jc w:val="center"/>
-      </w:pPr>
-      <w:r>
-        <w:rPr>
-          <w:rFonts w:ascii="Times New Roman" w:cs="Times New Roman" w:eastAsia="Times New Roman" w:hAnsi="Times New Roman"/>
-          <w:b/>
-          <w:bCs/>
-          <w:sz w:val="28"/>
-          <w:szCs w:val="28"/>
+          <w:sz w:val="26"/>
+          <w:szCs w:val="26"/>
         </w:rPr>
         <w:t xml:space="preserve">8. Связь с этапами олимпиады</w:t>
       </w:r>
@@ -3283,9 +3290,9 @@
         </w:tblBorders>
       </w:tblPr>
       <w:tblGrid>
-        <w:gridCol w:w="2600"/>
-        <w:gridCol w:w="2600"/>
-        <w:gridCol w:w="4438"/>
+        <w:gridCol w:w="2200"/>
+        <w:gridCol w:w="3200"/>
+        <w:gridCol w:w="4238"/>
       </w:tblGrid>
       <w:tr>
         <w:trPr>
@@ -3294,7 +3301,7 @@
         </w:trPr>
         <w:tc>
           <w:tcPr>
-            <w:tcW w:type="dxa" w:w="2600"/>
+            <w:tcW w:type="dxa" w:w="2200"/>
             <w:tcBorders>
               <w:top w:val="single" w:color="808080" w:sz="4"/>
               <w:left w:val="single" w:color="808080" w:sz="4"/>
@@ -3308,20 +3315,21 @@
               <w:bottom w:type="dxa" w:w="50"/>
               <w:right w:type="dxa" w:w="90"/>
             </w:tcMar>
-            <w:vAlign w:val="center"/>
-          </w:tcPr>
-          <w:p>
-            <w:pPr>
-              <w:spacing w:after="20" w:line="252"/>
-              <w:jc w:val="center"/>
+            <w:vAlign w:val="top"/>
+          </w:tcPr>
+          <w:p>
+            <w:pPr>
+              <w:keepNext/>
+              <w:spacing w:after="30" w:line="240"/>
+              <w:jc w:val="left"/>
             </w:pPr>
             <w:r>
               <w:rPr>
                 <w:rFonts w:ascii="Times New Roman" w:cs="Times New Roman" w:eastAsia="Times New Roman" w:hAnsi="Times New Roman"/>
                 <w:b/>
                 <w:bCs/>
-                <w:sz w:val="21"/>
-                <w:szCs w:val="21"/>
+                <w:sz w:val="20"/>
+                <w:szCs w:val="20"/>
               </w:rPr>
               <w:t xml:space="preserve">Этап</w:t>
             </w:r>
@@ -3329,7 +3337,7 @@
         </w:tc>
         <w:tc>
           <w:tcPr>
-            <w:tcW w:type="dxa" w:w="2600"/>
+            <w:tcW w:type="dxa" w:w="3200"/>
             <w:tcBorders>
               <w:top w:val="single" w:color="808080" w:sz="4"/>
               <w:left w:val="single" w:color="808080" w:sz="4"/>
@@ -3343,28 +3351,29 @@
               <w:bottom w:type="dxa" w:w="50"/>
               <w:right w:type="dxa" w:w="90"/>
             </w:tcMar>
-            <w:vAlign w:val="center"/>
-          </w:tcPr>
-          <w:p>
-            <w:pPr>
-              <w:spacing w:after="20" w:line="252"/>
-              <w:jc w:val="center"/>
+            <w:vAlign w:val="top"/>
+          </w:tcPr>
+          <w:p>
+            <w:pPr>
+              <w:keepNext/>
+              <w:spacing w:after="30" w:line="240"/>
+              <w:jc w:val="left"/>
             </w:pPr>
             <w:r>
               <w:rPr>
                 <w:rFonts w:ascii="Times New Roman" w:cs="Times New Roman" w:eastAsia="Times New Roman" w:hAnsi="Times New Roman"/>
                 <w:b/>
                 <w:bCs/>
-                <w:sz w:val="21"/>
-                <w:szCs w:val="21"/>
-              </w:rPr>
-              <w:t xml:space="preserve">Ориентир по срокам</w:t>
-            </w:r>
-          </w:p>
-        </w:tc>
-        <w:tc>
-          <w:tcPr>
-            <w:tcW w:type="dxa" w:w="4438"/>
+                <w:sz w:val="20"/>
+                <w:szCs w:val="20"/>
+              </w:rPr>
+              <w:t xml:space="preserve">Сроки по Порядку</w:t>
+            </w:r>
+          </w:p>
+        </w:tc>
+        <w:tc>
+          <w:tcPr>
+            <w:tcW w:type="dxa" w:w="4238"/>
             <w:tcBorders>
               <w:top w:val="single" w:color="808080" w:sz="4"/>
               <w:left w:val="single" w:color="808080" w:sz="4"/>
@@ -3378,20 +3387,21 @@
               <w:bottom w:type="dxa" w:w="50"/>
               <w:right w:type="dxa" w:w="90"/>
             </w:tcMar>
-            <w:vAlign w:val="center"/>
-          </w:tcPr>
-          <w:p>
-            <w:pPr>
-              <w:spacing w:after="20" w:line="252"/>
-              <w:jc w:val="center"/>
+            <w:vAlign w:val="top"/>
+          </w:tcPr>
+          <w:p>
+            <w:pPr>
+              <w:keepNext/>
+              <w:spacing w:after="30" w:line="240"/>
+              <w:jc w:val="left"/>
             </w:pPr>
             <w:r>
               <w:rPr>
                 <w:rFonts w:ascii="Times New Roman" w:cs="Times New Roman" w:eastAsia="Times New Roman" w:hAnsi="Times New Roman"/>
                 <w:b/>
                 <w:bCs/>
-                <w:sz w:val="21"/>
-                <w:szCs w:val="21"/>
+                <w:sz w:val="20"/>
+                <w:szCs w:val="20"/>
               </w:rPr>
               <w:t xml:space="preserve">Подготовка</w:t>
             </w:r>
@@ -3404,97 +3414,103 @@
         </w:trPr>
         <w:tc>
           <w:tcPr>
-            <w:tcW w:type="dxa" w:w="2600"/>
-            <w:tcBorders>
-              <w:top w:val="single" w:color="808080" w:sz="4"/>
-              <w:left w:val="single" w:color="808080" w:sz="4"/>
-              <w:bottom w:val="single" w:color="808080" w:sz="4"/>
-              <w:right w:val="single" w:color="808080" w:sz="4"/>
-            </w:tcBorders>
-            <w:tcMar>
-              <w:top w:type="dxa" w:w="50"/>
-              <w:left w:type="dxa" w:w="90"/>
-              <w:bottom w:type="dxa" w:w="50"/>
-              <w:right w:type="dxa" w:w="90"/>
-            </w:tcMar>
-            <w:vAlign w:val="center"/>
-          </w:tcPr>
-          <w:p>
-            <w:pPr>
-              <w:spacing w:after="20" w:line="252"/>
-              <w:jc w:val="left"/>
-            </w:pPr>
-            <w:r>
-              <w:rPr>
-                <w:rFonts w:ascii="Times New Roman" w:cs="Times New Roman" w:eastAsia="Times New Roman" w:hAnsi="Times New Roman"/>
-                <w:sz w:val="21"/>
-                <w:szCs w:val="21"/>
-              </w:rPr>
-              <w:t xml:space="preserve">Школьный</w:t>
-            </w:r>
-          </w:p>
-        </w:tc>
-        <w:tc>
-          <w:tcPr>
-            <w:tcW w:type="dxa" w:w="2600"/>
-            <w:tcBorders>
-              <w:top w:val="single" w:color="808080" w:sz="4"/>
-              <w:left w:val="single" w:color="808080" w:sz="4"/>
-              <w:bottom w:val="single" w:color="808080" w:sz="4"/>
-              <w:right w:val="single" w:color="808080" w:sz="4"/>
-            </w:tcBorders>
-            <w:tcMar>
-              <w:top w:type="dxa" w:w="50"/>
-              <w:left w:type="dxa" w:w="90"/>
-              <w:bottom w:type="dxa" w:w="50"/>
-              <w:right w:type="dxa" w:w="90"/>
-            </w:tcMar>
-            <w:vAlign w:val="center"/>
-          </w:tcPr>
-          <w:p>
-            <w:pPr>
-              <w:spacing w:after="20" w:line="252"/>
-              <w:jc w:val="left"/>
-            </w:pPr>
-            <w:r>
-              <w:rPr>
-                <w:rFonts w:ascii="Times New Roman" w:cs="Times New Roman" w:eastAsia="Times New Roman" w:hAnsi="Times New Roman"/>
-                <w:sz w:val="21"/>
-                <w:szCs w:val="21"/>
-              </w:rPr>
-              <w:t xml:space="preserve">осень (в 2026 г. — 12 октября)</w:t>
-            </w:r>
-          </w:p>
-        </w:tc>
-        <w:tc>
-          <w:tcPr>
-            <w:tcW w:type="dxa" w:w="4438"/>
-            <w:tcBorders>
-              <w:top w:val="single" w:color="808080" w:sz="4"/>
-              <w:left w:val="single" w:color="808080" w:sz="4"/>
-              <w:bottom w:val="single" w:color="808080" w:sz="4"/>
-              <w:right w:val="single" w:color="808080" w:sz="4"/>
-            </w:tcBorders>
-            <w:tcMar>
-              <w:top w:type="dxa" w:w="50"/>
-              <w:left w:type="dxa" w:w="90"/>
-              <w:bottom w:type="dxa" w:w="50"/>
-              <w:right w:type="dxa" w:w="90"/>
-            </w:tcMar>
-            <w:vAlign w:val="center"/>
-          </w:tcPr>
-          <w:p>
-            <w:pPr>
-              <w:spacing w:after="20" w:line="252"/>
-              <w:jc w:val="left"/>
-            </w:pPr>
-            <w:r>
-              <w:rPr>
-                <w:rFonts w:ascii="Times New Roman" w:cs="Times New Roman" w:eastAsia="Times New Roman" w:hAnsi="Times New Roman"/>
-                <w:sz w:val="21"/>
-                <w:szCs w:val="21"/>
-              </w:rPr>
-              <w:t xml:space="preserve">входная диагностика, базовые разделы 1–2</w:t>
+            <w:tcW w:type="dxa" w:w="2200"/>
+            <w:tcBorders>
+              <w:top w:val="single" w:color="808080" w:sz="4"/>
+              <w:left w:val="single" w:color="808080" w:sz="4"/>
+              <w:bottom w:val="single" w:color="808080" w:sz="4"/>
+              <w:right w:val="single" w:color="808080" w:sz="4"/>
+            </w:tcBorders>
+            <w:tcMar>
+              <w:top w:type="dxa" w:w="50"/>
+              <w:left w:type="dxa" w:w="90"/>
+              <w:bottom w:type="dxa" w:w="50"/>
+              <w:right w:type="dxa" w:w="90"/>
+            </w:tcMar>
+            <w:vAlign w:val="top"/>
+          </w:tcPr>
+          <w:p>
+            <w:pPr>
+              <w:spacing w:after="30" w:line="240"/>
+              <w:jc w:val="left"/>
+            </w:pPr>
+            <w:r>
+              <w:rPr>
+                <w:rFonts w:ascii="Times New Roman" w:cs="Times New Roman" w:eastAsia="Times New Roman" w:hAnsi="Times New Roman"/>
+                <w:b/>
+                <w:bCs/>
+                <w:sz w:val="20"/>
+                <w:szCs w:val="20"/>
+              </w:rPr>
+              <w:t xml:space="preserve">Школьный (5–11 классы)</w:t>
+            </w:r>
+          </w:p>
+        </w:tc>
+        <w:tc>
+          <w:tcPr>
+            <w:tcW w:type="dxa" w:w="3200"/>
+            <w:tcBorders>
+              <w:top w:val="single" w:color="808080" w:sz="4"/>
+              <w:left w:val="single" w:color="808080" w:sz="4"/>
+              <w:bottom w:val="single" w:color="808080" w:sz="4"/>
+              <w:right w:val="single" w:color="808080" w:sz="4"/>
+            </w:tcBorders>
+            <w:tcMar>
+              <w:top w:type="dxa" w:w="50"/>
+              <w:left w:type="dxa" w:w="90"/>
+              <w:bottom w:type="dxa" w:w="50"/>
+              <w:right w:type="dxa" w:w="90"/>
+            </w:tcMar>
+            <w:vAlign w:val="top"/>
+          </w:tcPr>
+          <w:p>
+            <w:pPr>
+              <w:spacing w:after="30" w:line="240"/>
+              <w:jc w:val="left"/>
+            </w:pPr>
+            <w:r>
+              <w:rPr>
+                <w:rFonts w:ascii="Times New Roman" w:cs="Times New Roman" w:eastAsia="Times New Roman" w:hAnsi="Times New Roman"/>
+                <w:b w:val="false"/>
+                <w:bCs w:val="false"/>
+                <w:sz w:val="20"/>
+                <w:szCs w:val="20"/>
+              </w:rPr>
+              <w:t xml:space="preserve">окончание не позднее 1 ноября (в 2026 г. состоялся 12 октября)</w:t>
+            </w:r>
+          </w:p>
+        </w:tc>
+        <w:tc>
+          <w:tcPr>
+            <w:tcW w:type="dxa" w:w="4238"/>
+            <w:tcBorders>
+              <w:top w:val="single" w:color="808080" w:sz="4"/>
+              <w:left w:val="single" w:color="808080" w:sz="4"/>
+              <w:bottom w:val="single" w:color="808080" w:sz="4"/>
+              <w:right w:val="single" w:color="808080" w:sz="4"/>
+            </w:tcBorders>
+            <w:tcMar>
+              <w:top w:type="dxa" w:w="50"/>
+              <w:left w:type="dxa" w:w="90"/>
+              <w:bottom w:type="dxa" w:w="50"/>
+              <w:right w:type="dxa" w:w="90"/>
+            </w:tcMar>
+            <w:vAlign w:val="top"/>
+          </w:tcPr>
+          <w:p>
+            <w:pPr>
+              <w:spacing w:after="30" w:line="240"/>
+              <w:jc w:val="left"/>
+            </w:pPr>
+            <w:r>
+              <w:rPr>
+                <w:rFonts w:ascii="Times New Roman" w:cs="Times New Roman" w:eastAsia="Times New Roman" w:hAnsi="Times New Roman"/>
+                <w:b w:val="false"/>
+                <w:bCs w:val="false"/>
+                <w:sz w:val="20"/>
+                <w:szCs w:val="20"/>
+              </w:rPr>
+              <w:t xml:space="preserve">входная диагностика, базовые разделы 1–2, пробный тур в формате школьного этапа</w:t>
             </w:r>
           </w:p>
         </w:tc>
@@ -3505,97 +3521,103 @@
         </w:trPr>
         <w:tc>
           <w:tcPr>
-            <w:tcW w:type="dxa" w:w="2600"/>
-            <w:tcBorders>
-              <w:top w:val="single" w:color="808080" w:sz="4"/>
-              <w:left w:val="single" w:color="808080" w:sz="4"/>
-              <w:bottom w:val="single" w:color="808080" w:sz="4"/>
-              <w:right w:val="single" w:color="808080" w:sz="4"/>
-            </w:tcBorders>
-            <w:tcMar>
-              <w:top w:type="dxa" w:w="50"/>
-              <w:left w:type="dxa" w:w="90"/>
-              <w:bottom w:type="dxa" w:w="50"/>
-              <w:right w:type="dxa" w:w="90"/>
-            </w:tcMar>
-            <w:vAlign w:val="center"/>
-          </w:tcPr>
-          <w:p>
-            <w:pPr>
-              <w:spacing w:after="20" w:line="252"/>
-              <w:jc w:val="left"/>
-            </w:pPr>
-            <w:r>
-              <w:rPr>
-                <w:rFonts w:ascii="Times New Roman" w:cs="Times New Roman" w:eastAsia="Times New Roman" w:hAnsi="Times New Roman"/>
-                <w:sz w:val="21"/>
-                <w:szCs w:val="21"/>
-              </w:rPr>
-              <w:t xml:space="preserve">Муниципальный</w:t>
-            </w:r>
-          </w:p>
-        </w:tc>
-        <w:tc>
-          <w:tcPr>
-            <w:tcW w:type="dxa" w:w="2600"/>
-            <w:tcBorders>
-              <w:top w:val="single" w:color="808080" w:sz="4"/>
-              <w:left w:val="single" w:color="808080" w:sz="4"/>
-              <w:bottom w:val="single" w:color="808080" w:sz="4"/>
-              <w:right w:val="single" w:color="808080" w:sz="4"/>
-            </w:tcBorders>
-            <w:tcMar>
-              <w:top w:type="dxa" w:w="50"/>
-              <w:left w:type="dxa" w:w="90"/>
-              <w:bottom w:type="dxa" w:w="50"/>
-              <w:right w:type="dxa" w:w="90"/>
-            </w:tcMar>
-            <w:vAlign w:val="center"/>
-          </w:tcPr>
-          <w:p>
-            <w:pPr>
-              <w:spacing w:after="20" w:line="252"/>
-              <w:jc w:val="left"/>
-            </w:pPr>
-            <w:r>
-              <w:rPr>
-                <w:rFonts w:ascii="Times New Roman" w:cs="Times New Roman" w:eastAsia="Times New Roman" w:hAnsi="Times New Roman"/>
-                <w:sz w:val="21"/>
-                <w:szCs w:val="21"/>
-              </w:rPr>
-              <w:t xml:space="preserve">ноябрь – декабрь</w:t>
-            </w:r>
-          </w:p>
-        </w:tc>
-        <w:tc>
-          <w:tcPr>
-            <w:tcW w:type="dxa" w:w="4438"/>
-            <w:tcBorders>
-              <w:top w:val="single" w:color="808080" w:sz="4"/>
-              <w:left w:val="single" w:color="808080" w:sz="4"/>
-              <w:bottom w:val="single" w:color="808080" w:sz="4"/>
-              <w:right w:val="single" w:color="808080" w:sz="4"/>
-            </w:tcBorders>
-            <w:tcMar>
-              <w:top w:type="dxa" w:w="50"/>
-              <w:left w:type="dxa" w:w="90"/>
-              <w:bottom w:type="dxa" w:w="50"/>
-              <w:right w:type="dxa" w:w="90"/>
-            </w:tcMar>
-            <w:vAlign w:val="center"/>
-          </w:tcPr>
-          <w:p>
-            <w:pPr>
-              <w:spacing w:after="20" w:line="252"/>
-              <w:jc w:val="left"/>
-            </w:pPr>
-            <w:r>
-              <w:rPr>
-                <w:rFonts w:ascii="Times New Roman" w:cs="Times New Roman" w:eastAsia="Times New Roman" w:hAnsi="Times New Roman"/>
-                <w:sz w:val="21"/>
-                <w:szCs w:val="21"/>
-              </w:rPr>
-              <w:t xml:space="preserve">интенсивная подготовка по разделам 1–6, пробные туры</w:t>
+            <w:tcW w:type="dxa" w:w="2200"/>
+            <w:tcBorders>
+              <w:top w:val="single" w:color="808080" w:sz="4"/>
+              <w:left w:val="single" w:color="808080" w:sz="4"/>
+              <w:bottom w:val="single" w:color="808080" w:sz="4"/>
+              <w:right w:val="single" w:color="808080" w:sz="4"/>
+            </w:tcBorders>
+            <w:tcMar>
+              <w:top w:type="dxa" w:w="50"/>
+              <w:left w:type="dxa" w:w="90"/>
+              <w:bottom w:type="dxa" w:w="50"/>
+              <w:right w:type="dxa" w:w="90"/>
+            </w:tcMar>
+            <w:vAlign w:val="top"/>
+          </w:tcPr>
+          <w:p>
+            <w:pPr>
+              <w:spacing w:after="30" w:line="240"/>
+              <w:jc w:val="left"/>
+            </w:pPr>
+            <w:r>
+              <w:rPr>
+                <w:rFonts w:ascii="Times New Roman" w:cs="Times New Roman" w:eastAsia="Times New Roman" w:hAnsi="Times New Roman"/>
+                <w:b/>
+                <w:bCs/>
+                <w:sz w:val="20"/>
+                <w:szCs w:val="20"/>
+              </w:rPr>
+              <w:t xml:space="preserve">Муниципальный (7–11 классы)</w:t>
+            </w:r>
+          </w:p>
+        </w:tc>
+        <w:tc>
+          <w:tcPr>
+            <w:tcW w:type="dxa" w:w="3200"/>
+            <w:tcBorders>
+              <w:top w:val="single" w:color="808080" w:sz="4"/>
+              <w:left w:val="single" w:color="808080" w:sz="4"/>
+              <w:bottom w:val="single" w:color="808080" w:sz="4"/>
+              <w:right w:val="single" w:color="808080" w:sz="4"/>
+            </w:tcBorders>
+            <w:tcMar>
+              <w:top w:type="dxa" w:w="50"/>
+              <w:left w:type="dxa" w:w="90"/>
+              <w:bottom w:type="dxa" w:w="50"/>
+              <w:right w:type="dxa" w:w="90"/>
+            </w:tcMar>
+            <w:vAlign w:val="top"/>
+          </w:tcPr>
+          <w:p>
+            <w:pPr>
+              <w:spacing w:after="30" w:line="240"/>
+              <w:jc w:val="left"/>
+            </w:pPr>
+            <w:r>
+              <w:rPr>
+                <w:rFonts w:ascii="Times New Roman" w:cs="Times New Roman" w:eastAsia="Times New Roman" w:hAnsi="Times New Roman"/>
+                <w:b w:val="false"/>
+                <w:bCs w:val="false"/>
+                <w:sz w:val="20"/>
+                <w:szCs w:val="20"/>
+              </w:rPr>
+              <w:t xml:space="preserve">окончание не позднее 25 декабря</w:t>
+            </w:r>
+          </w:p>
+        </w:tc>
+        <w:tc>
+          <w:tcPr>
+            <w:tcW w:type="dxa" w:w="4238"/>
+            <w:tcBorders>
+              <w:top w:val="single" w:color="808080" w:sz="4"/>
+              <w:left w:val="single" w:color="808080" w:sz="4"/>
+              <w:bottom w:val="single" w:color="808080" w:sz="4"/>
+              <w:right w:val="single" w:color="808080" w:sz="4"/>
+            </w:tcBorders>
+            <w:tcMar>
+              <w:top w:type="dxa" w:w="50"/>
+              <w:left w:type="dxa" w:w="90"/>
+              <w:bottom w:type="dxa" w:w="50"/>
+              <w:right w:type="dxa" w:w="90"/>
+            </w:tcMar>
+            <w:vAlign w:val="top"/>
+          </w:tcPr>
+          <w:p>
+            <w:pPr>
+              <w:spacing w:after="30" w:line="240"/>
+              <w:jc w:val="left"/>
+            </w:pPr>
+            <w:r>
+              <w:rPr>
+                <w:rFonts w:ascii="Times New Roman" w:cs="Times New Roman" w:eastAsia="Times New Roman" w:hAnsi="Times New Roman"/>
+                <w:b w:val="false"/>
+                <w:bCs w:val="false"/>
+                <w:sz w:val="20"/>
+                <w:szCs w:val="20"/>
+              </w:rPr>
+              <w:t xml:space="preserve">интенсивная подготовка по разделам 1–6, пробные туры в формате муниципального этапа</w:t>
             </w:r>
           </w:p>
         </w:tc>
@@ -3606,95 +3628,101 @@
         </w:trPr>
         <w:tc>
           <w:tcPr>
-            <w:tcW w:type="dxa" w:w="2600"/>
-            <w:tcBorders>
-              <w:top w:val="single" w:color="808080" w:sz="4"/>
-              <w:left w:val="single" w:color="808080" w:sz="4"/>
-              <w:bottom w:val="single" w:color="808080" w:sz="4"/>
-              <w:right w:val="single" w:color="808080" w:sz="4"/>
-            </w:tcBorders>
-            <w:tcMar>
-              <w:top w:type="dxa" w:w="50"/>
-              <w:left w:type="dxa" w:w="90"/>
-              <w:bottom w:type="dxa" w:w="50"/>
-              <w:right w:type="dxa" w:w="90"/>
-            </w:tcMar>
-            <w:vAlign w:val="center"/>
-          </w:tcPr>
-          <w:p>
-            <w:pPr>
-              <w:spacing w:after="20" w:line="252"/>
-              <w:jc w:val="left"/>
-            </w:pPr>
-            <w:r>
-              <w:rPr>
-                <w:rFonts w:ascii="Times New Roman" w:cs="Times New Roman" w:eastAsia="Times New Roman" w:hAnsi="Times New Roman"/>
-                <w:sz w:val="21"/>
-                <w:szCs w:val="21"/>
-              </w:rPr>
-              <w:t xml:space="preserve">Региональный</w:t>
-            </w:r>
-          </w:p>
-        </w:tc>
-        <w:tc>
-          <w:tcPr>
-            <w:tcW w:type="dxa" w:w="2600"/>
-            <w:tcBorders>
-              <w:top w:val="single" w:color="808080" w:sz="4"/>
-              <w:left w:val="single" w:color="808080" w:sz="4"/>
-              <w:bottom w:val="single" w:color="808080" w:sz="4"/>
-              <w:right w:val="single" w:color="808080" w:sz="4"/>
-            </w:tcBorders>
-            <w:tcMar>
-              <w:top w:type="dxa" w:w="50"/>
-              <w:left w:type="dxa" w:w="90"/>
-              <w:bottom w:type="dxa" w:w="50"/>
-              <w:right w:type="dxa" w:w="90"/>
-            </w:tcMar>
-            <w:vAlign w:val="center"/>
-          </w:tcPr>
-          <w:p>
-            <w:pPr>
-              <w:spacing w:after="20" w:line="252"/>
-              <w:jc w:val="left"/>
-            </w:pPr>
-            <w:r>
-              <w:rPr>
-                <w:rFonts w:ascii="Times New Roman" w:cs="Times New Roman" w:eastAsia="Times New Roman" w:hAnsi="Times New Roman"/>
-                <w:sz w:val="21"/>
-                <w:szCs w:val="21"/>
-              </w:rPr>
-              <w:t xml:space="preserve">январь – февраль (при выходе)</w:t>
-            </w:r>
-          </w:p>
-        </w:tc>
-        <w:tc>
-          <w:tcPr>
-            <w:tcW w:type="dxa" w:w="4438"/>
-            <w:tcBorders>
-              <w:top w:val="single" w:color="808080" w:sz="4"/>
-              <w:left w:val="single" w:color="808080" w:sz="4"/>
-              <w:bottom w:val="single" w:color="808080" w:sz="4"/>
-              <w:right w:val="single" w:color="808080" w:sz="4"/>
-            </w:tcBorders>
-            <w:tcMar>
-              <w:top w:type="dxa" w:w="50"/>
-              <w:left w:type="dxa" w:w="90"/>
-              <w:bottom w:type="dxa" w:w="50"/>
-              <w:right w:type="dxa" w:w="90"/>
-            </w:tcMar>
-            <w:vAlign w:val="center"/>
-          </w:tcPr>
-          <w:p>
-            <w:pPr>
-              <w:spacing w:after="20" w:line="252"/>
-              <w:jc w:val="left"/>
-            </w:pPr>
-            <w:r>
-              <w:rPr>
-                <w:rFonts w:ascii="Times New Roman" w:cs="Times New Roman" w:eastAsia="Times New Roman" w:hAnsi="Times New Roman"/>
-                <w:sz w:val="21"/>
-                <w:szCs w:val="21"/>
+            <w:tcW w:type="dxa" w:w="2200"/>
+            <w:tcBorders>
+              <w:top w:val="single" w:color="808080" w:sz="4"/>
+              <w:left w:val="single" w:color="808080" w:sz="4"/>
+              <w:bottom w:val="single" w:color="808080" w:sz="4"/>
+              <w:right w:val="single" w:color="808080" w:sz="4"/>
+            </w:tcBorders>
+            <w:tcMar>
+              <w:top w:type="dxa" w:w="50"/>
+              <w:left w:type="dxa" w:w="90"/>
+              <w:bottom w:type="dxa" w:w="50"/>
+              <w:right w:type="dxa" w:w="90"/>
+            </w:tcMar>
+            <w:vAlign w:val="top"/>
+          </w:tcPr>
+          <w:p>
+            <w:pPr>
+              <w:spacing w:after="30" w:line="240"/>
+              <w:jc w:val="left"/>
+            </w:pPr>
+            <w:r>
+              <w:rPr>
+                <w:rFonts w:ascii="Times New Roman" w:cs="Times New Roman" w:eastAsia="Times New Roman" w:hAnsi="Times New Roman"/>
+                <w:b/>
+                <w:bCs/>
+                <w:sz w:val="20"/>
+                <w:szCs w:val="20"/>
+              </w:rPr>
+              <w:t xml:space="preserve">Региональный (9–11 классы, при выходе)</w:t>
+            </w:r>
+          </w:p>
+        </w:tc>
+        <w:tc>
+          <w:tcPr>
+            <w:tcW w:type="dxa" w:w="3200"/>
+            <w:tcBorders>
+              <w:top w:val="single" w:color="808080" w:sz="4"/>
+              <w:left w:val="single" w:color="808080" w:sz="4"/>
+              <w:bottom w:val="single" w:color="808080" w:sz="4"/>
+              <w:right w:val="single" w:color="808080" w:sz="4"/>
+            </w:tcBorders>
+            <w:tcMar>
+              <w:top w:type="dxa" w:w="50"/>
+              <w:left w:type="dxa" w:w="90"/>
+              <w:bottom w:type="dxa" w:w="50"/>
+              <w:right w:type="dxa" w:w="90"/>
+            </w:tcMar>
+            <w:vAlign w:val="top"/>
+          </w:tcPr>
+          <w:p>
+            <w:pPr>
+              <w:spacing w:after="30" w:line="240"/>
+              <w:jc w:val="left"/>
+            </w:pPr>
+            <w:r>
+              <w:rPr>
+                <w:rFonts w:ascii="Times New Roman" w:cs="Times New Roman" w:eastAsia="Times New Roman" w:hAnsi="Times New Roman"/>
+                <w:b w:val="false"/>
+                <w:bCs w:val="false"/>
+                <w:sz w:val="20"/>
+                <w:szCs w:val="20"/>
+              </w:rPr>
+              <w:t xml:space="preserve">окончание не позднее 1 марта</w:t>
+            </w:r>
+          </w:p>
+        </w:tc>
+        <w:tc>
+          <w:tcPr>
+            <w:tcW w:type="dxa" w:w="4238"/>
+            <w:tcBorders>
+              <w:top w:val="single" w:color="808080" w:sz="4"/>
+              <w:left w:val="single" w:color="808080" w:sz="4"/>
+              <w:bottom w:val="single" w:color="808080" w:sz="4"/>
+              <w:right w:val="single" w:color="808080" w:sz="4"/>
+            </w:tcBorders>
+            <w:tcMar>
+              <w:top w:type="dxa" w:w="50"/>
+              <w:left w:type="dxa" w:w="90"/>
+              <w:bottom w:type="dxa" w:w="50"/>
+              <w:right w:type="dxa" w:w="90"/>
+            </w:tcMar>
+            <w:vAlign w:val="top"/>
+          </w:tcPr>
+          <w:p>
+            <w:pPr>
+              <w:spacing w:after="30" w:line="240"/>
+              <w:jc w:val="left"/>
+            </w:pPr>
+            <w:r>
+              <w:rPr>
+                <w:rFonts w:ascii="Times New Roman" w:cs="Times New Roman" w:eastAsia="Times New Roman" w:hAnsi="Times New Roman"/>
+                <w:b w:val="false"/>
+                <w:bCs w:val="false"/>
+                <w:sz w:val="20"/>
+                <w:szCs w:val="20"/>
               </w:rPr>
               <w:t xml:space="preserve">индивидуальные консультации, углублённая практика</w:t>
             </w:r>
@@ -3707,95 +3735,101 @@
         </w:trPr>
         <w:tc>
           <w:tcPr>
-            <w:tcW w:type="dxa" w:w="2600"/>
-            <w:tcBorders>
-              <w:top w:val="single" w:color="808080" w:sz="4"/>
-              <w:left w:val="single" w:color="808080" w:sz="4"/>
-              <w:bottom w:val="single" w:color="808080" w:sz="4"/>
-              <w:right w:val="single" w:color="808080" w:sz="4"/>
-            </w:tcBorders>
-            <w:tcMar>
-              <w:top w:type="dxa" w:w="50"/>
-              <w:left w:type="dxa" w:w="90"/>
-              <w:bottom w:type="dxa" w:w="50"/>
-              <w:right w:type="dxa" w:w="90"/>
-            </w:tcMar>
-            <w:vAlign w:val="center"/>
-          </w:tcPr>
-          <w:p>
-            <w:pPr>
-              <w:spacing w:after="20" w:line="252"/>
-              <w:jc w:val="left"/>
-            </w:pPr>
-            <w:r>
-              <w:rPr>
-                <w:rFonts w:ascii="Times New Roman" w:cs="Times New Roman" w:eastAsia="Times New Roman" w:hAnsi="Times New Roman"/>
-                <w:sz w:val="21"/>
-                <w:szCs w:val="21"/>
-              </w:rPr>
-              <w:t xml:space="preserve">Заключительный</w:t>
-            </w:r>
-          </w:p>
-        </w:tc>
-        <w:tc>
-          <w:tcPr>
-            <w:tcW w:type="dxa" w:w="2600"/>
-            <w:tcBorders>
-              <w:top w:val="single" w:color="808080" w:sz="4"/>
-              <w:left w:val="single" w:color="808080" w:sz="4"/>
-              <w:bottom w:val="single" w:color="808080" w:sz="4"/>
-              <w:right w:val="single" w:color="808080" w:sz="4"/>
-            </w:tcBorders>
-            <w:tcMar>
-              <w:top w:type="dxa" w:w="50"/>
-              <w:left w:type="dxa" w:w="90"/>
-              <w:bottom w:type="dxa" w:w="50"/>
-              <w:right w:type="dxa" w:w="90"/>
-            </w:tcMar>
-            <w:vAlign w:val="center"/>
-          </w:tcPr>
-          <w:p>
-            <w:pPr>
-              <w:spacing w:after="20" w:line="252"/>
-              <w:jc w:val="left"/>
-            </w:pPr>
-            <w:r>
-              <w:rPr>
-                <w:rFonts w:ascii="Times New Roman" w:cs="Times New Roman" w:eastAsia="Times New Roman" w:hAnsi="Times New Roman"/>
-                <w:sz w:val="21"/>
-                <w:szCs w:val="21"/>
-              </w:rPr>
-              <w:t xml:space="preserve">весна (при выходе)</w:t>
-            </w:r>
-          </w:p>
-        </w:tc>
-        <w:tc>
-          <w:tcPr>
-            <w:tcW w:type="dxa" w:w="4438"/>
-            <w:tcBorders>
-              <w:top w:val="single" w:color="808080" w:sz="4"/>
-              <w:left w:val="single" w:color="808080" w:sz="4"/>
-              <w:bottom w:val="single" w:color="808080" w:sz="4"/>
-              <w:right w:val="single" w:color="808080" w:sz="4"/>
-            </w:tcBorders>
-            <w:tcMar>
-              <w:top w:type="dxa" w:w="50"/>
-              <w:left w:type="dxa" w:w="90"/>
-              <w:bottom w:type="dxa" w:w="50"/>
-              <w:right w:type="dxa" w:w="90"/>
-            </w:tcMar>
-            <w:vAlign w:val="center"/>
-          </w:tcPr>
-          <w:p>
-            <w:pPr>
-              <w:spacing w:after="20" w:line="252"/>
-              <w:jc w:val="left"/>
-            </w:pPr>
-            <w:r>
-              <w:rPr>
-                <w:rFonts w:ascii="Times New Roman" w:cs="Times New Roman" w:eastAsia="Times New Roman" w:hAnsi="Times New Roman"/>
-                <w:sz w:val="21"/>
-                <w:szCs w:val="21"/>
+            <w:tcW w:type="dxa" w:w="2200"/>
+            <w:tcBorders>
+              <w:top w:val="single" w:color="808080" w:sz="4"/>
+              <w:left w:val="single" w:color="808080" w:sz="4"/>
+              <w:bottom w:val="single" w:color="808080" w:sz="4"/>
+              <w:right w:val="single" w:color="808080" w:sz="4"/>
+            </w:tcBorders>
+            <w:tcMar>
+              <w:top w:type="dxa" w:w="50"/>
+              <w:left w:type="dxa" w:w="90"/>
+              <w:bottom w:type="dxa" w:w="50"/>
+              <w:right w:type="dxa" w:w="90"/>
+            </w:tcMar>
+            <w:vAlign w:val="top"/>
+          </w:tcPr>
+          <w:p>
+            <w:pPr>
+              <w:spacing w:after="30" w:line="240"/>
+              <w:jc w:val="left"/>
+            </w:pPr>
+            <w:r>
+              <w:rPr>
+                <w:rFonts w:ascii="Times New Roman" w:cs="Times New Roman" w:eastAsia="Times New Roman" w:hAnsi="Times New Roman"/>
+                <w:b/>
+                <w:bCs/>
+                <w:sz w:val="20"/>
+                <w:szCs w:val="20"/>
+              </w:rPr>
+              <w:t xml:space="preserve">Заключительный (9–11 классы, при выходе)</w:t>
+            </w:r>
+          </w:p>
+        </w:tc>
+        <w:tc>
+          <w:tcPr>
+            <w:tcW w:type="dxa" w:w="3200"/>
+            <w:tcBorders>
+              <w:top w:val="single" w:color="808080" w:sz="4"/>
+              <w:left w:val="single" w:color="808080" w:sz="4"/>
+              <w:bottom w:val="single" w:color="808080" w:sz="4"/>
+              <w:right w:val="single" w:color="808080" w:sz="4"/>
+            </w:tcBorders>
+            <w:tcMar>
+              <w:top w:type="dxa" w:w="50"/>
+              <w:left w:type="dxa" w:w="90"/>
+              <w:bottom w:type="dxa" w:w="50"/>
+              <w:right w:type="dxa" w:w="90"/>
+            </w:tcMar>
+            <w:vAlign w:val="top"/>
+          </w:tcPr>
+          <w:p>
+            <w:pPr>
+              <w:spacing w:after="30" w:line="240"/>
+              <w:jc w:val="left"/>
+            </w:pPr>
+            <w:r>
+              <w:rPr>
+                <w:rFonts w:ascii="Times New Roman" w:cs="Times New Roman" w:eastAsia="Times New Roman" w:hAnsi="Times New Roman"/>
+                <w:b w:val="false"/>
+                <w:bCs w:val="false"/>
+                <w:sz w:val="20"/>
+                <w:szCs w:val="20"/>
+              </w:rPr>
+              <w:t xml:space="preserve">итоги не позднее 30 июня</w:t>
+            </w:r>
+          </w:p>
+        </w:tc>
+        <w:tc>
+          <w:tcPr>
+            <w:tcW w:type="dxa" w:w="4238"/>
+            <w:tcBorders>
+              <w:top w:val="single" w:color="808080" w:sz="4"/>
+              <w:left w:val="single" w:color="808080" w:sz="4"/>
+              <w:bottom w:val="single" w:color="808080" w:sz="4"/>
+              <w:right w:val="single" w:color="808080" w:sz="4"/>
+            </w:tcBorders>
+            <w:tcMar>
+              <w:top w:type="dxa" w:w="50"/>
+              <w:left w:type="dxa" w:w="90"/>
+              <w:bottom w:type="dxa" w:w="50"/>
+              <w:right w:type="dxa" w:w="90"/>
+            </w:tcMar>
+            <w:vAlign w:val="top"/>
+          </w:tcPr>
+          <w:p>
+            <w:pPr>
+              <w:spacing w:after="30" w:line="240"/>
+              <w:jc w:val="left"/>
+            </w:pPr>
+            <w:r>
+              <w:rPr>
+                <w:rFonts w:ascii="Times New Roman" w:cs="Times New Roman" w:eastAsia="Times New Roman" w:hAnsi="Times New Roman"/>
+                <w:b w:val="false"/>
+                <w:bCs w:val="false"/>
+                <w:sz w:val="20"/>
+                <w:szCs w:val="20"/>
               </w:rPr>
               <w:t xml:space="preserve">по плану, согласованному с родителями</w:t>
             </w:r>
@@ -3805,13 +3839,8 @@
     </w:tbl>
     <w:p>
       <w:pPr>
-        <w:spacing w:after="100"/>
-      </w:pPr>
-    </w:p>
-    <w:p>
-      <w:pPr>
-        <w:spacing w:after="100" w:before="0" w:line="300"/>
-        <w:ind w:left="0" w:firstLine="567"/>
+        <w:spacing w:after="100" w:before="80" w:line="264"/>
+        <w:ind w:firstLine="567"/>
         <w:jc w:val="both"/>
       </w:pPr>
       <w:r>
@@ -3820,14 +3849,13 @@
           <w:sz w:val="24"/>
           <w:szCs w:val="24"/>
         </w:rPr>
-        <w:t xml:space="preserve">Точные даты устанавливаются ежегодными приказами; расписание подготовки корректируется приказом по школе.</w:t>
-      </w:r>
-    </w:p>
-    <w:p>
-      <w:pPr>
-        <w:pStyle w:val="Heading1"/>
+        <w:t xml:space="preserve">Точные даты устанавливаются ежегодными приказами организаторов; расписание подготовки корректируется приказом по школе.</w:t>
+      </w:r>
+    </w:p>
+    <w:p>
+      <w:pPr>
         <w:keepNext/>
-        <w:spacing w:after="160" w:before="240"/>
+        <w:spacing w:after="120" w:before="240"/>
         <w:jc w:val="center"/>
       </w:pPr>
       <w:r>
@@ -3835,8 +3863,8 @@
           <w:rFonts w:ascii="Times New Roman" w:cs="Times New Roman" w:eastAsia="Times New Roman" w:hAnsi="Times New Roman"/>
           <w:b/>
           <w:bCs/>
-          <w:sz w:val="28"/>
-          <w:szCs w:val="28"/>
+          <w:sz w:val="26"/>
+          <w:szCs w:val="26"/>
         </w:rPr>
         <w:t xml:space="preserve">9. Методическое обеспечение</w:t>
       </w:r>
@@ -3848,7 +3876,7 @@
           <w:ilvl w:val="0"/>
           <w:numId w:val="2"/>
         </w:numPr>
-        <w:spacing w:after="60" w:line="288"/>
+        <w:spacing w:after="60" w:line="258"/>
         <w:jc w:val="both"/>
       </w:pPr>
       <w:r>
@@ -3857,7 +3885,7 @@
           <w:sz w:val="24"/>
           <w:szCs w:val="24"/>
         </w:rPr>
-        <w:t xml:space="preserve">Федеральная рабочая программа по ОБЗР (8–9 и 10–11 классы), учебники ОБЗР, материалы раздела «Ученикам» сайта (учебник НВП, ситуационные задачи, тренажёры).</w:t>
+        <w:t xml:space="preserve">Федеральные рабочие программы ОБЗР для основного и среднего общего образования, учебники ОБЗР, материалы раздела «Ученикам» сайта (учебник НВП, ситуационные задачи, тренажёры).</w:t>
       </w:r>
     </w:p>
     <w:p>
@@ -3867,7 +3895,7 @@
           <w:ilvl w:val="0"/>
           <w:numId w:val="2"/>
         </w:numPr>
-        <w:spacing w:after="60" w:line="288"/>
+        <w:spacing w:after="60" w:line="258"/>
         <w:jc w:val="both"/>
       </w:pPr>
       <w:r>
@@ -3876,7 +3904,7 @@
           <w:sz w:val="24"/>
           <w:szCs w:val="24"/>
         </w:rPr>
-        <w:t xml:space="preserve">Методические рекомендации по проведению школьного и муниципального этапов олимпиады по ОБЗР (федеральные), задания прошлых лет и разборы.</w:t>
+        <w:t xml:space="preserve">Порядок проведения ВсОШ и методические рекомендации ЦПМК по ОБЗР (школьный и муниципальный этапы), задания прошлых лет и разборы.</w:t>
       </w:r>
     </w:p>
     <w:p>
@@ -3886,7 +3914,7 @@
           <w:ilvl w:val="0"/>
           <w:numId w:val="2"/>
         </w:numPr>
-        <w:spacing w:after="60" w:line="288"/>
+        <w:spacing w:after="60" w:line="258"/>
         <w:jc w:val="both"/>
       </w:pPr>
       <w:r>
@@ -3895,7 +3923,7 @@
           <w:sz w:val="24"/>
           <w:szCs w:val="24"/>
         </w:rPr>
-        <w:t xml:space="preserve">Тренажёры и тесты на сайте, пробные туры, листы самооценки.</w:t>
+        <w:t xml:space="preserve">Документы страницы «Олимпиады»: Положение (кратко), Методические рекомендации, Расписание занятий, Пробный тур, презентация «Как готовиться к олимпиаде по ОБЗР».</w:t>
       </w:r>
     </w:p>
     <w:p>
@@ -3905,7 +3933,7 @@
           <w:ilvl w:val="0"/>
           <w:numId w:val="2"/>
         </w:numPr>
-        <w:spacing w:after="60" w:line="288"/>
+        <w:spacing w:after="60" w:line="258"/>
         <w:jc w:val="both"/>
       </w:pPr>
       <w:r>
@@ -3919,9 +3947,8 @@
     </w:p>
     <w:p>
       <w:pPr>
-        <w:pStyle w:val="Heading1"/>
         <w:keepNext/>
-        <w:spacing w:after="160" w:before="240"/>
+        <w:spacing w:after="120" w:before="240"/>
         <w:jc w:val="center"/>
       </w:pPr>
       <w:r>
@@ -3929,16 +3956,16 @@
           <w:rFonts w:ascii="Times New Roman" w:cs="Times New Roman" w:eastAsia="Times New Roman" w:hAnsi="Times New Roman"/>
           <w:b/>
           <w:bCs/>
-          <w:sz w:val="28"/>
-          <w:szCs w:val="28"/>
+          <w:sz w:val="26"/>
+          <w:szCs w:val="26"/>
         </w:rPr>
         <w:t xml:space="preserve">10. Безопасность</w:t>
       </w:r>
     </w:p>
     <w:p>
       <w:pPr>
-        <w:spacing w:after="100" w:before="0" w:line="300"/>
-        <w:ind w:left="0" w:firstLine="567"/>
+        <w:spacing w:after="100" w:before="0" w:line="264"/>
+        <w:ind w:firstLine="567"/>
         <w:jc w:val="both"/>
       </w:pPr>
       <w:r>
@@ -3947,24 +3974,18 @@
           <w:sz w:val="24"/>
           <w:szCs w:val="24"/>
         </w:rPr>
-        <w:t xml:space="preserve">Практические занятия проводятся после инструктажа и при наличии медицинского допуска. Применяются только учебные макеты, тренажёры и учебное оружие. Фото- и видеоматериалы публикуются с согласия родителей; на сайте не размещаются персональные данные обучающихся.</w:t>
+        <w:t xml:space="preserve">Практические занятия проводятся после инструктажа и при наличии медицинского допуска; форма одежды — спортивная, закрывающая локти и колени, обувь без металлических шипов. Применяются только учебные макеты, тренажёры и учебное оружие. Фото- и видеоматериалы публикуются с согласия родителей; на сайте не размещаются персональные данные обучающихся.</w:t>
       </w:r>
     </w:p>
     <w:sectPr>
-      <w:footerReference w:type="default" r:id="rId7"/>
-      <w:footerReference w:type="first" r:id="rId8"/>
+      <w:footerReference w:type="default" r:id="rId6"/>
       <w:pgSz w:w="11906" w:h="16838" w:orient="portrait"/>
       <w:pgMar w:top="1134" w:right="850" w:bottom="1134" w:left="1418" w:header="708" w:footer="500" w:gutter="0"/>
       <w:pgNumType/>
-      <w:titlePg/>
       <w:docGrid w:linePitch="360"/>
     </w:sectPr>
   </w:body>
 </w:document>
-</file>
-
-<file path=word/comments.xml><?xml version="1.0" encoding="utf-8"?>
-<w:comments xmlns:cx="http://schemas.microsoft.com/office/drawing/2014/chartex" xmlns:cx1="http://schemas.microsoft.com/office/drawing/2015/9/8/chartex" xmlns:cx2="http://schemas.microsoft.com/office/drawing/2015/10/21/chartex" xmlns:cx3="http://schemas.microsoft.com/office/drawing/2016/5/9/chartex" xmlns:cx4="http://schemas.microsoft.com/office/drawing/2016/5/10/chartex" xmlns:cx5="http://schemas.microsoft.com/office/drawing/2016/5/11/chartex" xmlns:cx6="http://schemas.microsoft.com/office/drawing/2016/5/12/chartex" xmlns:cx7="http://schemas.microsoft.com/office/drawing/2016/5/13/chartex" xmlns:cx8="http://schemas.microsoft.com/office/drawing/2016/5/14/chartex" xmlns:mc="http://schemas.openxmlformats.org/markup-compatibility/2006" xmlns:aink="http://schemas.microsoft.com/office/drawing/2016/ink" xmlns:am3d="http://schemas.microsoft.com/office/drawing/2017/model3d" xmlns:o="urn:schemas-microsoft-com:office:office" xmlns:r="http://schemas.openxmlformats.org/officeDocument/2006/relationships" xmlns:m="http://schemas.openxmlformats.org/officeDocument/2006/math" xmlns:v="urn:schemas-microsoft-com:vml" xmlns:wp14="http://schemas.microsoft.com/office/word/2010/wordprocessingDrawing" xmlns:wp="http://schemas.openxmlformats.org/drawingml/2006/wordprocessingDrawing" xmlns:w10="urn:schemas-microsoft-com:office:word" xmlns:w="http://schemas.openxmlformats.org/wordprocessingml/2006/main" xmlns:w14="http://schemas.microsoft.com/office/word/2010/wordml" xmlns:w15="http://schemas.microsoft.com/office/word/2012/wordml" xmlns:w16cex="http://schemas.microsoft.com/office/word/2018/wordml/cex" xmlns:w16cid="http://schemas.microsoft.com/office/word/2016/wordml/cid" xmlns:w16="http://schemas.microsoft.com/office/word/2018/wordml" xmlns:w16sdtdh="http://schemas.microsoft.com/office/word/2020/wordml/sdtdatahash" xmlns:w16se="http://schemas.microsoft.com/office/word/2015/wordml/symex" xmlns:wpg="http://schemas.microsoft.com/office/word/2010/wordprocessingGroup" xmlns:wpi="http://schemas.microsoft.com/office/word/2010/wordprocessingInk" xmlns:wne="http://schemas.microsoft.com/office/word/2006/wordml" xmlns:wps="http://schemas.microsoft.com/office/word/2010/wordprocessingShape"/>
 </file>
 
 <file path=word/endnotes.xml><?xml version="1.0" encoding="utf-8"?>
@@ -4020,7 +4041,7 @@
         <w:sz w:val="18"/>
         <w:szCs w:val="18"/>
       </w:rPr>
-      <w:t xml:space="preserve">Программа подготовки к олимпиаде по ОБЗР · 2026–2027  ·  </w:t>
+      <w:t xml:space="preserve">Программа подготовки к олимпиаде по ОБЗР · 2026–2027 · Стр. </w:t>
     </w:r>
     <w:r>
       <w:rPr>
@@ -4029,7 +4050,6 @@
         <w:sz w:val="18"/>
         <w:szCs w:val="18"/>
       </w:rPr>
-      <w:t xml:space="preserve">Стр. </w:t>
       <w:fldChar w:fldCharType="begin"/>
       <w:instrText xml:space="preserve">PAGE</w:instrText>
       <w:fldChar w:fldCharType="separate"/>
@@ -4039,12 +4059,6 @@
 </w:ftr>
 </file>
 
-<file path=word/footer2.xml><?xml version="1.0" encoding="utf-8"?>
-<w:ftr xmlns:wpc="http://schemas.microsoft.com/office/word/2010/wordprocessingCanvas" xmlns:mc="http://schemas.openxmlformats.org/markup-compatibility/2006" xmlns:o="urn:schemas-microsoft-com:office:office" xmlns:r="http://schemas.openxmlformats.org/officeDocument/2006/relationships" xmlns:m="http://schemas.openxmlformats.org/officeDocument/2006/math" xmlns:v="urn:schemas-microsoft-com:vml" xmlns:wp14="http://schemas.microsoft.com/office/word/2010/wordprocessingDrawing" xmlns:wp="http://schemas.openxmlformats.org/drawingml/2006/wordprocessingDrawing" xmlns:w10="urn:schemas-microsoft-com:office:word" xmlns:w="http://schemas.openxmlformats.org/wordprocessingml/2006/main" xmlns:w14="http://schemas.microsoft.com/office/word/2010/wordml" xmlns:w15="http://schemas.microsoft.com/office/word/2012/wordml" xmlns:wpg="http://schemas.microsoft.com/office/word/2010/wordprocessingGroup" xmlns:wpi="http://schemas.microsoft.com/office/word/2010/wordprocessingInk" xmlns:wne="http://schemas.microsoft.com/office/word/2006/wordml" xmlns:wps="http://schemas.microsoft.com/office/word/2010/wordprocessingShape">
-  <w:p/>
-</w:ftr>
-</file>
-
 <file path=word/footnotes.xml><?xml version="1.0" encoding="utf-8"?>
 <w:footnotes xmlns:wpc="http://schemas.microsoft.com/office/word/2010/wordprocessingCanvas" xmlns:mc="http://schemas.openxmlformats.org/markup-compatibility/2006" xmlns:o="urn:schemas-microsoft-com:office:office" xmlns:r="http://schemas.openxmlformats.org/officeDocument/2006/relationships" xmlns:m="http://schemas.openxmlformats.org/officeDocument/2006/math" xmlns:v="urn:schemas-microsoft-com:vml" xmlns:wp14="http://schemas.microsoft.com/office/word/2010/wordprocessingDrawing" xmlns:wp="http://schemas.openxmlformats.org/drawingml/2006/wordprocessingDrawing" xmlns:w10="urn:schemas-microsoft-com:office:word" xmlns:w="http://schemas.openxmlformats.org/wordprocessingml/2006/main" xmlns:w14="http://schemas.microsoft.com/office/word/2010/wordml" xmlns:w15="http://schemas.microsoft.com/office/word/2012/wordml" xmlns:wpg="http://schemas.microsoft.com/office/word/2010/wordprocessingGroup" xmlns:wpi="http://schemas.microsoft.com/office/word/2010/wordprocessingInk" xmlns:wne="http://schemas.microsoft.com/office/word/2006/wordml" xmlns:wps="http://schemas.microsoft.com/office/word/2010/wordprocessingShape" mc:Ignorable="w14 w15 wp14">
   <w:footnote w:type="separator" w:id="-1">
@@ -4086,7 +4100,7 @@
 <w:numbering xmlns:wpc="http://schemas.microsoft.com/office/word/2010/wordprocessingCanvas" xmlns:mc="http://schemas.openxmlformats.org/markup-compatibility/2006" xmlns:o="urn:schemas-microsoft-com:office:office" xmlns:r="http://schemas.openxmlformats.org/officeDocument/2006/relationships" xmlns:m="http://schemas.openxmlformats.org/officeDocument/2006/math" xmlns:v="urn:schemas-microsoft-com:vml" xmlns:wp14="http://schemas.microsoft.com/office/word/2010/wordprocessingDrawing" xmlns:wp="http://schemas.openxmlformats.org/drawingml/2006/wordprocessingDrawing" xmlns:w10="urn:schemas-microsoft-com:office:word" xmlns:w="http://schemas.openxmlformats.org/wordprocessingml/2006/main" xmlns:w14="http://schemas.microsoft.com/office/word/2010/wordml" xmlns:w15="http://schemas.microsoft.com/office/word/2012/wordml" xmlns:wpg="http://schemas.microsoft.com/office/word/2010/wordprocessingGroup" xmlns:wpi="http://schemas.microsoft.com/office/word/2010/wordprocessingInk" xmlns:wne="http://schemas.microsoft.com/office/word/2006/wordml" xmlns:wps="http://schemas.microsoft.com/office/word/2010/wordprocessingShape" mc:Ignorable="w14 w15 wp14">
   <w:abstractNum w:abstractNumId="1" w15:restartNumberingAfterBreak="0">
     <w:multiLevelType w:val="hybridMultilevel"/>
-    <w:lvl w:ilvl="0" w15:tentative="1">
+    <w:lvl w:ilvl="0" w:tentative="1">
       <w:start w:val="1"/>
       <w:numFmt w:val="bullet"/>
       <w:lvlText w:val="●"/>
@@ -4095,7 +4109,7 @@
         <w:ind w:left="720" w:hanging="360"/>
       </w:pPr>
     </w:lvl>
-    <w:lvl w:ilvl="1" w15:tentative="1">
+    <w:lvl w:ilvl="1" w:tentative="1">
       <w:start w:val="1"/>
       <w:numFmt w:val="bullet"/>
       <w:lvlText w:val="○"/>
@@ -4104,7 +4118,7 @@
         <w:ind w:left="1440" w:hanging="360"/>
       </w:pPr>
     </w:lvl>
-    <w:lvl w:ilvl="2" w15:tentative="1">
+    <w:lvl w:ilvl="2" w:tentative="1">
       <w:start w:val="1"/>
       <w:numFmt w:val="bullet"/>
       <w:lvlText w:val="■"/>
@@ -4113,7 +4127,7 @@
         <w:ind w:left="2160" w:hanging="360"/>
       </w:pPr>
     </w:lvl>
-    <w:lvl w:ilvl="3" w15:tentative="1">
+    <w:lvl w:ilvl="3" w:tentative="1">
       <w:start w:val="1"/>
       <w:numFmt w:val="bullet"/>
       <w:lvlText w:val="●"/>
@@ -4122,7 +4136,7 @@
         <w:ind w:left="2880" w:hanging="360"/>
       </w:pPr>
     </w:lvl>
-    <w:lvl w:ilvl="4" w15:tentative="1">
+    <w:lvl w:ilvl="4" w:tentative="1">
       <w:start w:val="1"/>
       <w:numFmt w:val="bullet"/>
       <w:lvlText w:val="○"/>
@@ -4131,7 +4145,7 @@
         <w:ind w:left="3600" w:hanging="360"/>
       </w:pPr>
     </w:lvl>
-    <w:lvl w:ilvl="5" w15:tentative="1">
+    <w:lvl w:ilvl="5" w:tentative="1">
       <w:start w:val="1"/>
       <w:numFmt w:val="bullet"/>
       <w:lvlText w:val="■"/>
@@ -4140,7 +4154,7 @@
         <w:ind w:left="4320" w:hanging="360"/>
       </w:pPr>
     </w:lvl>
-    <w:lvl w:ilvl="6" w15:tentative="1">
+    <w:lvl w:ilvl="6" w:tentative="1">
       <w:start w:val="1"/>
       <w:numFmt w:val="bullet"/>
       <w:lvlText w:val="●"/>
@@ -4149,7 +4163,7 @@
         <w:ind w:left="5040" w:hanging="360"/>
       </w:pPr>
     </w:lvl>
-    <w:lvl w:ilvl="7" w15:tentative="1">
+    <w:lvl w:ilvl="7" w:tentative="1">
       <w:start w:val="1"/>
       <w:numFmt w:val="bullet"/>
       <w:lvlText w:val="●"/>
@@ -4158,7 +4172,7 @@
         <w:ind w:left="5760" w:hanging="360"/>
       </w:pPr>
     </w:lvl>
-    <w:lvl w:ilvl="8" w15:tentative="1">
+    <w:lvl w:ilvl="8" w:tentative="1">
       <w:start w:val="1"/>
       <w:numFmt w:val="bullet"/>
       <w:lvlText w:val="●"/>
@@ -4170,13 +4184,13 @@
   </w:abstractNum>
   <w:abstractNum w:abstractNumId="2" w15:restartNumberingAfterBreak="0">
     <w:multiLevelType w:val="hybridMultilevel"/>
-    <w:lvl w:ilvl="0" w15:tentative="1">
+    <w:lvl w:ilvl="0" w:tentative="1">
       <w:start w:val="1"/>
       <w:numFmt w:val="bullet"/>
       <w:lvlText w:val="•"/>
       <w:lvlJc w:val="left"/>
       <w:pPr>
-        <w:ind w:left="794" w:hanging="284"/>
+        <w:ind w:left="850" w:hanging="283"/>
       </w:pPr>
     </w:lvl>
   </w:abstractNum>
@@ -4207,6 +4221,10 @@
     </w:rPrDefault>
     <w:pPrDefault/>
   </w:docDefaults>
+  <w:style w:type="paragraph" w:styleId="Normal" w:default="1">
+    <w:name w:val="Normal"/>
+    <w:qFormat/>
+  </w:style>
   <w:style w:type="paragraph" w:styleId="Title">
     <w:name w:val="Title"/>
     <w:basedOn w:val="Normal"/>
@@ -4378,58 +4396,295 @@
       <w:szCs w:val="20"/>
     </w:rPr>
   </w:style>
-  <w:style w:type="paragraph" w:styleId="Heading1">
-    <w:name w:val="Heading 1"/>
-    <w:basedOn w:val="Normal"/>
-    <w:next w:val="Normal"/>
-    <w:qFormat/>
-    <w:pPr>
-      <w:spacing w:after="160" w:before="240"/>
-      <w:outlineLvl w:val="0"/>
-    </w:pPr>
-    <w:rPr>
-      <w:rFonts w:ascii="Times New Roman" w:cs="Times New Roman" w:eastAsia="Times New Roman" w:hAnsi="Times New Roman"/>
-      <w:b/>
-      <w:bCs/>
-      <w:sz w:val="28"/>
-      <w:szCs w:val="28"/>
-    </w:rPr>
-  </w:style>
-  <w:style w:type="paragraph" w:styleId="Heading2">
-    <w:name w:val="Heading 2"/>
-    <w:basedOn w:val="Normal"/>
-    <w:next w:val="Normal"/>
-    <w:qFormat/>
-    <w:pPr>
-      <w:spacing w:after="100" w:before="200"/>
-      <w:outlineLvl w:val="1"/>
-    </w:pPr>
-    <w:rPr>
-      <w:rFonts w:ascii="Times New Roman" w:cs="Times New Roman" w:eastAsia="Times New Roman" w:hAnsi="Times New Roman"/>
-      <w:b/>
-      <w:bCs/>
-      <w:sz w:val="26"/>
-      <w:szCs w:val="26"/>
-    </w:rPr>
-  </w:style>
-  <w:style w:type="paragraph" w:styleId="Heading3">
-    <w:name w:val="Heading 3"/>
-    <w:basedOn w:val="Normal"/>
-    <w:next w:val="Normal"/>
-    <w:qFormat/>
-    <w:pPr>
-      <w:spacing w:after="80" w:before="140"/>
-      <w:outlineLvl w:val="2"/>
-    </w:pPr>
-    <w:rPr>
-      <w:rFonts w:ascii="Times New Roman" w:cs="Times New Roman" w:eastAsia="Times New Roman" w:hAnsi="Times New Roman"/>
-      <w:b/>
-      <w:bCs/>
-      <w:i/>
-      <w:iCs/>
-      <w:sz w:val="24"/>
-      <w:szCs w:val="24"/>
-    </w:rPr>
-  </w:style>
 </w:styles>
+</file>
+
+<file path=word/theme/theme1.xml><?xml version="1.0" encoding="utf-8"?>
+<a:theme xmlns:a="http://schemas.openxmlformats.org/drawingml/2006/main" name="Office Theme">
+  <a:themeElements>
+    <a:clrScheme name="Office">
+      <a:dk1>
+        <a:sysClr val="windowText" lastClr="000000"/>
+      </a:dk1>
+      <a:lt1>
+        <a:sysClr val="window" lastClr="FFFFFF"/>
+      </a:lt1>
+      <a:dk2>
+        <a:srgbClr val="44546A"/>
+      </a:dk2>
+      <a:lt2>
+        <a:srgbClr val="E7E6E6"/>
+      </a:lt2>
+      <a:accent1>
+        <a:srgbClr val="4472C4"/>
+      </a:accent1>
+      <a:accent2>
+        <a:srgbClr val="ED7D31"/>
+      </a:accent2>
+      <a:accent3>
+        <a:srgbClr val="A5A5A5"/>
+      </a:accent3>
+      <a:accent4>
+        <a:srgbClr val="FFC000"/>
+      </a:accent4>
+      <a:accent5>
+        <a:srgbClr val="5B9BD5"/>
+      </a:accent5>
+      <a:accent6>
+        <a:srgbClr val="70AD47"/>
+      </a:accent6>
+      <a:hlink>
+        <a:srgbClr val="0563C1"/>
+      </a:hlink>
+      <a:folHlink>
+        <a:srgbClr val="954F72"/>
+      </a:folHlink>
+    </a:clrScheme>
+    <a:fontScheme name="Office">
+      <a:majorFont>
+        <a:latin typeface="Calibri Light" panose="020F0302020204030204"/>
+        <a:ea typeface=""/>
+        <a:cs typeface=""/>
+        <a:font script="Jpan" typeface="游ゴシック Light"/>
+        <a:font script="Hang" typeface="맑은 고딕"/>
+        <a:font script="Hans" typeface="等线 Light"/>
+        <a:font script="Hant" typeface="新細明體"/>
+        <a:font script="Arab" typeface="Times New Roman"/>
+        <a:font script="Hebr" typeface="Times New Roman"/>
+        <a:font script="Thai" typeface="Angsana New"/>
+        <a:font script="Ethi" typeface="Nyala"/>
+        <a:font script="Beng" typeface="Vrinda"/>
+        <a:font script="Gujr" typeface="Shruti"/>
+        <a:font script="Khmr" typeface="MoolBoran"/>
+        <a:font script="Knda" typeface="Tunga"/>
+        <a:font script="Guru" typeface="Raavi"/>
+        <a:font script="Cans" typeface="Euphemia"/>
+        <a:font script="Cher" typeface="Plantagenet Cherokee"/>
+        <a:font script="Yiii" typeface="Microsoft Yi Baiti"/>
+        <a:font script="Tibt" typeface="Microsoft Himalaya"/>
+        <a:font script="Thaa" typeface="MV Boli"/>
+        <a:font script="Deva" typeface="Mangal"/>
+        <a:font script="Telu" typeface="Gautami"/>
+        <a:font script="Taml" typeface="Latha"/>
+        <a:font script="Syrc" typeface="Estrangelo Edessa"/>
+        <a:font script="Orya" typeface="Kalinga"/>
+        <a:font script="Mlym" typeface="Kartika"/>
+        <a:font script="Laoo" typeface="DokChampa"/>
+        <a:font script="Sinh" typeface="Iskoola Pota"/>
+        <a:font script="Mong" typeface="Mongolian Baiti"/>
+        <a:font script="Viet" typeface="Times New Roman"/>
+        <a:font script="Uigh" typeface="Microsoft Uighur"/>
+        <a:font script="Geor" typeface="Sylfaen"/>
+        <a:font script="Armn" typeface="Arial"/>
+        <a:font script="Bugi" typeface="Leelawadee UI"/>
+        <a:font script="Bopo" typeface="Microsoft JhengHei"/>
+        <a:font script="Java" typeface="Javanese Text"/>
+        <a:font script="Lisu" typeface="Segoe UI"/>
+        <a:font script="Mymr" typeface="Myanmar Text"/>
+        <a:font script="Nkoo" typeface="Ebrima"/>
+        <a:font script="Olck" typeface="Nirmala UI"/>
+        <a:font script="Osma" typeface="Ebrima"/>
+        <a:font script="Phag" typeface="Phagspa"/>
+        <a:font script="Syrn" typeface="Estrangelo Edessa"/>
+        <a:font script="Syrj" typeface="Estrangelo Edessa"/>
+        <a:font script="Syre" typeface="Estrangelo Edessa"/>
+        <a:font script="Sora" typeface="Nirmala UI"/>
+        <a:font script="Tale" typeface="Microsoft Tai Le"/>
+        <a:font script="Talu" typeface="Microsoft New Tai Lue"/>
+        <a:font script="Tfng" typeface="Ebrima"/>
+      </a:majorFont>
+      <a:minorFont>
+        <a:latin typeface="Calibri" panose="020F0502020204030204"/>
+        <a:ea typeface=""/>
+        <a:cs typeface=""/>
+        <a:font script="Jpan" typeface="游明朝"/>
+        <a:font script="Hang" typeface="맑은 고딕"/>
+        <a:font script="Hans" typeface="等线"/>
+        <a:font script="Hant" typeface="新細明體"/>
+        <a:font script="Arab" typeface="Arial"/>
+        <a:font script="Hebr" typeface="Arial"/>
+        <a:font script="Thai" typeface="Cordia New"/>
+        <a:font script="Ethi" typeface="Nyala"/>
+        <a:font script="Beng" typeface="Vrinda"/>
+        <a:font script="Gujr" typeface="Shruti"/>
+        <a:font script="Khmr" typeface="DaunPenh"/>
+        <a:font script="Knda" typeface="Tunga"/>
+        <a:font script="Guru" typeface="Raavi"/>
+        <a:font script="Cans" typeface="Euphemia"/>
+        <a:font script="Cher" typeface="Plantagenet Cherokee"/>
+        <a:font script="Yiii" typeface="Microsoft Yi Baiti"/>
+        <a:font script="Tibt" typeface="Microsoft Himalaya"/>
+        <a:font script="Thaa" typeface="MV Boli"/>
+        <a:font script="Deva" typeface="Mangal"/>
+        <a:font script="Telu" typeface="Gautami"/>
+        <a:font script="Taml" typeface="Latha"/>
+        <a:font script="Syrc" typeface="Estrangelo Edessa"/>
+        <a:font script="Orya" typeface="Kalinga"/>
+        <a:font script="Mlym" typeface="Kartika"/>
+        <a:font script="Laoo" typeface="DokChampa"/>
+        <a:font script="Sinh" typeface="Iskoola Pota"/>
+        <a:font script="Mong" typeface="Mongolian Baiti"/>
+        <a:font script="Viet" typeface="Arial"/>
+        <a:font script="Uigh" typeface="Microsoft Uighur"/>
+        <a:font script="Geor" typeface="Sylfaen"/>
+        <a:font script="Armn" typeface="Arial"/>
+        <a:font script="Bugi" typeface="Leelawadee UI"/>
+        <a:font script="Bopo" typeface="Microsoft JhengHei"/>
+        <a:font script="Java" typeface="Javanese Text"/>
+        <a:font script="Lisu" typeface="Segoe UI"/>
+        <a:font script="Mymr" typeface="Myanmar Text"/>
+        <a:font script="Nkoo" typeface="Ebrima"/>
+        <a:font script="Olck" typeface="Nirmala UI"/>
+        <a:font script="Osma" typeface="Ebrima"/>
+        <a:font script="Phag" typeface="Phagspa"/>
+        <a:font script="Syrn" typeface="Estrangelo Edessa"/>
+        <a:font script="Syrj" typeface="Estrangelo Edessa"/>
+        <a:font script="Syre" typeface="Estrangelo Edessa"/>
+        <a:font script="Sora" typeface="Nirmala UI"/>
+        <a:font script="Tale" typeface="Microsoft Tai Le"/>
+        <a:font script="Talu" typeface="Microsoft New Tai Lue"/>
+        <a:font script="Tfng" typeface="Ebrima"/>
+      </a:minorFont>
+    </a:fontScheme>
+    <a:fmtScheme name="Office">
+      <a:fillStyleLst>
+        <a:solidFill>
+          <a:schemeClr val="phClr"/>
+        </a:solidFill>
+        <a:gradFill rotWithShape="true">
+          <a:gsLst>
+            <a:gs pos="0">
+              <a:schemeClr val="phClr">
+                <a:lumMod val="110000"/>
+                <a:satMod val="105000"/>
+                <a:tint val="67000"/>
+              </a:schemeClr>
+            </a:gs>
+            <a:gs pos="50000">
+              <a:schemeClr val="phClr">
+                <a:lumMod val="105000"/>
+                <a:satMod val="103000"/>
+                <a:tint val="73000"/>
+              </a:schemeClr>
+            </a:gs>
+            <a:gs pos="100000">
+              <a:schemeClr val="phClr">
+                <a:lumMod val="105000"/>
+                <a:satMod val="109000"/>
+                <a:tint val="81000"/>
+              </a:schemeClr>
+            </a:gs>
+          </a:gsLst>
+          <a:lin ang="5400000" scaled="false"/>
+        </a:gradFill>
+        <a:gradFill rotWithShape="true">
+          <a:gsLst>
+            <a:gs pos="0">
+              <a:schemeClr val="phClr">
+                <a:satMod val="103000"/>
+                <a:lumMod val="102000"/>
+                <a:tint val="94000"/>
+              </a:schemeClr>
+            </a:gs>
+            <a:gs pos="50000">
+              <a:schemeClr val="phClr">
+                <a:satMod val="110000"/>
+                <a:lumMod val="100000"/>
+                <a:shade val="100000"/>
+              </a:schemeClr>
+            </a:gs>
+            <a:gs pos="100000">
+              <a:schemeClr val="phClr">
+                <a:lumMod val="99000"/>
+                <a:satMod val="120000"/>
+                <a:shade val="78000"/>
+              </a:schemeClr>
+            </a:gs>
+          </a:gsLst>
+          <a:lin ang="5400000" scaled="false"/>
+        </a:gradFill>
+      </a:fillStyleLst>
+      <a:lnStyleLst>
+        <a:ln w="6350" cap="flat" cmpd="sng" algn="ctr">
+          <a:solidFill>
+            <a:schemeClr val="phClr"/>
+          </a:solidFill>
+          <a:prstDash val="solid"/>
+          <a:miter lim="800000"/>
+        </a:ln>
+        <a:ln w="12700" cap="flat" cmpd="sng" algn="ctr">
+          <a:solidFill>
+            <a:schemeClr val="phClr"/>
+          </a:solidFill>
+          <a:prstDash val="solid"/>
+          <a:miter lim="800000"/>
+        </a:ln>
+        <a:ln w="19050" cap="flat" cmpd="sng" algn="ctr">
+          <a:solidFill>
+            <a:schemeClr val="phClr"/>
+          </a:solidFill>
+          <a:prstDash val="solid"/>
+          <a:miter lim="800000"/>
+        </a:ln>
+      </a:lnStyleLst>
+      <a:effectStyleLst>
+        <a:effectStyle>
+          <a:effectLst/>
+        </a:effectStyle>
+        <a:effectStyle>
+          <a:effectLst/>
+        </a:effectStyle>
+        <a:effectStyle>
+          <a:effectLst>
+            <a:outerShdw blurRad="57150" dist="19050" dir="5400000" algn="ctr" rotWithShape="false">
+              <a:srgbClr val="000000">
+                <a:alpha val="63000"/>
+              </a:srgbClr>
+            </a:outerShdw>
+          </a:effectLst>
+        </a:effectStyle>
+      </a:effectStyleLst>
+      <a:bgFillStyleLst>
+        <a:solidFill>
+          <a:schemeClr val="phClr"/>
+        </a:solidFill>
+        <a:solidFill>
+          <a:schemeClr val="phClr">
+            <a:tint val="95000"/>
+            <a:satMod val="170000"/>
+          </a:schemeClr>
+        </a:solidFill>
+        <a:gradFill rotWithShape="true">
+          <a:gsLst>
+            <a:gs pos="0">
+              <a:schemeClr val="phClr">
+                <a:tint val="93000"/>
+                <a:satMod val="150000"/>
+                <a:shade val="98000"/>
+                <a:lumMod val="102000"/>
+              </a:schemeClr>
+            </a:gs>
+            <a:gs pos="50000">
+              <a:schemeClr val="phClr">
+                <a:tint val="98000"/>
+                <a:satMod val="130000"/>
+                <a:shade val="90000"/>
+                <a:lumMod val="103000"/>
+              </a:schemeClr>
+            </a:gs>
+            <a:gs pos="100000">
+              <a:schemeClr val="phClr">
+                <a:shade val="63000"/>
+                <a:satMod val="120000"/>
+              </a:schemeClr>
+            </a:gs>
+          </a:gsLst>
+          <a:lin ang="5400000" scaled="false"/>
+        </a:gradFill>
+      </a:bgFillStyleLst>
+    </a:fmtScheme>
+  </a:themeElements>
+  <a:objectDefaults/>
+  <a:extraClrSchemeLst/>
+</a:theme>
 </file>